--- a/analyse/Regles_Monitoring_METIER.docx
+++ b/analyse/Regles_Monitoring_METIER.docx
@@ -370,6 +370,72 @@
                 <w:sz w:val="19"/>
                 <w:szCs w:val="19"/>
               </w:rPr>
+              <w:t xml:space="preserve">Niveau de preuve</w:t>
+            </w:r>
+          </w:p>
+        </w:tc>
+        <w:tc>
+          <w:tcPr>
+            <w:tcW w:type="dxa" w:w="7238"/>
+            <w:tcBorders>
+              <w:top w:val="single" w:color="D3DCD8" w:sz="4"/>
+              <w:left w:val="single" w:color="D3DCD8" w:sz="4"/>
+              <w:bottom w:val="single" w:color="D3DCD8" w:sz="4"/>
+              <w:right w:val="single" w:color="D3DCD8" w:sz="4"/>
+            </w:tcBorders>
+            <w:tcMar>
+              <w:top w:type="dxa" w:w="80"/>
+              <w:left w:type="dxa" w:w="120"/>
+              <w:bottom w:type="dxa" w:w="80"/>
+              <w:right w:type="dxa" w:w="120"/>
+            </w:tcMar>
+          </w:tcPr>
+          <w:p>
+            <w:pPr>
+              <w:spacing w:after="0" w:line="252"/>
+            </w:pPr>
+            <w:r>
+              <w:rPr>
+                <w:rFonts w:ascii="Arial" w:cs="Arial" w:eastAsia="Arial" w:hAnsi="Arial"/>
+                <w:color w:val="3C4A45"/>
+                <w:sz w:val="19"/>
+                <w:szCs w:val="19"/>
+              </w:rPr>
+              <w:t xml:space="preserve">Chaque règle indique sur quoi elle repose. « Vérifié en base » : confirmé par une requête sur l’entrepôt. « Lu dans le code » : constaté directement dans la chaîne de production. « Déduit — non testé » : déduction de lecture, à confirmer avant d’en tirer une décision.</w:t>
+            </w:r>
+          </w:p>
+        </w:tc>
+      </w:tr>
+      <w:tr>
+        <w:tc>
+          <w:tcPr>
+            <w:tcW w:type="dxa" w:w="2400"/>
+            <w:tcBorders>
+              <w:top w:val="single" w:color="D3DCD8" w:sz="4"/>
+              <w:left w:val="single" w:color="D3DCD8" w:sz="4"/>
+              <w:bottom w:val="single" w:color="D3DCD8" w:sz="4"/>
+              <w:right w:val="single" w:color="D3DCD8" w:sz="4"/>
+            </w:tcBorders>
+            <w:tcMar>
+              <w:top w:type="dxa" w:w="80"/>
+              <w:left w:type="dxa" w:w="120"/>
+              <w:bottom w:type="dxa" w:w="80"/>
+              <w:right w:type="dxa" w:w="120"/>
+            </w:tcMar>
+          </w:tcPr>
+          <w:p>
+            <w:pPr>
+              <w:spacing w:after="0" w:line="252"/>
+            </w:pPr>
+            <w:r>
+              <w:rPr>
+                <w:rFonts w:ascii="Arial" w:cs="Arial" w:eastAsia="Arial" w:hAnsi="Arial"/>
+                <w:b/>
+                <w:bCs/>
+                <w:color w:val="16211D"/>
+                <w:sz w:val="19"/>
+                <w:szCs w:val="19"/>
+              </w:rPr>
               <w:t xml:space="preserve">Portée</w:t>
             </w:r>
           </w:p>
@@ -878,6 +944,77 @@
                 <w:sz w:val="16"/>
                 <w:szCs w:val="16"/>
               </w:rPr>
+              <w:t xml:space="preserve">Niveau de preuve</w:t>
+            </w:r>
+          </w:p>
+        </w:tc>
+        <w:tc>
+          <w:tcPr>
+            <w:tcW w:type="dxa" w:w="7538"/>
+            <w:tcBorders>
+              <w:top w:val="single" w:color="D3DCD8" w:sz="4"/>
+              <w:left w:val="single" w:color="D3DCD8" w:sz="4"/>
+              <w:bottom w:val="single" w:color="D3DCD8" w:sz="4"/>
+              <w:right w:val="single" w:color="D3DCD8" w:sz="4"/>
+            </w:tcBorders>
+            <w:tcMar>
+              <w:top w:type="dxa" w:w="80"/>
+              <w:left w:type="dxa" w:w="120"/>
+              <w:bottom w:type="dxa" w:w="80"/>
+              <w:right w:type="dxa" w:w="120"/>
+            </w:tcMar>
+          </w:tcPr>
+          <w:p>
+            <w:pPr>
+              <w:spacing w:after="0" w:line="252"/>
+            </w:pPr>
+            <w:r>
+              <w:rPr>
+                <w:rFonts w:ascii="Arial" w:cs="Arial" w:eastAsia="Arial" w:hAnsi="Arial"/>
+                <w:b/>
+                <w:bCs/>
+                <w:color w:val="0D7A63"/>
+                <w:sz w:val="17"/>
+                <w:szCs w:val="17"/>
+              </w:rPr>
+              <w:t xml:space="preserve">Vérifié en base</w:t>
+            </w:r>
+          </w:p>
+        </w:tc>
+      </w:tr>
+      <w:tr>
+        <w:tc>
+          <w:tcPr>
+            <w:tcW w:type="dxa" w:w="2100"/>
+            <w:tcBorders>
+              <w:top w:val="single" w:color="D3DCD8" w:sz="4"/>
+              <w:left w:val="single" w:color="D3DCD8" w:sz="4"/>
+              <w:bottom w:val="single" w:color="D3DCD8" w:sz="4"/>
+              <w:right w:val="single" w:color="D3DCD8" w:sz="4"/>
+            </w:tcBorders>
+            <w:shd w:fill="EDF2F0" w:color="auto" w:val="clear"/>
+            <w:tcMar>
+              <w:top w:type="dxa" w:w="80"/>
+              <w:left w:type="dxa" w:w="120"/>
+              <w:bottom w:type="dxa" w:w="80"/>
+              <w:right w:type="dxa" w:w="120"/>
+            </w:tcMar>
+          </w:tcPr>
+          <w:p>
+            <w:pPr>
+              <w:spacing w:after="0" w:line="252"/>
+            </w:pPr>
+            <w:r>
+              <w:rPr>
+                <w:rFonts w:ascii="Arial" w:cs="Arial" w:eastAsia="Arial" w:hAnsi="Arial"/>
+                <w:b/>
+                <w:bCs/>
+                <w:caps/>
+                <w:color w:val="6B7A74"/>
+                <w:spacing w:val="14"/>
+                <w:sz w:val="16"/>
+                <w:szCs w:val="16"/>
+              </w:rPr>
               <w:t xml:space="preserve">Signification</w:t>
             </w:r>
           </w:p>
@@ -1237,6 +1374,77 @@
                 <w:sz w:val="16"/>
                 <w:szCs w:val="16"/>
               </w:rPr>
+              <w:t xml:space="preserve">Niveau de preuve</w:t>
+            </w:r>
+          </w:p>
+        </w:tc>
+        <w:tc>
+          <w:tcPr>
+            <w:tcW w:type="dxa" w:w="7538"/>
+            <w:tcBorders>
+              <w:top w:val="single" w:color="D3DCD8" w:sz="4"/>
+              <w:left w:val="single" w:color="D3DCD8" w:sz="4"/>
+              <w:bottom w:val="single" w:color="D3DCD8" w:sz="4"/>
+              <w:right w:val="single" w:color="D3DCD8" w:sz="4"/>
+            </w:tcBorders>
+            <w:tcMar>
+              <w:top w:type="dxa" w:w="80"/>
+              <w:left w:type="dxa" w:w="120"/>
+              <w:bottom w:type="dxa" w:w="80"/>
+              <w:right w:type="dxa" w:w="120"/>
+            </w:tcMar>
+          </w:tcPr>
+          <w:p>
+            <w:pPr>
+              <w:spacing w:after="0" w:line="252"/>
+            </w:pPr>
+            <w:r>
+              <w:rPr>
+                <w:rFonts w:ascii="Arial" w:cs="Arial" w:eastAsia="Arial" w:hAnsi="Arial"/>
+                <w:b/>
+                <w:bCs/>
+                <w:color w:val="6B7A74"/>
+                <w:sz w:val="17"/>
+                <w:szCs w:val="17"/>
+              </w:rPr>
+              <w:t xml:space="preserve">Lu dans le code</w:t>
+            </w:r>
+          </w:p>
+        </w:tc>
+      </w:tr>
+      <w:tr>
+        <w:tc>
+          <w:tcPr>
+            <w:tcW w:type="dxa" w:w="2100"/>
+            <w:tcBorders>
+              <w:top w:val="single" w:color="D3DCD8" w:sz="4"/>
+              <w:left w:val="single" w:color="D3DCD8" w:sz="4"/>
+              <w:bottom w:val="single" w:color="D3DCD8" w:sz="4"/>
+              <w:right w:val="single" w:color="D3DCD8" w:sz="4"/>
+            </w:tcBorders>
+            <w:shd w:fill="EDF2F0" w:color="auto" w:val="clear"/>
+            <w:tcMar>
+              <w:top w:type="dxa" w:w="80"/>
+              <w:left w:type="dxa" w:w="120"/>
+              <w:bottom w:type="dxa" w:w="80"/>
+              <w:right w:type="dxa" w:w="120"/>
+            </w:tcMar>
+          </w:tcPr>
+          <w:p>
+            <w:pPr>
+              <w:spacing w:after="0" w:line="252"/>
+            </w:pPr>
+            <w:r>
+              <w:rPr>
+                <w:rFonts w:ascii="Arial" w:cs="Arial" w:eastAsia="Arial" w:hAnsi="Arial"/>
+                <w:b/>
+                <w:bCs/>
+                <w:caps/>
+                <w:color w:val="6B7A74"/>
+                <w:spacing w:val="14"/>
+                <w:sz w:val="16"/>
+                <w:szCs w:val="16"/>
+              </w:rPr>
               <w:t xml:space="preserve">Signification</w:t>
             </w:r>
           </w:p>
@@ -1596,6 +1804,77 @@
                 <w:sz w:val="16"/>
                 <w:szCs w:val="16"/>
               </w:rPr>
+              <w:t xml:space="preserve">Niveau de preuve</w:t>
+            </w:r>
+          </w:p>
+        </w:tc>
+        <w:tc>
+          <w:tcPr>
+            <w:tcW w:type="dxa" w:w="7538"/>
+            <w:tcBorders>
+              <w:top w:val="single" w:color="D3DCD8" w:sz="4"/>
+              <w:left w:val="single" w:color="D3DCD8" w:sz="4"/>
+              <w:bottom w:val="single" w:color="D3DCD8" w:sz="4"/>
+              <w:right w:val="single" w:color="D3DCD8" w:sz="4"/>
+            </w:tcBorders>
+            <w:tcMar>
+              <w:top w:type="dxa" w:w="80"/>
+              <w:left w:type="dxa" w:w="120"/>
+              <w:bottom w:type="dxa" w:w="80"/>
+              <w:right w:type="dxa" w:w="120"/>
+            </w:tcMar>
+          </w:tcPr>
+          <w:p>
+            <w:pPr>
+              <w:spacing w:after="0" w:line="252"/>
+            </w:pPr>
+            <w:r>
+              <w:rPr>
+                <w:rFonts w:ascii="Arial" w:cs="Arial" w:eastAsia="Arial" w:hAnsi="Arial"/>
+                <w:b/>
+                <w:bCs/>
+                <w:color w:val="6B7A74"/>
+                <w:sz w:val="17"/>
+                <w:szCs w:val="17"/>
+              </w:rPr>
+              <w:t xml:space="preserve">Lu dans le code</w:t>
+            </w:r>
+          </w:p>
+        </w:tc>
+      </w:tr>
+      <w:tr>
+        <w:tc>
+          <w:tcPr>
+            <w:tcW w:type="dxa" w:w="2100"/>
+            <w:tcBorders>
+              <w:top w:val="single" w:color="D3DCD8" w:sz="4"/>
+              <w:left w:val="single" w:color="D3DCD8" w:sz="4"/>
+              <w:bottom w:val="single" w:color="D3DCD8" w:sz="4"/>
+              <w:right w:val="single" w:color="D3DCD8" w:sz="4"/>
+            </w:tcBorders>
+            <w:shd w:fill="EDF2F0" w:color="auto" w:val="clear"/>
+            <w:tcMar>
+              <w:top w:type="dxa" w:w="80"/>
+              <w:left w:type="dxa" w:w="120"/>
+              <w:bottom w:type="dxa" w:w="80"/>
+              <w:right w:type="dxa" w:w="120"/>
+            </w:tcMar>
+          </w:tcPr>
+          <w:p>
+            <w:pPr>
+              <w:spacing w:after="0" w:line="252"/>
+            </w:pPr>
+            <w:r>
+              <w:rPr>
+                <w:rFonts w:ascii="Arial" w:cs="Arial" w:eastAsia="Arial" w:hAnsi="Arial"/>
+                <w:b/>
+                <w:bCs/>
+                <w:caps/>
+                <w:color w:val="6B7A74"/>
+                <w:spacing w:val="14"/>
+                <w:sz w:val="16"/>
+                <w:szCs w:val="16"/>
+              </w:rPr>
               <w:t xml:space="preserve">Signification</w:t>
             </w:r>
           </w:p>
@@ -1955,6 +2234,77 @@
                 <w:sz w:val="16"/>
                 <w:szCs w:val="16"/>
               </w:rPr>
+              <w:t xml:space="preserve">Niveau de preuve</w:t>
+            </w:r>
+          </w:p>
+        </w:tc>
+        <w:tc>
+          <w:tcPr>
+            <w:tcW w:type="dxa" w:w="7538"/>
+            <w:tcBorders>
+              <w:top w:val="single" w:color="D3DCD8" w:sz="4"/>
+              <w:left w:val="single" w:color="D3DCD8" w:sz="4"/>
+              <w:bottom w:val="single" w:color="D3DCD8" w:sz="4"/>
+              <w:right w:val="single" w:color="D3DCD8" w:sz="4"/>
+            </w:tcBorders>
+            <w:tcMar>
+              <w:top w:type="dxa" w:w="80"/>
+              <w:left w:type="dxa" w:w="120"/>
+              <w:bottom w:type="dxa" w:w="80"/>
+              <w:right w:type="dxa" w:w="120"/>
+            </w:tcMar>
+          </w:tcPr>
+          <w:p>
+            <w:pPr>
+              <w:spacing w:after="0" w:line="252"/>
+            </w:pPr>
+            <w:r>
+              <w:rPr>
+                <w:rFonts w:ascii="Arial" w:cs="Arial" w:eastAsia="Arial" w:hAnsi="Arial"/>
+                <w:b/>
+                <w:bCs/>
+                <w:color w:val="6B7A74"/>
+                <w:sz w:val="17"/>
+                <w:szCs w:val="17"/>
+              </w:rPr>
+              <w:t xml:space="preserve">Lu dans le code</w:t>
+            </w:r>
+          </w:p>
+        </w:tc>
+      </w:tr>
+      <w:tr>
+        <w:tc>
+          <w:tcPr>
+            <w:tcW w:type="dxa" w:w="2100"/>
+            <w:tcBorders>
+              <w:top w:val="single" w:color="D3DCD8" w:sz="4"/>
+              <w:left w:val="single" w:color="D3DCD8" w:sz="4"/>
+              <w:bottom w:val="single" w:color="D3DCD8" w:sz="4"/>
+              <w:right w:val="single" w:color="D3DCD8" w:sz="4"/>
+            </w:tcBorders>
+            <w:shd w:fill="EDF2F0" w:color="auto" w:val="clear"/>
+            <w:tcMar>
+              <w:top w:type="dxa" w:w="80"/>
+              <w:left w:type="dxa" w:w="120"/>
+              <w:bottom w:type="dxa" w:w="80"/>
+              <w:right w:type="dxa" w:w="120"/>
+            </w:tcMar>
+          </w:tcPr>
+          <w:p>
+            <w:pPr>
+              <w:spacing w:after="0" w:line="252"/>
+            </w:pPr>
+            <w:r>
+              <w:rPr>
+                <w:rFonts w:ascii="Arial" w:cs="Arial" w:eastAsia="Arial" w:hAnsi="Arial"/>
+                <w:b/>
+                <w:bCs/>
+                <w:caps/>
+                <w:color w:val="6B7A74"/>
+                <w:spacing w:val="14"/>
+                <w:sz w:val="16"/>
+                <w:szCs w:val="16"/>
+              </w:rPr>
               <w:t xml:space="preserve">Signification</w:t>
             </w:r>
           </w:p>
@@ -2314,6 +2664,77 @@
                 <w:sz w:val="16"/>
                 <w:szCs w:val="16"/>
               </w:rPr>
+              <w:t xml:space="preserve">Niveau de preuve</w:t>
+            </w:r>
+          </w:p>
+        </w:tc>
+        <w:tc>
+          <w:tcPr>
+            <w:tcW w:type="dxa" w:w="7538"/>
+            <w:tcBorders>
+              <w:top w:val="single" w:color="D3DCD8" w:sz="4"/>
+              <w:left w:val="single" w:color="D3DCD8" w:sz="4"/>
+              <w:bottom w:val="single" w:color="D3DCD8" w:sz="4"/>
+              <w:right w:val="single" w:color="D3DCD8" w:sz="4"/>
+            </w:tcBorders>
+            <w:tcMar>
+              <w:top w:type="dxa" w:w="80"/>
+              <w:left w:type="dxa" w:w="120"/>
+              <w:bottom w:type="dxa" w:w="80"/>
+              <w:right w:type="dxa" w:w="120"/>
+            </w:tcMar>
+          </w:tcPr>
+          <w:p>
+            <w:pPr>
+              <w:spacing w:after="0" w:line="252"/>
+            </w:pPr>
+            <w:r>
+              <w:rPr>
+                <w:rFonts w:ascii="Arial" w:cs="Arial" w:eastAsia="Arial" w:hAnsi="Arial"/>
+                <w:b/>
+                <w:bCs/>
+                <w:color w:val="6B7A74"/>
+                <w:sz w:val="17"/>
+                <w:szCs w:val="17"/>
+              </w:rPr>
+              <w:t xml:space="preserve">Lu dans le code</w:t>
+            </w:r>
+          </w:p>
+        </w:tc>
+      </w:tr>
+      <w:tr>
+        <w:tc>
+          <w:tcPr>
+            <w:tcW w:type="dxa" w:w="2100"/>
+            <w:tcBorders>
+              <w:top w:val="single" w:color="D3DCD8" w:sz="4"/>
+              <w:left w:val="single" w:color="D3DCD8" w:sz="4"/>
+              <w:bottom w:val="single" w:color="D3DCD8" w:sz="4"/>
+              <w:right w:val="single" w:color="D3DCD8" w:sz="4"/>
+            </w:tcBorders>
+            <w:shd w:fill="EDF2F0" w:color="auto" w:val="clear"/>
+            <w:tcMar>
+              <w:top w:type="dxa" w:w="80"/>
+              <w:left w:type="dxa" w:w="120"/>
+              <w:bottom w:type="dxa" w:w="80"/>
+              <w:right w:type="dxa" w:w="120"/>
+            </w:tcMar>
+          </w:tcPr>
+          <w:p>
+            <w:pPr>
+              <w:spacing w:after="0" w:line="252"/>
+            </w:pPr>
+            <w:r>
+              <w:rPr>
+                <w:rFonts w:ascii="Arial" w:cs="Arial" w:eastAsia="Arial" w:hAnsi="Arial"/>
+                <w:b/>
+                <w:bCs/>
+                <w:caps/>
+                <w:color w:val="6B7A74"/>
+                <w:spacing w:val="14"/>
+                <w:sz w:val="16"/>
+                <w:szCs w:val="16"/>
+              </w:rPr>
               <w:t xml:space="preserve">Signification</w:t>
             </w:r>
           </w:p>
@@ -2673,6 +3094,77 @@
                 <w:sz w:val="16"/>
                 <w:szCs w:val="16"/>
               </w:rPr>
+              <w:t xml:space="preserve">Niveau de preuve</w:t>
+            </w:r>
+          </w:p>
+        </w:tc>
+        <w:tc>
+          <w:tcPr>
+            <w:tcW w:type="dxa" w:w="7538"/>
+            <w:tcBorders>
+              <w:top w:val="single" w:color="D3DCD8" w:sz="4"/>
+              <w:left w:val="single" w:color="D3DCD8" w:sz="4"/>
+              <w:bottom w:val="single" w:color="D3DCD8" w:sz="4"/>
+              <w:right w:val="single" w:color="D3DCD8" w:sz="4"/>
+            </w:tcBorders>
+            <w:tcMar>
+              <w:top w:type="dxa" w:w="80"/>
+              <w:left w:type="dxa" w:w="120"/>
+              <w:bottom w:type="dxa" w:w="80"/>
+              <w:right w:type="dxa" w:w="120"/>
+            </w:tcMar>
+          </w:tcPr>
+          <w:p>
+            <w:pPr>
+              <w:spacing w:after="0" w:line="252"/>
+            </w:pPr>
+            <w:r>
+              <w:rPr>
+                <w:rFonts w:ascii="Arial" w:cs="Arial" w:eastAsia="Arial" w:hAnsi="Arial"/>
+                <w:b/>
+                <w:bCs/>
+                <w:color w:val="0D7A63"/>
+                <w:sz w:val="17"/>
+                <w:szCs w:val="17"/>
+              </w:rPr>
+              <w:t xml:space="preserve">Vérifié en base</w:t>
+            </w:r>
+          </w:p>
+        </w:tc>
+      </w:tr>
+      <w:tr>
+        <w:tc>
+          <w:tcPr>
+            <w:tcW w:type="dxa" w:w="2100"/>
+            <w:tcBorders>
+              <w:top w:val="single" w:color="D3DCD8" w:sz="4"/>
+              <w:left w:val="single" w:color="D3DCD8" w:sz="4"/>
+              <w:bottom w:val="single" w:color="D3DCD8" w:sz="4"/>
+              <w:right w:val="single" w:color="D3DCD8" w:sz="4"/>
+            </w:tcBorders>
+            <w:shd w:fill="EDF2F0" w:color="auto" w:val="clear"/>
+            <w:tcMar>
+              <w:top w:type="dxa" w:w="80"/>
+              <w:left w:type="dxa" w:w="120"/>
+              <w:bottom w:type="dxa" w:w="80"/>
+              <w:right w:type="dxa" w:w="120"/>
+            </w:tcMar>
+          </w:tcPr>
+          <w:p>
+            <w:pPr>
+              <w:spacing w:after="0" w:line="252"/>
+            </w:pPr>
+            <w:r>
+              <w:rPr>
+                <w:rFonts w:ascii="Arial" w:cs="Arial" w:eastAsia="Arial" w:hAnsi="Arial"/>
+                <w:b/>
+                <w:bCs/>
+                <w:caps/>
+                <w:color w:val="6B7A74"/>
+                <w:spacing w:val="14"/>
+                <w:sz w:val="16"/>
+                <w:szCs w:val="16"/>
+              </w:rPr>
               <w:t xml:space="preserve">Signification</w:t>
             </w:r>
           </w:p>
@@ -2995,6 +3487,77 @@
                 <w:szCs w:val="21"/>
               </w:rPr>
               <w:t xml:space="preserve">Le rapport exclut deux sites supplémentaires</w:t>
+            </w:r>
+          </w:p>
+        </w:tc>
+      </w:tr>
+      <w:tr>
+        <w:tc>
+          <w:tcPr>
+            <w:tcW w:type="dxa" w:w="2100"/>
+            <w:tcBorders>
+              <w:top w:val="single" w:color="D3DCD8" w:sz="4"/>
+              <w:left w:val="single" w:color="D3DCD8" w:sz="4"/>
+              <w:bottom w:val="single" w:color="D3DCD8" w:sz="4"/>
+              <w:right w:val="single" w:color="D3DCD8" w:sz="4"/>
+            </w:tcBorders>
+            <w:shd w:fill="EDF2F0" w:color="auto" w:val="clear"/>
+            <w:tcMar>
+              <w:top w:type="dxa" w:w="80"/>
+              <w:left w:type="dxa" w:w="120"/>
+              <w:bottom w:type="dxa" w:w="80"/>
+              <w:right w:type="dxa" w:w="120"/>
+            </w:tcMar>
+          </w:tcPr>
+          <w:p>
+            <w:pPr>
+              <w:spacing w:after="0" w:line="252"/>
+            </w:pPr>
+            <w:r>
+              <w:rPr>
+                <w:rFonts w:ascii="Arial" w:cs="Arial" w:eastAsia="Arial" w:hAnsi="Arial"/>
+                <w:b/>
+                <w:bCs/>
+                <w:caps/>
+                <w:color w:val="6B7A74"/>
+                <w:spacing w:val="14"/>
+                <w:sz w:val="16"/>
+                <w:szCs w:val="16"/>
+              </w:rPr>
+              <w:t xml:space="preserve">Niveau de preuve</w:t>
+            </w:r>
+          </w:p>
+        </w:tc>
+        <w:tc>
+          <w:tcPr>
+            <w:tcW w:type="dxa" w:w="7538"/>
+            <w:tcBorders>
+              <w:top w:val="single" w:color="D3DCD8" w:sz="4"/>
+              <w:left w:val="single" w:color="D3DCD8" w:sz="4"/>
+              <w:bottom w:val="single" w:color="D3DCD8" w:sz="4"/>
+              <w:right w:val="single" w:color="D3DCD8" w:sz="4"/>
+            </w:tcBorders>
+            <w:tcMar>
+              <w:top w:type="dxa" w:w="80"/>
+              <w:left w:type="dxa" w:w="120"/>
+              <w:bottom w:type="dxa" w:w="80"/>
+              <w:right w:type="dxa" w:w="120"/>
+            </w:tcMar>
+          </w:tcPr>
+          <w:p>
+            <w:pPr>
+              <w:spacing w:after="0" w:line="252"/>
+            </w:pPr>
+            <w:r>
+              <w:rPr>
+                <w:rFonts w:ascii="Arial" w:cs="Arial" w:eastAsia="Arial" w:hAnsi="Arial"/>
+                <w:b/>
+                <w:bCs/>
+                <w:color w:val="0D7A63"/>
+                <w:sz w:val="17"/>
+                <w:szCs w:val="17"/>
+              </w:rPr>
+              <w:t xml:space="preserve">Vérifié en base</w:t>
             </w:r>
           </w:p>
         </w:tc>
@@ -3435,6 +3998,77 @@
                 <w:sz w:val="16"/>
                 <w:szCs w:val="16"/>
               </w:rPr>
+              <w:t xml:space="preserve">Niveau de preuve</w:t>
+            </w:r>
+          </w:p>
+        </w:tc>
+        <w:tc>
+          <w:tcPr>
+            <w:tcW w:type="dxa" w:w="7538"/>
+            <w:tcBorders>
+              <w:top w:val="single" w:color="D3DCD8" w:sz="4"/>
+              <w:left w:val="single" w:color="D3DCD8" w:sz="4"/>
+              <w:bottom w:val="single" w:color="D3DCD8" w:sz="4"/>
+              <w:right w:val="single" w:color="D3DCD8" w:sz="4"/>
+            </w:tcBorders>
+            <w:tcMar>
+              <w:top w:type="dxa" w:w="80"/>
+              <w:left w:type="dxa" w:w="120"/>
+              <w:bottom w:type="dxa" w:w="80"/>
+              <w:right w:type="dxa" w:w="120"/>
+            </w:tcMar>
+          </w:tcPr>
+          <w:p>
+            <w:pPr>
+              <w:spacing w:after="0" w:line="252"/>
+            </w:pPr>
+            <w:r>
+              <w:rPr>
+                <w:rFonts w:ascii="Arial" w:cs="Arial" w:eastAsia="Arial" w:hAnsi="Arial"/>
+                <w:b/>
+                <w:bCs/>
+                <w:color w:val="6B7A74"/>
+                <w:sz w:val="17"/>
+                <w:szCs w:val="17"/>
+              </w:rPr>
+              <w:t xml:space="preserve">Lu dans le code</w:t>
+            </w:r>
+          </w:p>
+        </w:tc>
+      </w:tr>
+      <w:tr>
+        <w:tc>
+          <w:tcPr>
+            <w:tcW w:type="dxa" w:w="2100"/>
+            <w:tcBorders>
+              <w:top w:val="single" w:color="D3DCD8" w:sz="4"/>
+              <w:left w:val="single" w:color="D3DCD8" w:sz="4"/>
+              <w:bottom w:val="single" w:color="D3DCD8" w:sz="4"/>
+              <w:right w:val="single" w:color="D3DCD8" w:sz="4"/>
+            </w:tcBorders>
+            <w:shd w:fill="EDF2F0" w:color="auto" w:val="clear"/>
+            <w:tcMar>
+              <w:top w:type="dxa" w:w="80"/>
+              <w:left w:type="dxa" w:w="120"/>
+              <w:bottom w:type="dxa" w:w="80"/>
+              <w:right w:type="dxa" w:w="120"/>
+            </w:tcMar>
+          </w:tcPr>
+          <w:p>
+            <w:pPr>
+              <w:spacing w:after="0" w:line="252"/>
+            </w:pPr>
+            <w:r>
+              <w:rPr>
+                <w:rFonts w:ascii="Arial" w:cs="Arial" w:eastAsia="Arial" w:hAnsi="Arial"/>
+                <w:b/>
+                <w:bCs/>
+                <w:caps/>
+                <w:color w:val="6B7A74"/>
+                <w:spacing w:val="14"/>
+                <w:sz w:val="16"/>
+                <w:szCs w:val="16"/>
+              </w:rPr>
               <w:t xml:space="preserve">Signification</w:t>
             </w:r>
           </w:p>
@@ -3794,6 +4428,77 @@
                 <w:sz w:val="16"/>
                 <w:szCs w:val="16"/>
               </w:rPr>
+              <w:t xml:space="preserve">Niveau de preuve</w:t>
+            </w:r>
+          </w:p>
+        </w:tc>
+        <w:tc>
+          <w:tcPr>
+            <w:tcW w:type="dxa" w:w="7538"/>
+            <w:tcBorders>
+              <w:top w:val="single" w:color="D3DCD8" w:sz="4"/>
+              <w:left w:val="single" w:color="D3DCD8" w:sz="4"/>
+              <w:bottom w:val="single" w:color="D3DCD8" w:sz="4"/>
+              <w:right w:val="single" w:color="D3DCD8" w:sz="4"/>
+            </w:tcBorders>
+            <w:tcMar>
+              <w:top w:type="dxa" w:w="80"/>
+              <w:left w:type="dxa" w:w="120"/>
+              <w:bottom w:type="dxa" w:w="80"/>
+              <w:right w:type="dxa" w:w="120"/>
+            </w:tcMar>
+          </w:tcPr>
+          <w:p>
+            <w:pPr>
+              <w:spacing w:after="0" w:line="252"/>
+            </w:pPr>
+            <w:r>
+              <w:rPr>
+                <w:rFonts w:ascii="Arial" w:cs="Arial" w:eastAsia="Arial" w:hAnsi="Arial"/>
+                <w:b/>
+                <w:bCs/>
+                <w:color w:val="6B7A74"/>
+                <w:sz w:val="17"/>
+                <w:szCs w:val="17"/>
+              </w:rPr>
+              <w:t xml:space="preserve">Lu dans le code</w:t>
+            </w:r>
+          </w:p>
+        </w:tc>
+      </w:tr>
+      <w:tr>
+        <w:tc>
+          <w:tcPr>
+            <w:tcW w:type="dxa" w:w="2100"/>
+            <w:tcBorders>
+              <w:top w:val="single" w:color="D3DCD8" w:sz="4"/>
+              <w:left w:val="single" w:color="D3DCD8" w:sz="4"/>
+              <w:bottom w:val="single" w:color="D3DCD8" w:sz="4"/>
+              <w:right w:val="single" w:color="D3DCD8" w:sz="4"/>
+            </w:tcBorders>
+            <w:shd w:fill="EDF2F0" w:color="auto" w:val="clear"/>
+            <w:tcMar>
+              <w:top w:type="dxa" w:w="80"/>
+              <w:left w:type="dxa" w:w="120"/>
+              <w:bottom w:type="dxa" w:w="80"/>
+              <w:right w:type="dxa" w:w="120"/>
+            </w:tcMar>
+          </w:tcPr>
+          <w:p>
+            <w:pPr>
+              <w:spacing w:after="0" w:line="252"/>
+            </w:pPr>
+            <w:r>
+              <w:rPr>
+                <w:rFonts w:ascii="Arial" w:cs="Arial" w:eastAsia="Arial" w:hAnsi="Arial"/>
+                <w:b/>
+                <w:bCs/>
+                <w:caps/>
+                <w:color w:val="6B7A74"/>
+                <w:spacing w:val="14"/>
+                <w:sz w:val="16"/>
+                <w:szCs w:val="16"/>
+              </w:rPr>
               <w:t xml:space="preserve">Signification</w:t>
             </w:r>
           </w:p>
@@ -4153,6 +4858,77 @@
                 <w:sz w:val="16"/>
                 <w:szCs w:val="16"/>
               </w:rPr>
+              <w:t xml:space="preserve">Niveau de preuve</w:t>
+            </w:r>
+          </w:p>
+        </w:tc>
+        <w:tc>
+          <w:tcPr>
+            <w:tcW w:type="dxa" w:w="7538"/>
+            <w:tcBorders>
+              <w:top w:val="single" w:color="D3DCD8" w:sz="4"/>
+              <w:left w:val="single" w:color="D3DCD8" w:sz="4"/>
+              <w:bottom w:val="single" w:color="D3DCD8" w:sz="4"/>
+              <w:right w:val="single" w:color="D3DCD8" w:sz="4"/>
+            </w:tcBorders>
+            <w:tcMar>
+              <w:top w:type="dxa" w:w="80"/>
+              <w:left w:type="dxa" w:w="120"/>
+              <w:bottom w:type="dxa" w:w="80"/>
+              <w:right w:type="dxa" w:w="120"/>
+            </w:tcMar>
+          </w:tcPr>
+          <w:p>
+            <w:pPr>
+              <w:spacing w:after="0" w:line="252"/>
+            </w:pPr>
+            <w:r>
+              <w:rPr>
+                <w:rFonts w:ascii="Arial" w:cs="Arial" w:eastAsia="Arial" w:hAnsi="Arial"/>
+                <w:b/>
+                <w:bCs/>
+                <w:color w:val="6B7A74"/>
+                <w:sz w:val="17"/>
+                <w:szCs w:val="17"/>
+              </w:rPr>
+              <w:t xml:space="preserve">Lu dans le code</w:t>
+            </w:r>
+          </w:p>
+        </w:tc>
+      </w:tr>
+      <w:tr>
+        <w:tc>
+          <w:tcPr>
+            <w:tcW w:type="dxa" w:w="2100"/>
+            <w:tcBorders>
+              <w:top w:val="single" w:color="D3DCD8" w:sz="4"/>
+              <w:left w:val="single" w:color="D3DCD8" w:sz="4"/>
+              <w:bottom w:val="single" w:color="D3DCD8" w:sz="4"/>
+              <w:right w:val="single" w:color="D3DCD8" w:sz="4"/>
+            </w:tcBorders>
+            <w:shd w:fill="EDF2F0" w:color="auto" w:val="clear"/>
+            <w:tcMar>
+              <w:top w:type="dxa" w:w="80"/>
+              <w:left w:type="dxa" w:w="120"/>
+              <w:bottom w:type="dxa" w:w="80"/>
+              <w:right w:type="dxa" w:w="120"/>
+            </w:tcMar>
+          </w:tcPr>
+          <w:p>
+            <w:pPr>
+              <w:spacing w:after="0" w:line="252"/>
+            </w:pPr>
+            <w:r>
+              <w:rPr>
+                <w:rFonts w:ascii="Arial" w:cs="Arial" w:eastAsia="Arial" w:hAnsi="Arial"/>
+                <w:b/>
+                <w:bCs/>
+                <w:caps/>
+                <w:color w:val="6B7A74"/>
+                <w:spacing w:val="14"/>
+                <w:sz w:val="16"/>
+                <w:szCs w:val="16"/>
+              </w:rPr>
               <w:t xml:space="preserve">Signification</w:t>
             </w:r>
           </w:p>
@@ -4441,7 +5217,7 @@
                 <w:sz w:val="16"/>
                 <w:szCs w:val="16"/>
               </w:rPr>
-              <w:t xml:space="preserve">Signification</w:t>
+              <w:t xml:space="preserve">Niveau de preuve</w:t>
             </w:r>
           </w:p>
         </w:tc>
@@ -4468,11 +5244,13 @@
             <w:r>
               <w:rPr>
                 <w:rFonts w:ascii="Arial" w:cs="Arial" w:eastAsia="Arial" w:hAnsi="Arial"/>
-                <w:color w:val="3C4A45"/>
-                <w:sz w:val="19"/>
-                <w:szCs w:val="19"/>
-              </w:rPr>
-              <w:t xml:space="preserve">Tant que l'heure à laquelle la recommandation devait être produite n'est pas passée, elle n'est ni en succès ni en échec. Elle n'apparaît dans aucun des deux compteurs.</w:t>
+                <w:b/>
+                <w:bCs/>
+                <w:color w:val="6B7A74"/>
+                <w:sz w:val="17"/>
+                <w:szCs w:val="17"/>
+              </w:rPr>
+              <w:t xml:space="preserve">Lu dans le code</w:t>
             </w:r>
           </w:p>
         </w:tc>
@@ -4510,6 +5288,75 @@
                 <w:sz w:val="16"/>
                 <w:szCs w:val="16"/>
               </w:rPr>
+              <w:t xml:space="preserve">Signification</w:t>
+            </w:r>
+          </w:p>
+        </w:tc>
+        <w:tc>
+          <w:tcPr>
+            <w:tcW w:type="dxa" w:w="7538"/>
+            <w:tcBorders>
+              <w:top w:val="single" w:color="D3DCD8" w:sz="4"/>
+              <w:left w:val="single" w:color="D3DCD8" w:sz="4"/>
+              <w:bottom w:val="single" w:color="D3DCD8" w:sz="4"/>
+              <w:right w:val="single" w:color="D3DCD8" w:sz="4"/>
+            </w:tcBorders>
+            <w:tcMar>
+              <w:top w:type="dxa" w:w="80"/>
+              <w:left w:type="dxa" w:w="120"/>
+              <w:bottom w:type="dxa" w:w="80"/>
+              <w:right w:type="dxa" w:w="120"/>
+            </w:tcMar>
+          </w:tcPr>
+          <w:p>
+            <w:pPr>
+              <w:spacing w:after="0" w:line="252"/>
+            </w:pPr>
+            <w:r>
+              <w:rPr>
+                <w:rFonts w:ascii="Arial" w:cs="Arial" w:eastAsia="Arial" w:hAnsi="Arial"/>
+                <w:color w:val="3C4A45"/>
+                <w:sz w:val="19"/>
+                <w:szCs w:val="19"/>
+              </w:rPr>
+              <w:t xml:space="preserve">Tant que l'heure à laquelle la recommandation devait être produite n'est pas passée, elle n'est ni en succès ni en échec. Elle n'apparaît dans aucun des deux compteurs.</w:t>
+            </w:r>
+          </w:p>
+        </w:tc>
+      </w:tr>
+      <w:tr>
+        <w:tc>
+          <w:tcPr>
+            <w:tcW w:type="dxa" w:w="2100"/>
+            <w:tcBorders>
+              <w:top w:val="single" w:color="D3DCD8" w:sz="4"/>
+              <w:left w:val="single" w:color="D3DCD8" w:sz="4"/>
+              <w:bottom w:val="single" w:color="D3DCD8" w:sz="4"/>
+              <w:right w:val="single" w:color="D3DCD8" w:sz="4"/>
+            </w:tcBorders>
+            <w:shd w:fill="EDF2F0" w:color="auto" w:val="clear"/>
+            <w:tcMar>
+              <w:top w:type="dxa" w:w="80"/>
+              <w:left w:type="dxa" w:w="120"/>
+              <w:bottom w:type="dxa" w:w="80"/>
+              <w:right w:type="dxa" w:w="120"/>
+            </w:tcMar>
+          </w:tcPr>
+          <w:p>
+            <w:pPr>
+              <w:spacing w:after="0" w:line="252"/>
+            </w:pPr>
+            <w:r>
+              <w:rPr>
+                <w:rFonts w:ascii="Arial" w:cs="Arial" w:eastAsia="Arial" w:hAnsi="Arial"/>
+                <w:b/>
+                <w:bCs/>
+                <w:caps/>
+                <w:color w:val="6B7A74"/>
+                <w:spacing w:val="14"/>
+                <w:sz w:val="16"/>
+                <w:szCs w:val="16"/>
+              </w:rPr>
               <w:t xml:space="preserve">Point d’attention</w:t>
             </w:r>
           </w:p>
@@ -4537,13 +5384,13 @@
             <w:r>
               <w:rPr>
                 <w:rFonts w:ascii="Arial" w:cs="Arial" w:eastAsia="Arial" w:hAnsi="Arial"/>
-                <w:b/>
-                <w:bCs/>
-                <w:color w:val="8A5D0B"/>
-                <w:sz w:val="19"/>
-                <w:szCs w:val="19"/>
-              </w:rPr>
-              <w:t xml:space="preserve">RISQUE : la mise à jour ne rafraîchit que les couples traités dans l'exécution. Un couple traité trop tôt peut rester bloqué à zéro. Un contrôle technique reste à mener pour le confirmer.</w:t>
+                <w:b w:val="false"/>
+                <w:bCs w:val="false"/>
+                <w:color w:val="3C4A45"/>
+                <w:sz w:val="19"/>
+                <w:szCs w:val="19"/>
+              </w:rPr>
+              <w:t xml:space="preserve">Sans cette règle, toutes les étapes planifiées dans le futur seraient comptées en échec. Le verdict est rendu au premier passage suivant l'échéance.</w:t>
             </w:r>
           </w:p>
         </w:tc>
@@ -4800,6 +5647,77 @@
                 <w:sz w:val="16"/>
                 <w:szCs w:val="16"/>
               </w:rPr>
+              <w:t xml:space="preserve">Niveau de preuve</w:t>
+            </w:r>
+          </w:p>
+        </w:tc>
+        <w:tc>
+          <w:tcPr>
+            <w:tcW w:type="dxa" w:w="7538"/>
+            <w:tcBorders>
+              <w:top w:val="single" w:color="D3DCD8" w:sz="4"/>
+              <w:left w:val="single" w:color="D3DCD8" w:sz="4"/>
+              <w:bottom w:val="single" w:color="D3DCD8" w:sz="4"/>
+              <w:right w:val="single" w:color="D3DCD8" w:sz="4"/>
+            </w:tcBorders>
+            <w:tcMar>
+              <w:top w:type="dxa" w:w="80"/>
+              <w:left w:type="dxa" w:w="120"/>
+              <w:bottom w:type="dxa" w:w="80"/>
+              <w:right w:type="dxa" w:w="120"/>
+            </w:tcMar>
+          </w:tcPr>
+          <w:p>
+            <w:pPr>
+              <w:spacing w:after="0" w:line="252"/>
+            </w:pPr>
+            <w:r>
+              <w:rPr>
+                <w:rFonts w:ascii="Arial" w:cs="Arial" w:eastAsia="Arial" w:hAnsi="Arial"/>
+                <w:b/>
+                <w:bCs/>
+                <w:color w:val="6B7A74"/>
+                <w:sz w:val="17"/>
+                <w:szCs w:val="17"/>
+              </w:rPr>
+              <w:t xml:space="preserve">Lu dans le code</w:t>
+            </w:r>
+          </w:p>
+        </w:tc>
+      </w:tr>
+      <w:tr>
+        <w:tc>
+          <w:tcPr>
+            <w:tcW w:type="dxa" w:w="2100"/>
+            <w:tcBorders>
+              <w:top w:val="single" w:color="D3DCD8" w:sz="4"/>
+              <w:left w:val="single" w:color="D3DCD8" w:sz="4"/>
+              <w:bottom w:val="single" w:color="D3DCD8" w:sz="4"/>
+              <w:right w:val="single" w:color="D3DCD8" w:sz="4"/>
+            </w:tcBorders>
+            <w:shd w:fill="EDF2F0" w:color="auto" w:val="clear"/>
+            <w:tcMar>
+              <w:top w:type="dxa" w:w="80"/>
+              <w:left w:type="dxa" w:w="120"/>
+              <w:bottom w:type="dxa" w:w="80"/>
+              <w:right w:type="dxa" w:w="120"/>
+            </w:tcMar>
+          </w:tcPr>
+          <w:p>
+            <w:pPr>
+              <w:spacing w:after="0" w:line="252"/>
+            </w:pPr>
+            <w:r>
+              <w:rPr>
+                <w:rFonts w:ascii="Arial" w:cs="Arial" w:eastAsia="Arial" w:hAnsi="Arial"/>
+                <w:b/>
+                <w:bCs/>
+                <w:caps/>
+                <w:color w:val="6B7A74"/>
+                <w:spacing w:val="14"/>
+                <w:sz w:val="16"/>
+                <w:szCs w:val="16"/>
+              </w:rPr>
               <w:t xml:space="preserve">Signification</w:t>
             </w:r>
           </w:p>
@@ -5159,6 +6077,77 @@
                 <w:sz w:val="16"/>
                 <w:szCs w:val="16"/>
               </w:rPr>
+              <w:t xml:space="preserve">Niveau de preuve</w:t>
+            </w:r>
+          </w:p>
+        </w:tc>
+        <w:tc>
+          <w:tcPr>
+            <w:tcW w:type="dxa" w:w="7538"/>
+            <w:tcBorders>
+              <w:top w:val="single" w:color="D3DCD8" w:sz="4"/>
+              <w:left w:val="single" w:color="D3DCD8" w:sz="4"/>
+              <w:bottom w:val="single" w:color="D3DCD8" w:sz="4"/>
+              <w:right w:val="single" w:color="D3DCD8" w:sz="4"/>
+            </w:tcBorders>
+            <w:tcMar>
+              <w:top w:type="dxa" w:w="80"/>
+              <w:left w:type="dxa" w:w="120"/>
+              <w:bottom w:type="dxa" w:w="80"/>
+              <w:right w:type="dxa" w:w="120"/>
+            </w:tcMar>
+          </w:tcPr>
+          <w:p>
+            <w:pPr>
+              <w:spacing w:after="0" w:line="252"/>
+            </w:pPr>
+            <w:r>
+              <w:rPr>
+                <w:rFonts w:ascii="Arial" w:cs="Arial" w:eastAsia="Arial" w:hAnsi="Arial"/>
+                <w:b/>
+                <w:bCs/>
+                <w:color w:val="8A5D0B"/>
+                <w:sz w:val="17"/>
+                <w:szCs w:val="17"/>
+              </w:rPr>
+              <w:t xml:space="preserve">Déduit — non testé</w:t>
+            </w:r>
+          </w:p>
+        </w:tc>
+      </w:tr>
+      <w:tr>
+        <w:tc>
+          <w:tcPr>
+            <w:tcW w:type="dxa" w:w="2100"/>
+            <w:tcBorders>
+              <w:top w:val="single" w:color="D3DCD8" w:sz="4"/>
+              <w:left w:val="single" w:color="D3DCD8" w:sz="4"/>
+              <w:bottom w:val="single" w:color="D3DCD8" w:sz="4"/>
+              <w:right w:val="single" w:color="D3DCD8" w:sz="4"/>
+            </w:tcBorders>
+            <w:shd w:fill="EDF2F0" w:color="auto" w:val="clear"/>
+            <w:tcMar>
+              <w:top w:type="dxa" w:w="80"/>
+              <w:left w:type="dxa" w:w="120"/>
+              <w:bottom w:type="dxa" w:w="80"/>
+              <w:right w:type="dxa" w:w="120"/>
+            </w:tcMar>
+          </w:tcPr>
+          <w:p>
+            <w:pPr>
+              <w:spacing w:after="0" w:line="252"/>
+            </w:pPr>
+            <w:r>
+              <w:rPr>
+                <w:rFonts w:ascii="Arial" w:cs="Arial" w:eastAsia="Arial" w:hAnsi="Arial"/>
+                <w:b/>
+                <w:bCs/>
+                <w:caps/>
+                <w:color w:val="6B7A74"/>
+                <w:spacing w:val="14"/>
+                <w:sz w:val="16"/>
+                <w:szCs w:val="16"/>
+              </w:rPr>
               <w:t xml:space="preserve">Signification</w:t>
             </w:r>
           </w:p>
@@ -5191,6 +6180,77 @@
                 <w:szCs w:val="19"/>
               </w:rPr>
               <w:t xml:space="preserve">Même si plusieurs mesures manquent pour une même étape, l'étape n'est comptée qu'une fois.</w:t>
+            </w:r>
+          </w:p>
+        </w:tc>
+      </w:tr>
+      <w:tr>
+        <w:tc>
+          <w:tcPr>
+            <w:tcW w:type="dxa" w:w="2100"/>
+            <w:tcBorders>
+              <w:top w:val="single" w:color="D3DCD8" w:sz="4"/>
+              <w:left w:val="single" w:color="D3DCD8" w:sz="4"/>
+              <w:bottom w:val="single" w:color="D3DCD8" w:sz="4"/>
+              <w:right w:val="single" w:color="D3DCD8" w:sz="4"/>
+            </w:tcBorders>
+            <w:shd w:fill="EDF2F0" w:color="auto" w:val="clear"/>
+            <w:tcMar>
+              <w:top w:type="dxa" w:w="80"/>
+              <w:left w:type="dxa" w:w="120"/>
+              <w:bottom w:type="dxa" w:w="80"/>
+              <w:right w:type="dxa" w:w="120"/>
+            </w:tcMar>
+          </w:tcPr>
+          <w:p>
+            <w:pPr>
+              <w:spacing w:after="0" w:line="252"/>
+            </w:pPr>
+            <w:r>
+              <w:rPr>
+                <w:rFonts w:ascii="Arial" w:cs="Arial" w:eastAsia="Arial" w:hAnsi="Arial"/>
+                <w:b/>
+                <w:bCs/>
+                <w:caps/>
+                <w:color w:val="6B7A74"/>
+                <w:spacing w:val="14"/>
+                <w:sz w:val="16"/>
+                <w:szCs w:val="16"/>
+              </w:rPr>
+              <w:t xml:space="preserve">Point d’attention</w:t>
+            </w:r>
+          </w:p>
+        </w:tc>
+        <w:tc>
+          <w:tcPr>
+            <w:tcW w:type="dxa" w:w="7538"/>
+            <w:tcBorders>
+              <w:top w:val="single" w:color="D3DCD8" w:sz="4"/>
+              <w:left w:val="single" w:color="D3DCD8" w:sz="4"/>
+              <w:bottom w:val="single" w:color="D3DCD8" w:sz="4"/>
+              <w:right w:val="single" w:color="D3DCD8" w:sz="4"/>
+            </w:tcBorders>
+            <w:tcMar>
+              <w:top w:type="dxa" w:w="80"/>
+              <w:left w:type="dxa" w:w="120"/>
+              <w:bottom w:type="dxa" w:w="80"/>
+              <w:right w:type="dxa" w:w="120"/>
+            </w:tcMar>
+          </w:tcPr>
+          <w:p>
+            <w:pPr>
+              <w:spacing w:after="0" w:line="252"/>
+            </w:pPr>
+            <w:r>
+              <w:rPr>
+                <w:rFonts w:ascii="Arial" w:cs="Arial" w:eastAsia="Arial" w:hAnsi="Arial"/>
+                <w:b w:val="false"/>
+                <w:bCs w:val="false"/>
+                <w:color w:val="3C4A45"/>
+                <w:sz w:val="19"/>
+                <w:szCs w:val="19"/>
+              </w:rPr>
+              <w:t xml:space="preserve">Les cas limites — étape sans aucune recommandation, plusieurs recommandations simultanées — n'ont pas été vérifiés en base.</w:t>
             </w:r>
           </w:p>
         </w:tc>
@@ -5447,6 +6507,77 @@
                 <w:sz w:val="16"/>
                 <w:szCs w:val="16"/>
               </w:rPr>
+              <w:t xml:space="preserve">Niveau de preuve</w:t>
+            </w:r>
+          </w:p>
+        </w:tc>
+        <w:tc>
+          <w:tcPr>
+            <w:tcW w:type="dxa" w:w="7538"/>
+            <w:tcBorders>
+              <w:top w:val="single" w:color="D3DCD8" w:sz="4"/>
+              <w:left w:val="single" w:color="D3DCD8" w:sz="4"/>
+              <w:bottom w:val="single" w:color="D3DCD8" w:sz="4"/>
+              <w:right w:val="single" w:color="D3DCD8" w:sz="4"/>
+            </w:tcBorders>
+            <w:tcMar>
+              <w:top w:type="dxa" w:w="80"/>
+              <w:left w:type="dxa" w:w="120"/>
+              <w:bottom w:type="dxa" w:w="80"/>
+              <w:right w:type="dxa" w:w="120"/>
+            </w:tcMar>
+          </w:tcPr>
+          <w:p>
+            <w:pPr>
+              <w:spacing w:after="0" w:line="252"/>
+            </w:pPr>
+            <w:r>
+              <w:rPr>
+                <w:rFonts w:ascii="Arial" w:cs="Arial" w:eastAsia="Arial" w:hAnsi="Arial"/>
+                <w:b/>
+                <w:bCs/>
+                <w:color w:val="6B7A74"/>
+                <w:sz w:val="17"/>
+                <w:szCs w:val="17"/>
+              </w:rPr>
+              <w:t xml:space="preserve">Lu dans le code</w:t>
+            </w:r>
+          </w:p>
+        </w:tc>
+      </w:tr>
+      <w:tr>
+        <w:tc>
+          <w:tcPr>
+            <w:tcW w:type="dxa" w:w="2100"/>
+            <w:tcBorders>
+              <w:top w:val="single" w:color="D3DCD8" w:sz="4"/>
+              <w:left w:val="single" w:color="D3DCD8" w:sz="4"/>
+              <w:bottom w:val="single" w:color="D3DCD8" w:sz="4"/>
+              <w:right w:val="single" w:color="D3DCD8" w:sz="4"/>
+            </w:tcBorders>
+            <w:shd w:fill="EDF2F0" w:color="auto" w:val="clear"/>
+            <w:tcMar>
+              <w:top w:type="dxa" w:w="80"/>
+              <w:left w:type="dxa" w:w="120"/>
+              <w:bottom w:type="dxa" w:w="80"/>
+              <w:right w:type="dxa" w:w="120"/>
+            </w:tcMar>
+          </w:tcPr>
+          <w:p>
+            <w:pPr>
+              <w:spacing w:after="0" w:line="252"/>
+            </w:pPr>
+            <w:r>
+              <w:rPr>
+                <w:rFonts w:ascii="Arial" w:cs="Arial" w:eastAsia="Arial" w:hAnsi="Arial"/>
+                <w:b/>
+                <w:bCs/>
+                <w:caps/>
+                <w:color w:val="6B7A74"/>
+                <w:spacing w:val="14"/>
+                <w:sz w:val="16"/>
+                <w:szCs w:val="16"/>
+              </w:rPr>
               <w:t xml:space="preserve">Signification</w:t>
             </w:r>
           </w:p>
@@ -5698,6 +6829,77 @@
                 <w:szCs w:val="21"/>
               </w:rPr>
               <w:t xml:space="preserve">Seule la dernière tentative du moteur est retenue</w:t>
+            </w:r>
+          </w:p>
+        </w:tc>
+      </w:tr>
+      <w:tr>
+        <w:tc>
+          <w:tcPr>
+            <w:tcW w:type="dxa" w:w="2100"/>
+            <w:tcBorders>
+              <w:top w:val="single" w:color="D3DCD8" w:sz="4"/>
+              <w:left w:val="single" w:color="D3DCD8" w:sz="4"/>
+              <w:bottom w:val="single" w:color="D3DCD8" w:sz="4"/>
+              <w:right w:val="single" w:color="D3DCD8" w:sz="4"/>
+            </w:tcBorders>
+            <w:shd w:fill="EDF2F0" w:color="auto" w:val="clear"/>
+            <w:tcMar>
+              <w:top w:type="dxa" w:w="80"/>
+              <w:left w:type="dxa" w:w="120"/>
+              <w:bottom w:type="dxa" w:w="80"/>
+              <w:right w:type="dxa" w:w="120"/>
+            </w:tcMar>
+          </w:tcPr>
+          <w:p>
+            <w:pPr>
+              <w:spacing w:after="0" w:line="252"/>
+            </w:pPr>
+            <w:r>
+              <w:rPr>
+                <w:rFonts w:ascii="Arial" w:cs="Arial" w:eastAsia="Arial" w:hAnsi="Arial"/>
+                <w:b/>
+                <w:bCs/>
+                <w:caps/>
+                <w:color w:val="6B7A74"/>
+                <w:spacing w:val="14"/>
+                <w:sz w:val="16"/>
+                <w:szCs w:val="16"/>
+              </w:rPr>
+              <w:t xml:space="preserve">Niveau de preuve</w:t>
+            </w:r>
+          </w:p>
+        </w:tc>
+        <w:tc>
+          <w:tcPr>
+            <w:tcW w:type="dxa" w:w="7538"/>
+            <w:tcBorders>
+              <w:top w:val="single" w:color="D3DCD8" w:sz="4"/>
+              <w:left w:val="single" w:color="D3DCD8" w:sz="4"/>
+              <w:bottom w:val="single" w:color="D3DCD8" w:sz="4"/>
+              <w:right w:val="single" w:color="D3DCD8" w:sz="4"/>
+            </w:tcBorders>
+            <w:tcMar>
+              <w:top w:type="dxa" w:w="80"/>
+              <w:left w:type="dxa" w:w="120"/>
+              <w:bottom w:type="dxa" w:w="80"/>
+              <w:right w:type="dxa" w:w="120"/>
+            </w:tcMar>
+          </w:tcPr>
+          <w:p>
+            <w:pPr>
+              <w:spacing w:after="0" w:line="252"/>
+            </w:pPr>
+            <w:r>
+              <w:rPr>
+                <w:rFonts w:ascii="Arial" w:cs="Arial" w:eastAsia="Arial" w:hAnsi="Arial"/>
+                <w:b/>
+                <w:bCs/>
+                <w:color w:val="6B7A74"/>
+                <w:sz w:val="17"/>
+                <w:szCs w:val="17"/>
+              </w:rPr>
+              <w:t xml:space="preserve">Lu dans le code</w:t>
             </w:r>
           </w:p>
         </w:tc>
@@ -6029,7 +7231,7 @@
                 <w:sz w:val="21"/>
                 <w:szCs w:val="21"/>
               </w:rPr>
-              <w:t xml:space="preserve">Quatre types d'échec</w:t>
+              <w:t xml:space="preserve">Quatre types d'échec, avec deux définitions divergentes de l'erreur de process</w:t>
             </w:r>
           </w:p>
         </w:tc>
@@ -6067,7 +7269,7 @@
                 <w:sz w:val="16"/>
                 <w:szCs w:val="16"/>
               </w:rPr>
-              <w:t xml:space="preserve">Signification</w:t>
+              <w:t xml:space="preserve">Niveau de preuve</w:t>
             </w:r>
           </w:p>
         </w:tc>
@@ -6094,11 +7296,13 @@
             <w:r>
               <w:rPr>
                 <w:rFonts w:ascii="Arial" w:cs="Arial" w:eastAsia="Arial" w:hAnsi="Arial"/>
-                <w:color w:val="3C4A45"/>
-                <w:sz w:val="19"/>
-                <w:szCs w:val="19"/>
-              </w:rPr>
-              <w:t xml:space="preserve">Chaque échec est qualifié : valeurs automatiques manquantes, valeurs manuelles manquantes, les deux, ou erreur de process.</w:t>
+                <w:b/>
+                <w:bCs/>
+                <w:color w:val="6B7A74"/>
+                <w:sz w:val="17"/>
+                <w:szCs w:val="17"/>
+              </w:rPr>
+              <w:t xml:space="preserve">Lu dans le code</w:t>
             </w:r>
           </w:p>
         </w:tc>
@@ -6136,6 +7340,75 @@
                 <w:sz w:val="16"/>
                 <w:szCs w:val="16"/>
               </w:rPr>
+              <w:t xml:space="preserve">Signification</w:t>
+            </w:r>
+          </w:p>
+        </w:tc>
+        <w:tc>
+          <w:tcPr>
+            <w:tcW w:type="dxa" w:w="7538"/>
+            <w:tcBorders>
+              <w:top w:val="single" w:color="D3DCD8" w:sz="4"/>
+              <w:left w:val="single" w:color="D3DCD8" w:sz="4"/>
+              <w:bottom w:val="single" w:color="D3DCD8" w:sz="4"/>
+              <w:right w:val="single" w:color="D3DCD8" w:sz="4"/>
+            </w:tcBorders>
+            <w:tcMar>
+              <w:top w:type="dxa" w:w="80"/>
+              <w:left w:type="dxa" w:w="120"/>
+              <w:bottom w:type="dxa" w:w="80"/>
+              <w:right w:type="dxa" w:w="120"/>
+            </w:tcMar>
+          </w:tcPr>
+          <w:p>
+            <w:pPr>
+              <w:spacing w:after="0" w:line="252"/>
+            </w:pPr>
+            <w:r>
+              <w:rPr>
+                <w:rFonts w:ascii="Arial" w:cs="Arial" w:eastAsia="Arial" w:hAnsi="Arial"/>
+                <w:color w:val="3C4A45"/>
+                <w:sz w:val="19"/>
+                <w:szCs w:val="19"/>
+              </w:rPr>
+              <w:t xml:space="preserve">Chaque échec est qualifié : valeurs automatiques manquantes, valeurs manuelles manquantes, les deux, ou erreur de process. Attention : la carte « Failures caused by process errors » et le sélecteur « type d'échec » n'appliquent pas la même définition de l'erreur de process.</w:t>
+            </w:r>
+          </w:p>
+        </w:tc>
+      </w:tr>
+      <w:tr>
+        <w:tc>
+          <w:tcPr>
+            <w:tcW w:type="dxa" w:w="2100"/>
+            <w:tcBorders>
+              <w:top w:val="single" w:color="D3DCD8" w:sz="4"/>
+              <w:left w:val="single" w:color="D3DCD8" w:sz="4"/>
+              <w:bottom w:val="single" w:color="D3DCD8" w:sz="4"/>
+              <w:right w:val="single" w:color="D3DCD8" w:sz="4"/>
+            </w:tcBorders>
+            <w:shd w:fill="EDF2F0" w:color="auto" w:val="clear"/>
+            <w:tcMar>
+              <w:top w:type="dxa" w:w="80"/>
+              <w:left w:type="dxa" w:w="120"/>
+              <w:bottom w:type="dxa" w:w="80"/>
+              <w:right w:type="dxa" w:w="120"/>
+            </w:tcMar>
+          </w:tcPr>
+          <w:p>
+            <w:pPr>
+              <w:spacing w:after="0" w:line="252"/>
+            </w:pPr>
+            <w:r>
+              <w:rPr>
+                <w:rFonts w:ascii="Arial" w:cs="Arial" w:eastAsia="Arial" w:hAnsi="Arial"/>
+                <w:b/>
+                <w:bCs/>
+                <w:caps/>
+                <w:color w:val="6B7A74"/>
+                <w:spacing w:val="14"/>
+                <w:sz w:val="16"/>
+                <w:szCs w:val="16"/>
+              </w:rPr>
               <w:t xml:space="preserve">Point d’attention</w:t>
             </w:r>
           </w:p>
@@ -6169,7 +7442,7 @@
                 <w:sz w:val="19"/>
                 <w:szCs w:val="19"/>
               </w:rPr>
-              <w:t xml:space="preserve">« Erreur process » est le cas résiduel : pas de recommandation et aucune valeur manquante identifiée.</w:t>
+              <w:t xml:space="preserve">À TRANCHER : les quatre cartes d'échec peuvent ne pas totaliser le nombre d'échecs de la période. Contrôle simple : leur somme doit égaler le total affiché.</w:t>
             </w:r>
           </w:p>
         </w:tc>
@@ -6426,6 +7699,77 @@
                 <w:sz w:val="16"/>
                 <w:szCs w:val="16"/>
               </w:rPr>
+              <w:t xml:space="preserve">Niveau de preuve</w:t>
+            </w:r>
+          </w:p>
+        </w:tc>
+        <w:tc>
+          <w:tcPr>
+            <w:tcW w:type="dxa" w:w="7538"/>
+            <w:tcBorders>
+              <w:top w:val="single" w:color="D3DCD8" w:sz="4"/>
+              <w:left w:val="single" w:color="D3DCD8" w:sz="4"/>
+              <w:bottom w:val="single" w:color="D3DCD8" w:sz="4"/>
+              <w:right w:val="single" w:color="D3DCD8" w:sz="4"/>
+            </w:tcBorders>
+            <w:tcMar>
+              <w:top w:type="dxa" w:w="80"/>
+              <w:left w:type="dxa" w:w="120"/>
+              <w:bottom w:type="dxa" w:w="80"/>
+              <w:right w:type="dxa" w:w="120"/>
+            </w:tcMar>
+          </w:tcPr>
+          <w:p>
+            <w:pPr>
+              <w:spacing w:after="0" w:line="252"/>
+            </w:pPr>
+            <w:r>
+              <w:rPr>
+                <w:rFonts w:ascii="Arial" w:cs="Arial" w:eastAsia="Arial" w:hAnsi="Arial"/>
+                <w:b/>
+                <w:bCs/>
+                <w:color w:val="6B7A74"/>
+                <w:sz w:val="17"/>
+                <w:szCs w:val="17"/>
+              </w:rPr>
+              <w:t xml:space="preserve">Lu dans le code</w:t>
+            </w:r>
+          </w:p>
+        </w:tc>
+      </w:tr>
+      <w:tr>
+        <w:tc>
+          <w:tcPr>
+            <w:tcW w:type="dxa" w:w="2100"/>
+            <w:tcBorders>
+              <w:top w:val="single" w:color="D3DCD8" w:sz="4"/>
+              <w:left w:val="single" w:color="D3DCD8" w:sz="4"/>
+              <w:bottom w:val="single" w:color="D3DCD8" w:sz="4"/>
+              <w:right w:val="single" w:color="D3DCD8" w:sz="4"/>
+            </w:tcBorders>
+            <w:shd w:fill="EDF2F0" w:color="auto" w:val="clear"/>
+            <w:tcMar>
+              <w:top w:type="dxa" w:w="80"/>
+              <w:left w:type="dxa" w:w="120"/>
+              <w:bottom w:type="dxa" w:w="80"/>
+              <w:right w:type="dxa" w:w="120"/>
+            </w:tcMar>
+          </w:tcPr>
+          <w:p>
+            <w:pPr>
+              <w:spacing w:after="0" w:line="252"/>
+            </w:pPr>
+            <w:r>
+              <w:rPr>
+                <w:rFonts w:ascii="Arial" w:cs="Arial" w:eastAsia="Arial" w:hAnsi="Arial"/>
+                <w:b/>
+                <w:bCs/>
+                <w:caps/>
+                <w:color w:val="6B7A74"/>
+                <w:spacing w:val="14"/>
+                <w:sz w:val="16"/>
+                <w:szCs w:val="16"/>
+              </w:rPr>
               <w:t xml:space="preserve">Signification</w:t>
             </w:r>
           </w:p>
@@ -6785,6 +8129,77 @@
                 <w:sz w:val="16"/>
                 <w:szCs w:val="16"/>
               </w:rPr>
+              <w:t xml:space="preserve">Niveau de preuve</w:t>
+            </w:r>
+          </w:p>
+        </w:tc>
+        <w:tc>
+          <w:tcPr>
+            <w:tcW w:type="dxa" w:w="7538"/>
+            <w:tcBorders>
+              <w:top w:val="single" w:color="D3DCD8" w:sz="4"/>
+              <w:left w:val="single" w:color="D3DCD8" w:sz="4"/>
+              <w:bottom w:val="single" w:color="D3DCD8" w:sz="4"/>
+              <w:right w:val="single" w:color="D3DCD8" w:sz="4"/>
+            </w:tcBorders>
+            <w:tcMar>
+              <w:top w:type="dxa" w:w="80"/>
+              <w:left w:type="dxa" w:w="120"/>
+              <w:bottom w:type="dxa" w:w="80"/>
+              <w:right w:type="dxa" w:w="120"/>
+            </w:tcMar>
+          </w:tcPr>
+          <w:p>
+            <w:pPr>
+              <w:spacing w:after="0" w:line="252"/>
+            </w:pPr>
+            <w:r>
+              <w:rPr>
+                <w:rFonts w:ascii="Arial" w:cs="Arial" w:eastAsia="Arial" w:hAnsi="Arial"/>
+                <w:b/>
+                <w:bCs/>
+                <w:color w:val="6B7A74"/>
+                <w:sz w:val="17"/>
+                <w:szCs w:val="17"/>
+              </w:rPr>
+              <w:t xml:space="preserve">Lu dans le code</w:t>
+            </w:r>
+          </w:p>
+        </w:tc>
+      </w:tr>
+      <w:tr>
+        <w:tc>
+          <w:tcPr>
+            <w:tcW w:type="dxa" w:w="2100"/>
+            <w:tcBorders>
+              <w:top w:val="single" w:color="D3DCD8" w:sz="4"/>
+              <w:left w:val="single" w:color="D3DCD8" w:sz="4"/>
+              <w:bottom w:val="single" w:color="D3DCD8" w:sz="4"/>
+              <w:right w:val="single" w:color="D3DCD8" w:sz="4"/>
+            </w:tcBorders>
+            <w:shd w:fill="EDF2F0" w:color="auto" w:val="clear"/>
+            <w:tcMar>
+              <w:top w:type="dxa" w:w="80"/>
+              <w:left w:type="dxa" w:w="120"/>
+              <w:bottom w:type="dxa" w:w="80"/>
+              <w:right w:type="dxa" w:w="120"/>
+            </w:tcMar>
+          </w:tcPr>
+          <w:p>
+            <w:pPr>
+              <w:spacing w:after="0" w:line="252"/>
+            </w:pPr>
+            <w:r>
+              <w:rPr>
+                <w:rFonts w:ascii="Arial" w:cs="Arial" w:eastAsia="Arial" w:hAnsi="Arial"/>
+                <w:b/>
+                <w:bCs/>
+                <w:caps/>
+                <w:color w:val="6B7A74"/>
+                <w:spacing w:val="14"/>
+                <w:sz w:val="16"/>
+                <w:szCs w:val="16"/>
+              </w:rPr>
               <w:t xml:space="preserve">Signification</w:t>
             </w:r>
           </w:p>
@@ -7107,6 +8522,77 @@
                 <w:szCs w:val="21"/>
               </w:rPr>
               <w:t xml:space="preserve">Chaque alerte est classée MS ou IDF</w:t>
+            </w:r>
+          </w:p>
+        </w:tc>
+      </w:tr>
+      <w:tr>
+        <w:tc>
+          <w:tcPr>
+            <w:tcW w:type="dxa" w:w="2100"/>
+            <w:tcBorders>
+              <w:top w:val="single" w:color="D3DCD8" w:sz="4"/>
+              <w:left w:val="single" w:color="D3DCD8" w:sz="4"/>
+              <w:bottom w:val="single" w:color="D3DCD8" w:sz="4"/>
+              <w:right w:val="single" w:color="D3DCD8" w:sz="4"/>
+            </w:tcBorders>
+            <w:shd w:fill="EDF2F0" w:color="auto" w:val="clear"/>
+            <w:tcMar>
+              <w:top w:type="dxa" w:w="80"/>
+              <w:left w:type="dxa" w:w="120"/>
+              <w:bottom w:type="dxa" w:w="80"/>
+              <w:right w:type="dxa" w:w="120"/>
+            </w:tcMar>
+          </w:tcPr>
+          <w:p>
+            <w:pPr>
+              <w:spacing w:after="0" w:line="252"/>
+            </w:pPr>
+            <w:r>
+              <w:rPr>
+                <w:rFonts w:ascii="Arial" w:cs="Arial" w:eastAsia="Arial" w:hAnsi="Arial"/>
+                <w:b/>
+                <w:bCs/>
+                <w:caps/>
+                <w:color w:val="6B7A74"/>
+                <w:spacing w:val="14"/>
+                <w:sz w:val="16"/>
+                <w:szCs w:val="16"/>
+              </w:rPr>
+              <w:t xml:space="preserve">Niveau de preuve</w:t>
+            </w:r>
+          </w:p>
+        </w:tc>
+        <w:tc>
+          <w:tcPr>
+            <w:tcW w:type="dxa" w:w="7538"/>
+            <w:tcBorders>
+              <w:top w:val="single" w:color="D3DCD8" w:sz="4"/>
+              <w:left w:val="single" w:color="D3DCD8" w:sz="4"/>
+              <w:bottom w:val="single" w:color="D3DCD8" w:sz="4"/>
+              <w:right w:val="single" w:color="D3DCD8" w:sz="4"/>
+            </w:tcBorders>
+            <w:tcMar>
+              <w:top w:type="dxa" w:w="80"/>
+              <w:left w:type="dxa" w:w="120"/>
+              <w:bottom w:type="dxa" w:w="80"/>
+              <w:right w:type="dxa" w:w="120"/>
+            </w:tcMar>
+          </w:tcPr>
+          <w:p>
+            <w:pPr>
+              <w:spacing w:after="0" w:line="252"/>
+            </w:pPr>
+            <w:r>
+              <w:rPr>
+                <w:rFonts w:ascii="Arial" w:cs="Arial" w:eastAsia="Arial" w:hAnsi="Arial"/>
+                <w:b/>
+                <w:bCs/>
+                <w:color w:val="6B7A74"/>
+                <w:sz w:val="17"/>
+                <w:szCs w:val="17"/>
+              </w:rPr>
+              <w:t xml:space="preserve">Lu dans le code</w:t>
             </w:r>
           </w:p>
         </w:tc>
@@ -7547,6 +9033,77 @@
                 <w:sz w:val="16"/>
                 <w:szCs w:val="16"/>
               </w:rPr>
+              <w:t xml:space="preserve">Niveau de preuve</w:t>
+            </w:r>
+          </w:p>
+        </w:tc>
+        <w:tc>
+          <w:tcPr>
+            <w:tcW w:type="dxa" w:w="7538"/>
+            <w:tcBorders>
+              <w:top w:val="single" w:color="D3DCD8" w:sz="4"/>
+              <w:left w:val="single" w:color="D3DCD8" w:sz="4"/>
+              <w:bottom w:val="single" w:color="D3DCD8" w:sz="4"/>
+              <w:right w:val="single" w:color="D3DCD8" w:sz="4"/>
+            </w:tcBorders>
+            <w:tcMar>
+              <w:top w:type="dxa" w:w="80"/>
+              <w:left w:type="dxa" w:w="120"/>
+              <w:bottom w:type="dxa" w:w="80"/>
+              <w:right w:type="dxa" w:w="120"/>
+            </w:tcMar>
+          </w:tcPr>
+          <w:p>
+            <w:pPr>
+              <w:spacing w:after="0" w:line="252"/>
+            </w:pPr>
+            <w:r>
+              <w:rPr>
+                <w:rFonts w:ascii="Arial" w:cs="Arial" w:eastAsia="Arial" w:hAnsi="Arial"/>
+                <w:b/>
+                <w:bCs/>
+                <w:color w:val="6B7A74"/>
+                <w:sz w:val="17"/>
+                <w:szCs w:val="17"/>
+              </w:rPr>
+              <w:t xml:space="preserve">Lu dans le code</w:t>
+            </w:r>
+          </w:p>
+        </w:tc>
+      </w:tr>
+      <w:tr>
+        <w:tc>
+          <w:tcPr>
+            <w:tcW w:type="dxa" w:w="2100"/>
+            <w:tcBorders>
+              <w:top w:val="single" w:color="D3DCD8" w:sz="4"/>
+              <w:left w:val="single" w:color="D3DCD8" w:sz="4"/>
+              <w:bottom w:val="single" w:color="D3DCD8" w:sz="4"/>
+              <w:right w:val="single" w:color="D3DCD8" w:sz="4"/>
+            </w:tcBorders>
+            <w:shd w:fill="EDF2F0" w:color="auto" w:val="clear"/>
+            <w:tcMar>
+              <w:top w:type="dxa" w:w="80"/>
+              <w:left w:type="dxa" w:w="120"/>
+              <w:bottom w:type="dxa" w:w="80"/>
+              <w:right w:type="dxa" w:w="120"/>
+            </w:tcMar>
+          </w:tcPr>
+          <w:p>
+            <w:pPr>
+              <w:spacing w:after="0" w:line="252"/>
+            </w:pPr>
+            <w:r>
+              <w:rPr>
+                <w:rFonts w:ascii="Arial" w:cs="Arial" w:eastAsia="Arial" w:hAnsi="Arial"/>
+                <w:b/>
+                <w:bCs/>
+                <w:caps/>
+                <w:color w:val="6B7A74"/>
+                <w:spacing w:val="14"/>
+                <w:sz w:val="16"/>
+                <w:szCs w:val="16"/>
+              </w:rPr>
               <w:t xml:space="preserve">Signification</w:t>
             </w:r>
           </w:p>
@@ -7906,6 +9463,77 @@
                 <w:sz w:val="16"/>
                 <w:szCs w:val="16"/>
               </w:rPr>
+              <w:t xml:space="preserve">Niveau de preuve</w:t>
+            </w:r>
+          </w:p>
+        </w:tc>
+        <w:tc>
+          <w:tcPr>
+            <w:tcW w:type="dxa" w:w="7538"/>
+            <w:tcBorders>
+              <w:top w:val="single" w:color="D3DCD8" w:sz="4"/>
+              <w:left w:val="single" w:color="D3DCD8" w:sz="4"/>
+              <w:bottom w:val="single" w:color="D3DCD8" w:sz="4"/>
+              <w:right w:val="single" w:color="D3DCD8" w:sz="4"/>
+            </w:tcBorders>
+            <w:tcMar>
+              <w:top w:type="dxa" w:w="80"/>
+              <w:left w:type="dxa" w:w="120"/>
+              <w:bottom w:type="dxa" w:w="80"/>
+              <w:right w:type="dxa" w:w="120"/>
+            </w:tcMar>
+          </w:tcPr>
+          <w:p>
+            <w:pPr>
+              <w:spacing w:after="0" w:line="252"/>
+            </w:pPr>
+            <w:r>
+              <w:rPr>
+                <w:rFonts w:ascii="Arial" w:cs="Arial" w:eastAsia="Arial" w:hAnsi="Arial"/>
+                <w:b/>
+                <w:bCs/>
+                <w:color w:val="6B7A74"/>
+                <w:sz w:val="17"/>
+                <w:szCs w:val="17"/>
+              </w:rPr>
+              <w:t xml:space="preserve">Lu dans le code</w:t>
+            </w:r>
+          </w:p>
+        </w:tc>
+      </w:tr>
+      <w:tr>
+        <w:tc>
+          <w:tcPr>
+            <w:tcW w:type="dxa" w:w="2100"/>
+            <w:tcBorders>
+              <w:top w:val="single" w:color="D3DCD8" w:sz="4"/>
+              <w:left w:val="single" w:color="D3DCD8" w:sz="4"/>
+              <w:bottom w:val="single" w:color="D3DCD8" w:sz="4"/>
+              <w:right w:val="single" w:color="D3DCD8" w:sz="4"/>
+            </w:tcBorders>
+            <w:shd w:fill="EDF2F0" w:color="auto" w:val="clear"/>
+            <w:tcMar>
+              <w:top w:type="dxa" w:w="80"/>
+              <w:left w:type="dxa" w:w="120"/>
+              <w:bottom w:type="dxa" w:w="80"/>
+              <w:right w:type="dxa" w:w="120"/>
+            </w:tcMar>
+          </w:tcPr>
+          <w:p>
+            <w:pPr>
+              <w:spacing w:after="0" w:line="252"/>
+            </w:pPr>
+            <w:r>
+              <w:rPr>
+                <w:rFonts w:ascii="Arial" w:cs="Arial" w:eastAsia="Arial" w:hAnsi="Arial"/>
+                <w:b/>
+                <w:bCs/>
+                <w:caps/>
+                <w:color w:val="6B7A74"/>
+                <w:spacing w:val="14"/>
+                <w:sz w:val="16"/>
+                <w:szCs w:val="16"/>
+              </w:rPr>
               <w:t xml:space="preserve">Signification</w:t>
             </w:r>
           </w:p>
@@ -8228,6 +9856,77 @@
                 <w:szCs w:val="21"/>
               </w:rPr>
               <w:t xml:space="preserve">Le calendrier s'arrête à aujourd'hui et démarre au 01/01/2025</w:t>
+            </w:r>
+          </w:p>
+        </w:tc>
+      </w:tr>
+      <w:tr>
+        <w:tc>
+          <w:tcPr>
+            <w:tcW w:type="dxa" w:w="2100"/>
+            <w:tcBorders>
+              <w:top w:val="single" w:color="D3DCD8" w:sz="4"/>
+              <w:left w:val="single" w:color="D3DCD8" w:sz="4"/>
+              <w:bottom w:val="single" w:color="D3DCD8" w:sz="4"/>
+              <w:right w:val="single" w:color="D3DCD8" w:sz="4"/>
+            </w:tcBorders>
+            <w:shd w:fill="EDF2F0" w:color="auto" w:val="clear"/>
+            <w:tcMar>
+              <w:top w:type="dxa" w:w="80"/>
+              <w:left w:type="dxa" w:w="120"/>
+              <w:bottom w:type="dxa" w:w="80"/>
+              <w:right w:type="dxa" w:w="120"/>
+            </w:tcMar>
+          </w:tcPr>
+          <w:p>
+            <w:pPr>
+              <w:spacing w:after="0" w:line="252"/>
+            </w:pPr>
+            <w:r>
+              <w:rPr>
+                <w:rFonts w:ascii="Arial" w:cs="Arial" w:eastAsia="Arial" w:hAnsi="Arial"/>
+                <w:b/>
+                <w:bCs/>
+                <w:caps/>
+                <w:color w:val="6B7A74"/>
+                <w:spacing w:val="14"/>
+                <w:sz w:val="16"/>
+                <w:szCs w:val="16"/>
+              </w:rPr>
+              <w:t xml:space="preserve">Niveau de preuve</w:t>
+            </w:r>
+          </w:p>
+        </w:tc>
+        <w:tc>
+          <w:tcPr>
+            <w:tcW w:type="dxa" w:w="7538"/>
+            <w:tcBorders>
+              <w:top w:val="single" w:color="D3DCD8" w:sz="4"/>
+              <w:left w:val="single" w:color="D3DCD8" w:sz="4"/>
+              <w:bottom w:val="single" w:color="D3DCD8" w:sz="4"/>
+              <w:right w:val="single" w:color="D3DCD8" w:sz="4"/>
+            </w:tcBorders>
+            <w:tcMar>
+              <w:top w:type="dxa" w:w="80"/>
+              <w:left w:type="dxa" w:w="120"/>
+              <w:bottom w:type="dxa" w:w="80"/>
+              <w:right w:type="dxa" w:w="120"/>
+            </w:tcMar>
+          </w:tcPr>
+          <w:p>
+            <w:pPr>
+              <w:spacing w:after="0" w:line="252"/>
+            </w:pPr>
+            <w:r>
+              <w:rPr>
+                <w:rFonts w:ascii="Arial" w:cs="Arial" w:eastAsia="Arial" w:hAnsi="Arial"/>
+                <w:b/>
+                <w:bCs/>
+                <w:color w:val="6B7A74"/>
+                <w:sz w:val="17"/>
+                <w:szCs w:val="17"/>
+              </w:rPr>
+              <w:t xml:space="preserve">Lu dans le code</w:t>
             </w:r>
           </w:p>
         </w:tc>
@@ -8668,6 +10367,77 @@
                 <w:sz w:val="16"/>
                 <w:szCs w:val="16"/>
               </w:rPr>
+              <w:t xml:space="preserve">Niveau de preuve</w:t>
+            </w:r>
+          </w:p>
+        </w:tc>
+        <w:tc>
+          <w:tcPr>
+            <w:tcW w:type="dxa" w:w="7538"/>
+            <w:tcBorders>
+              <w:top w:val="single" w:color="D3DCD8" w:sz="4"/>
+              <w:left w:val="single" w:color="D3DCD8" w:sz="4"/>
+              <w:bottom w:val="single" w:color="D3DCD8" w:sz="4"/>
+              <w:right w:val="single" w:color="D3DCD8" w:sz="4"/>
+            </w:tcBorders>
+            <w:tcMar>
+              <w:top w:type="dxa" w:w="80"/>
+              <w:left w:type="dxa" w:w="120"/>
+              <w:bottom w:type="dxa" w:w="80"/>
+              <w:right w:type="dxa" w:w="120"/>
+            </w:tcMar>
+          </w:tcPr>
+          <w:p>
+            <w:pPr>
+              <w:spacing w:after="0" w:line="252"/>
+            </w:pPr>
+            <w:r>
+              <w:rPr>
+                <w:rFonts w:ascii="Arial" w:cs="Arial" w:eastAsia="Arial" w:hAnsi="Arial"/>
+                <w:b/>
+                <w:bCs/>
+                <w:color w:val="6B7A74"/>
+                <w:sz w:val="17"/>
+                <w:szCs w:val="17"/>
+              </w:rPr>
+              <w:t xml:space="preserve">Lu dans le code</w:t>
+            </w:r>
+          </w:p>
+        </w:tc>
+      </w:tr>
+      <w:tr>
+        <w:tc>
+          <w:tcPr>
+            <w:tcW w:type="dxa" w:w="2100"/>
+            <w:tcBorders>
+              <w:top w:val="single" w:color="D3DCD8" w:sz="4"/>
+              <w:left w:val="single" w:color="D3DCD8" w:sz="4"/>
+              <w:bottom w:val="single" w:color="D3DCD8" w:sz="4"/>
+              <w:right w:val="single" w:color="D3DCD8" w:sz="4"/>
+            </w:tcBorders>
+            <w:shd w:fill="EDF2F0" w:color="auto" w:val="clear"/>
+            <w:tcMar>
+              <w:top w:type="dxa" w:w="80"/>
+              <w:left w:type="dxa" w:w="120"/>
+              <w:bottom w:type="dxa" w:w="80"/>
+              <w:right w:type="dxa" w:w="120"/>
+            </w:tcMar>
+          </w:tcPr>
+          <w:p>
+            <w:pPr>
+              <w:spacing w:after="0" w:line="252"/>
+            </w:pPr>
+            <w:r>
+              <w:rPr>
+                <w:rFonts w:ascii="Arial" w:cs="Arial" w:eastAsia="Arial" w:hAnsi="Arial"/>
+                <w:b/>
+                <w:bCs/>
+                <w:caps/>
+                <w:color w:val="6B7A74"/>
+                <w:spacing w:val="14"/>
+                <w:sz w:val="16"/>
+                <w:szCs w:val="16"/>
+              </w:rPr>
               <w:t xml:space="preserve">Signification</w:t>
             </w:r>
           </w:p>
@@ -8989,7 +10759,7 @@
                 <w:sz w:val="21"/>
                 <w:szCs w:val="21"/>
               </w:rPr>
-              <w:t xml:space="preserve">Une page semble faire doublon</w:t>
+              <w:t xml:space="preserve">Deux pages traitent la catégorisation des échecs</w:t>
             </w:r>
           </w:p>
         </w:tc>
@@ -9027,7 +10797,7 @@
                 <w:sz w:val="16"/>
                 <w:szCs w:val="16"/>
               </w:rPr>
-              <w:t xml:space="preserve">Signification</w:t>
+              <w:t xml:space="preserve">Niveau de preuve</w:t>
             </w:r>
           </w:p>
         </w:tc>
@@ -9054,11 +10824,13 @@
             <w:r>
               <w:rPr>
                 <w:rFonts w:ascii="Arial" w:cs="Arial" w:eastAsia="Arial" w:hAnsi="Arial"/>
-                <w:color w:val="3C4A45"/>
-                <w:sz w:val="19"/>
-                <w:szCs w:val="19"/>
-              </w:rPr>
-              <w:t xml:space="preserve">Les pages « Alerts : failures to categorize » et « Auto. failures to categorize copy » proposent les mêmes filtres et un intitulé très proche.</w:t>
+                <w:b/>
+                <w:bCs/>
+                <w:color w:val="6B7A74"/>
+                <w:sz w:val="17"/>
+                <w:szCs w:val="17"/>
+              </w:rPr>
+              <w:t xml:space="preserve">Lu dans le code</w:t>
             </w:r>
           </w:p>
         </w:tc>
@@ -9096,6 +10868,75 @@
                 <w:sz w:val="16"/>
                 <w:szCs w:val="16"/>
               </w:rPr>
+              <w:t xml:space="preserve">Signification</w:t>
+            </w:r>
+          </w:p>
+        </w:tc>
+        <w:tc>
+          <w:tcPr>
+            <w:tcW w:type="dxa" w:w="7538"/>
+            <w:tcBorders>
+              <w:top w:val="single" w:color="D3DCD8" w:sz="4"/>
+              <w:left w:val="single" w:color="D3DCD8" w:sz="4"/>
+              <w:bottom w:val="single" w:color="D3DCD8" w:sz="4"/>
+              <w:right w:val="single" w:color="D3DCD8" w:sz="4"/>
+            </w:tcBorders>
+            <w:tcMar>
+              <w:top w:type="dxa" w:w="80"/>
+              <w:left w:type="dxa" w:w="120"/>
+              <w:bottom w:type="dxa" w:w="80"/>
+              <w:right w:type="dxa" w:w="120"/>
+            </w:tcMar>
+          </w:tcPr>
+          <w:p>
+            <w:pPr>
+              <w:spacing w:after="0" w:line="252"/>
+            </w:pPr>
+            <w:r>
+              <w:rPr>
+                <w:rFonts w:ascii="Arial" w:cs="Arial" w:eastAsia="Arial" w:hAnsi="Arial"/>
+                <w:color w:val="3C4A45"/>
+                <w:sz w:val="19"/>
+                <w:szCs w:val="19"/>
+              </w:rPr>
+              <w:t xml:space="preserve">« Alerts : failures to categorize » est centrée sur les libellés d'alerte et les mesures automatiques manquantes. « Auto. failures to categorize copy » propose un arbre de décomposition et descend jusqu'aux noms de tags et de mesures. Les deux offrent les mêmes filtres.</w:t>
+            </w:r>
+          </w:p>
+        </w:tc>
+      </w:tr>
+      <w:tr>
+        <w:tc>
+          <w:tcPr>
+            <w:tcW w:type="dxa" w:w="2100"/>
+            <w:tcBorders>
+              <w:top w:val="single" w:color="D3DCD8" w:sz="4"/>
+              <w:left w:val="single" w:color="D3DCD8" w:sz="4"/>
+              <w:bottom w:val="single" w:color="D3DCD8" w:sz="4"/>
+              <w:right w:val="single" w:color="D3DCD8" w:sz="4"/>
+            </w:tcBorders>
+            <w:shd w:fill="EDF2F0" w:color="auto" w:val="clear"/>
+            <w:tcMar>
+              <w:top w:type="dxa" w:w="80"/>
+              <w:left w:type="dxa" w:w="120"/>
+              <w:bottom w:type="dxa" w:w="80"/>
+              <w:right w:type="dxa" w:w="120"/>
+            </w:tcMar>
+          </w:tcPr>
+          <w:p>
+            <w:pPr>
+              <w:spacing w:after="0" w:line="252"/>
+            </w:pPr>
+            <w:r>
+              <w:rPr>
+                <w:rFonts w:ascii="Arial" w:cs="Arial" w:eastAsia="Arial" w:hAnsi="Arial"/>
+                <w:b/>
+                <w:bCs/>
+                <w:caps/>
+                <w:color w:val="6B7A74"/>
+                <w:spacing w:val="14"/>
+                <w:sz w:val="16"/>
+                <w:szCs w:val="16"/>
+              </w:rPr>
               <w:t xml:space="preserve">Point d’attention</w:t>
             </w:r>
           </w:p>
@@ -9129,7 +10970,7 @@
                 <w:sz w:val="19"/>
                 <w:szCs w:val="19"/>
               </w:rPr>
-              <w:t xml:space="preserve">À trancher : garder les deux, en supprimer une.</w:t>
+              <w:t xml:space="preserve">Ce ne sont pas des doublons. La question est de savoir si les deux angles sont réellement utilisés, et si le nom de la seconde ne devrait pas être clarifié.</w:t>
             </w:r>
           </w:p>
         </w:tc>
@@ -9386,6 +11227,77 @@
                 <w:sz w:val="16"/>
                 <w:szCs w:val="16"/>
               </w:rPr>
+              <w:t xml:space="preserve">Niveau de preuve</w:t>
+            </w:r>
+          </w:p>
+        </w:tc>
+        <w:tc>
+          <w:tcPr>
+            <w:tcW w:type="dxa" w:w="7538"/>
+            <w:tcBorders>
+              <w:top w:val="single" w:color="D3DCD8" w:sz="4"/>
+              <w:left w:val="single" w:color="D3DCD8" w:sz="4"/>
+              <w:bottom w:val="single" w:color="D3DCD8" w:sz="4"/>
+              <w:right w:val="single" w:color="D3DCD8" w:sz="4"/>
+            </w:tcBorders>
+            <w:tcMar>
+              <w:top w:type="dxa" w:w="80"/>
+              <w:left w:type="dxa" w:w="120"/>
+              <w:bottom w:type="dxa" w:w="80"/>
+              <w:right w:type="dxa" w:w="120"/>
+            </w:tcMar>
+          </w:tcPr>
+          <w:p>
+            <w:pPr>
+              <w:spacing w:after="0" w:line="252"/>
+            </w:pPr>
+            <w:r>
+              <w:rPr>
+                <w:rFonts w:ascii="Arial" w:cs="Arial" w:eastAsia="Arial" w:hAnsi="Arial"/>
+                <w:b/>
+                <w:bCs/>
+                <w:color w:val="6B7A74"/>
+                <w:sz w:val="17"/>
+                <w:szCs w:val="17"/>
+              </w:rPr>
+              <w:t xml:space="preserve">Lu dans le code</w:t>
+            </w:r>
+          </w:p>
+        </w:tc>
+      </w:tr>
+      <w:tr>
+        <w:tc>
+          <w:tcPr>
+            <w:tcW w:type="dxa" w:w="2100"/>
+            <w:tcBorders>
+              <w:top w:val="single" w:color="D3DCD8" w:sz="4"/>
+              <w:left w:val="single" w:color="D3DCD8" w:sz="4"/>
+              <w:bottom w:val="single" w:color="D3DCD8" w:sz="4"/>
+              <w:right w:val="single" w:color="D3DCD8" w:sz="4"/>
+            </w:tcBorders>
+            <w:shd w:fill="EDF2F0" w:color="auto" w:val="clear"/>
+            <w:tcMar>
+              <w:top w:type="dxa" w:w="80"/>
+              <w:left w:type="dxa" w:w="120"/>
+              <w:bottom w:type="dxa" w:w="80"/>
+              <w:right w:type="dxa" w:w="120"/>
+            </w:tcMar>
+          </w:tcPr>
+          <w:p>
+            <w:pPr>
+              <w:spacing w:after="0" w:line="252"/>
+            </w:pPr>
+            <w:r>
+              <w:rPr>
+                <w:rFonts w:ascii="Arial" w:cs="Arial" w:eastAsia="Arial" w:hAnsi="Arial"/>
+                <w:b/>
+                <w:bCs/>
+                <w:caps/>
+                <w:color w:val="6B7A74"/>
+                <w:spacing w:val="14"/>
+                <w:sz w:val="16"/>
+                <w:szCs w:val="16"/>
+              </w:rPr>
               <w:t xml:space="preserve">Signification</w:t>
             </w:r>
           </w:p>
@@ -9745,7 +11657,7 @@
                 <w:sz w:val="16"/>
                 <w:szCs w:val="16"/>
               </w:rPr>
-              <w:t xml:space="preserve">Signification</w:t>
+              <w:t xml:space="preserve">Niveau de preuve</w:t>
             </w:r>
           </w:p>
         </w:tc>
@@ -9772,11 +11684,13 @@
             <w:r>
               <w:rPr>
                 <w:rFonts w:ascii="Arial" w:cs="Arial" w:eastAsia="Arial" w:hAnsi="Arial"/>
-                <w:color w:val="3C4A45"/>
-                <w:sz w:val="19"/>
-                <w:szCs w:val="19"/>
-              </w:rPr>
-              <w:t xml:space="preserve">Le rapport propose des évolutions sur 24 h, 7 jours et 30 jours, ainsi que des comparaisons semaine en cours contre semaine précédente et mois en cours contre mois précédent.</w:t>
+                <w:b/>
+                <w:bCs/>
+                <w:color w:val="8A5D0B"/>
+                <w:sz w:val="17"/>
+                <w:szCs w:val="17"/>
+              </w:rPr>
+              <w:t xml:space="preserve">Déduit — non testé</w:t>
             </w:r>
           </w:p>
         </w:tc>
@@ -9814,6 +11728,75 @@
                 <w:sz w:val="16"/>
                 <w:szCs w:val="16"/>
               </w:rPr>
+              <w:t xml:space="preserve">Signification</w:t>
+            </w:r>
+          </w:p>
+        </w:tc>
+        <w:tc>
+          <w:tcPr>
+            <w:tcW w:type="dxa" w:w="7538"/>
+            <w:tcBorders>
+              <w:top w:val="single" w:color="D3DCD8" w:sz="4"/>
+              <w:left w:val="single" w:color="D3DCD8" w:sz="4"/>
+              <w:bottom w:val="single" w:color="D3DCD8" w:sz="4"/>
+              <w:right w:val="single" w:color="D3DCD8" w:sz="4"/>
+            </w:tcBorders>
+            <w:tcMar>
+              <w:top w:type="dxa" w:w="80"/>
+              <w:left w:type="dxa" w:w="120"/>
+              <w:bottom w:type="dxa" w:w="80"/>
+              <w:right w:type="dxa" w:w="120"/>
+            </w:tcMar>
+          </w:tcPr>
+          <w:p>
+            <w:pPr>
+              <w:spacing w:after="0" w:line="252"/>
+            </w:pPr>
+            <w:r>
+              <w:rPr>
+                <w:rFonts w:ascii="Arial" w:cs="Arial" w:eastAsia="Arial" w:hAnsi="Arial"/>
+                <w:color w:val="3C4A45"/>
+                <w:sz w:val="19"/>
+                <w:szCs w:val="19"/>
+              </w:rPr>
+              <w:t xml:space="preserve">Le rapport propose des évolutions sur 24 h, 7 jours et 30 jours, ainsi que des comparaisons de semaine et de mois glissants.</w:t>
+            </w:r>
+          </w:p>
+        </w:tc>
+      </w:tr>
+      <w:tr>
+        <w:tc>
+          <w:tcPr>
+            <w:tcW w:type="dxa" w:w="2100"/>
+            <w:tcBorders>
+              <w:top w:val="single" w:color="D3DCD8" w:sz="4"/>
+              <w:left w:val="single" w:color="D3DCD8" w:sz="4"/>
+              <w:bottom w:val="single" w:color="D3DCD8" w:sz="4"/>
+              <w:right w:val="single" w:color="D3DCD8" w:sz="4"/>
+            </w:tcBorders>
+            <w:shd w:fill="EDF2F0" w:color="auto" w:val="clear"/>
+            <w:tcMar>
+              <w:top w:type="dxa" w:w="80"/>
+              <w:left w:type="dxa" w:w="120"/>
+              <w:bottom w:type="dxa" w:w="80"/>
+              <w:right w:type="dxa" w:w="120"/>
+            </w:tcMar>
+          </w:tcPr>
+          <w:p>
+            <w:pPr>
+              <w:spacing w:after="0" w:line="252"/>
+            </w:pPr>
+            <w:r>
+              <w:rPr>
+                <w:rFonts w:ascii="Arial" w:cs="Arial" w:eastAsia="Arial" w:hAnsi="Arial"/>
+                <w:b/>
+                <w:bCs/>
+                <w:caps/>
+                <w:color w:val="6B7A74"/>
+                <w:spacing w:val="14"/>
+                <w:sz w:val="16"/>
+                <w:szCs w:val="16"/>
+              </w:rPr>
               <w:t xml:space="preserve">Point d’attention</w:t>
             </w:r>
           </w:p>
@@ -9847,7 +11830,7 @@
                 <w:sz w:val="19"/>
                 <w:szCs w:val="19"/>
               </w:rPr>
-              <w:t xml:space="preserve">Ces périodes sont relatives à la date du jour et ne suivent pas le filtre de date de la page.</w:t>
+              <w:t xml:space="preserve">DÉDUIT, NON TESTÉ : si la période sélectionnée n'inclut pas les dernières 24 h, l'indicateur correspondant devrait afficher zéro. À vérifier en ouvrant le rapport.</w:t>
             </w:r>
           </w:p>
         </w:tc>
@@ -12995,7 +14978,7 @@
                 <w:sz w:val="20"/>
                 <w:szCs w:val="20"/>
               </w:rPr>
-              <w:t xml:space="preserve">A6   </w:t>
+              <w:t xml:space="preserve">C1   </w:t>
             </w:r>
             <w:r>
               <w:rPr>
@@ -13006,7 +14989,7 @@
                 <w:sz w:val="21"/>
                 <w:szCs w:val="21"/>
               </w:rPr>
-              <w:t xml:space="preserve">Faut-il exclure les batches et lignes de programme supprimés ?</w:t>
+              <w:t xml:space="preserve">Faut-il aligner les deux définitions de l'erreur de process ?</w:t>
             </w:r>
           </w:p>
         </w:tc>
@@ -13146,7 +15129,7 @@
                 <w:sz w:val="19"/>
                 <w:szCs w:val="19"/>
               </w:rPr>
-              <w:t xml:space="preserve">C'est le seul point de cette liste qui change un chiffre affiché aujourd'hui : le taux de réussite passerait de 64,9 % à 66,4 %.</w:t>
+              <w:t xml:space="preserve">La carte et le sélecteur ne comptent pas la même chose. Un échec sans journal du moteur échappe aux quatre cartes tout en pesant dans le taux de réussite.</w:t>
             </w:r>
           </w:p>
         </w:tc>
@@ -13354,7 +15337,7 @@
                 <w:sz w:val="20"/>
                 <w:szCs w:val="20"/>
               </w:rPr>
-              <w:t xml:space="preserve">C3   </w:t>
+              <w:t xml:space="preserve">A6   </w:t>
             </w:r>
             <w:r>
               <w:rPr>
@@ -13365,7 +15348,7 @@
                 <w:sz w:val="21"/>
                 <w:szCs w:val="21"/>
               </w:rPr>
-              <w:t xml:space="preserve">Les trois seuils de temps sont-ils les bons ?</w:t>
+              <w:t xml:space="preserve">Faut-il exclure les batches et lignes de programme supprimés ?</w:t>
             </w:r>
           </w:p>
         </w:tc>
@@ -13505,7 +15488,7 @@
                 <w:sz w:val="19"/>
                 <w:szCs w:val="19"/>
               </w:rPr>
-              <w:t xml:space="preserve">60 minutes de chevauchement, 30 minutes pour une saisie manuelle, 60 minutes pour la création d'un batch. Ils déterminent la répartition entre les 11 alertes.</w:t>
+              <w:t xml:space="preserve">C'est le seul point de cette liste qui change un chiffre affiché aujourd'hui : le taux de réussite passerait de 64,9 % à 66,4 %.</w:t>
             </w:r>
           </w:p>
         </w:tc>
@@ -13713,7 +15696,7 @@
                 <w:sz w:val="20"/>
                 <w:szCs w:val="20"/>
               </w:rPr>
-              <w:t xml:space="preserve">D1   </w:t>
+              <w:t xml:space="preserve">C3   </w:t>
             </w:r>
             <w:r>
               <w:rPr>
@@ -13724,7 +15707,7 @@
                 <w:sz w:val="21"/>
                 <w:szCs w:val="21"/>
               </w:rPr>
-              <w:t xml:space="preserve">Faut-il filtrer sur l'échéance ou sur la date de création ?</w:t>
+              <w:t xml:space="preserve">Les trois seuils de temps sont-ils les bons ?</w:t>
             </w:r>
           </w:p>
         </w:tc>
@@ -13791,11 +15774,11 @@
                 <w:rFonts w:ascii="Arial" w:cs="Arial" w:eastAsia="Arial" w:hAnsi="Arial"/>
                 <w:b/>
                 <w:bCs/>
-                <w:color w:val="3C4A45"/>
-                <w:sz w:val="19"/>
-                <w:szCs w:val="19"/>
-              </w:rPr>
-              <w:t xml:space="preserve">Moyen</w:t>
+                <w:color w:val="8A5D0B"/>
+                <w:sz w:val="19"/>
+                <w:szCs w:val="19"/>
+              </w:rPr>
+              <w:t xml:space="preserve">Élevé</w:t>
             </w:r>
           </w:p>
         </w:tc>
@@ -13864,7 +15847,7 @@
                 <w:sz w:val="19"/>
                 <w:szCs w:val="19"/>
               </w:rPr>
-              <w:t xml:space="preserve">L'échéance est cohérente pour de la supervision. La date de création serait plus comparable aux autres rapports.</w:t>
+              <w:t xml:space="preserve">60 minutes de chevauchement, 30 minutes pour une saisie manuelle, 60 minutes pour la création d'un batch. Ils déterminent la répartition entre les 11 alertes.</w:t>
             </w:r>
           </w:p>
         </w:tc>
@@ -14072,7 +16055,7 @@
                 <w:sz w:val="20"/>
                 <w:szCs w:val="20"/>
               </w:rPr>
-              <w:t xml:space="preserve">A1   </w:t>
+              <w:t xml:space="preserve">D1   </w:t>
             </w:r>
             <w:r>
               <w:rPr>
@@ -14083,7 +16066,7 @@
                 <w:sz w:val="21"/>
                 <w:szCs w:val="21"/>
               </w:rPr>
-              <w:t xml:space="preserve">Comment gérer l'arrivée d'un nouveau site ?</w:t>
+              <w:t xml:space="preserve">Faut-il filtrer sur l'échéance ou sur la date de création ?</w:t>
             </w:r>
           </w:p>
         </w:tc>
@@ -14223,7 +16206,7 @@
                 <w:sz w:val="19"/>
                 <w:szCs w:val="19"/>
               </w:rPr>
-              <w:t xml:space="preserve">Le périmètre est figé dans le code à cinq endroits. Un oubli rend le site invisible sans aucun signal.</w:t>
+              <w:t xml:space="preserve">L'échéance est cohérente pour de la supervision. La date de création serait plus comparable aux autres rapports.</w:t>
             </w:r>
           </w:p>
         </w:tc>
@@ -14431,7 +16414,7 @@
                 <w:sz w:val="20"/>
                 <w:szCs w:val="20"/>
               </w:rPr>
-              <w:t xml:space="preserve">A4   </w:t>
+              <w:t xml:space="preserve">A1   </w:t>
             </w:r>
             <w:r>
               <w:rPr>
@@ -14442,7 +16425,7 @@
                 <w:sz w:val="21"/>
                 <w:szCs w:val="21"/>
               </w:rPr>
-              <w:t xml:space="preserve">Les deux dates de début d'historique sont-elles justifiées ?</w:t>
+              <w:t xml:space="preserve">Comment gérer l'arrivée d'un nouveau site ?</w:t>
             </w:r>
           </w:p>
         </w:tc>
@@ -14513,7 +16496,7 @@
                 <w:sz w:val="19"/>
                 <w:szCs w:val="19"/>
               </w:rPr>
-              <w:t xml:space="preserve">Faible</w:t>
+              <w:t xml:space="preserve">Moyen</w:t>
             </w:r>
           </w:p>
         </w:tc>
@@ -14582,7 +16565,7 @@
                 <w:sz w:val="19"/>
                 <w:szCs w:val="19"/>
               </w:rPr>
-              <w:t xml:space="preserve">23/09/2024 pour le programme, 01/10/2024 pour les journaux. Une semaine d'écart, sans justification retrouvée.</w:t>
+              <w:t xml:space="preserve">Le périmètre est figé dans le code à cinq endroits. Un oubli rend le site invisible sans aucun signal.</w:t>
             </w:r>
           </w:p>
         </w:tc>
@@ -14790,7 +16773,7 @@
                 <w:sz w:val="20"/>
                 <w:szCs w:val="20"/>
               </w:rPr>
-              <w:t xml:space="preserve">E2   </w:t>
+              <w:t xml:space="preserve">A4   </w:t>
             </w:r>
             <w:r>
               <w:rPr>
@@ -14801,7 +16784,7 @@
                 <w:sz w:val="21"/>
                 <w:szCs w:val="21"/>
               </w:rPr>
-              <w:t xml:space="preserve">Faut-il conserver les deux pages de catégorisation ?</w:t>
+              <w:t xml:space="preserve">Les deux dates de début d'historique sont-elles justifiées ?</w:t>
             </w:r>
           </w:p>
         </w:tc>
@@ -14941,7 +16924,7 @@
                 <w:sz w:val="19"/>
                 <w:szCs w:val="19"/>
               </w:rPr>
-              <w:t xml:space="preserve">Deux pages aux filtres identiques, dont une nommée « copy ».</w:t>
+              <w:t xml:space="preserve">23/09/2024 pour le programme, 01/10/2024 pour les journaux. Une semaine d'écart, sans justification retrouvée.</w:t>
             </w:r>
           </w:p>
         </w:tc>
@@ -15149,7 +17132,7 @@
                 <w:sz w:val="20"/>
                 <w:szCs w:val="20"/>
               </w:rPr>
-              <w:t xml:space="preserve">B4   </w:t>
+              <w:t xml:space="preserve">E2   </w:t>
             </w:r>
             <w:r>
               <w:rPr>
@@ -15160,7 +17143,7 @@
                 <w:sz w:val="21"/>
                 <w:szCs w:val="21"/>
               </w:rPr>
-              <w:t xml:space="preserve">Que faire des recommandations dont l'échéance n'est pas passée ?</w:t>
+              <w:t xml:space="preserve">Les deux pages de catégorisation sont-elles toutes deux utilisées ?</w:t>
             </w:r>
           </w:p>
         </w:tc>
@@ -15231,7 +17214,7 @@
                 <w:sz w:val="19"/>
                 <w:szCs w:val="19"/>
               </w:rPr>
-              <w:t xml:space="preserve">À investiguer</w:t>
+              <w:t xml:space="preserve">Faible</w:t>
             </w:r>
           </w:p>
         </w:tc>
@@ -15300,7 +17283,7 @@
                 <w:sz w:val="19"/>
                 <w:szCs w:val="19"/>
               </w:rPr>
-              <w:t xml:space="preserve">Elles ne sont ni en succès ni en échec. Un contrôle reste à faire pour vérifier qu'elles basculent bien une fois l'échéance dépassée.</w:t>
+              <w:t xml:space="preserve">Ce ne sont pas des doublons : l'une est centrée sur les alertes, l'autre sur la traçabilité des tags. Mais le nom « copy » de la seconde induit en erreur.</w:t>
             </w:r>
           </w:p>
         </w:tc>

--- a/analyse/Regles_Monitoring_METIER.docx
+++ b/analyse/Regles_Monitoring_METIER.docx
@@ -10329,7 +10329,7 @@
                 <w:sz w:val="21"/>
                 <w:szCs w:val="21"/>
               </w:rPr>
-              <w:t xml:space="preserve">Les filtres disponibles varient d'une page à l'autre</w:t>
+              <w:t xml:space="preserve">Les filtres disponibles varient d'un écran à l'autre</w:t>
             </w:r>
           </w:p>
         </w:tc>
@@ -10469,7 +10469,7 @@
                 <w:sz w:val="19"/>
                 <w:szCs w:val="19"/>
               </w:rPr>
-              <w:t xml:space="preserve">Le filtre site est présent sur les 8 pages. Le filtre de date sur 6 pages. Les autres varient selon la page. Le détail figure dans la section dédiée.</w:t>
+              <w:t xml:space="preserve">Le filtre site est présent sur les 6 écrans. Le filtre de date sur 5 d'entre eux : la page Overview n'en propose aucun. Les autres filtres varient selon l'écran.</w:t>
             </w:r>
           </w:p>
         </w:tc>
@@ -10540,437 +10540,7 @@
                 <w:sz w:val="19"/>
                 <w:szCs w:val="19"/>
               </w:rPr>
-              <w:t xml:space="preserve">À valider en atelier : cette hétérogénéité est-elle voulue ?</w:t>
-            </w:r>
-          </w:p>
-        </w:tc>
-      </w:tr>
-      <w:tr>
-        <w:tc>
-          <w:tcPr>
-            <w:tcW w:type="dxa" w:w="2100"/>
-            <w:tcBorders>
-              <w:top w:val="single" w:color="D3DCD8" w:sz="4"/>
-              <w:left w:val="single" w:color="D3DCD8" w:sz="4"/>
-              <w:bottom w:val="single" w:color="D3DCD8" w:sz="4"/>
-              <w:right w:val="single" w:color="D3DCD8" w:sz="4"/>
-            </w:tcBorders>
-            <w:shd w:fill="FFF8E1" w:color="auto" w:val="clear"/>
-            <w:tcMar>
-              <w:top w:type="dxa" w:w="80"/>
-              <w:left w:type="dxa" w:w="120"/>
-              <w:bottom w:type="dxa" w:w="80"/>
-              <w:right w:type="dxa" w:w="120"/>
-            </w:tcMar>
-          </w:tcPr>
-          <w:p>
-            <w:pPr>
-              <w:spacing w:after="0" w:line="252"/>
-            </w:pPr>
-            <w:r>
-              <w:rPr>
-                <w:rFonts w:ascii="Arial" w:cs="Arial" w:eastAsia="Arial" w:hAnsi="Arial"/>
-                <w:b/>
-                <w:bCs/>
-                <w:caps/>
-                <w:color w:val="6B7A74"/>
-                <w:spacing w:val="14"/>
-                <w:sz w:val="16"/>
-                <w:szCs w:val="16"/>
-              </w:rPr>
-              <w:t xml:space="preserve">Décision</w:t>
-            </w:r>
-          </w:p>
-        </w:tc>
-        <w:tc>
-          <w:tcPr>
-            <w:tcW w:type="dxa" w:w="7538"/>
-            <w:tcBorders>
-              <w:top w:val="single" w:color="D3DCD8" w:sz="4"/>
-              <w:left w:val="single" w:color="D3DCD8" w:sz="4"/>
-              <w:bottom w:val="single" w:color="D3DCD8" w:sz="4"/>
-              <w:right w:val="single" w:color="D3DCD8" w:sz="4"/>
-            </w:tcBorders>
-            <w:shd w:fill="FFF8E1" w:color="auto" w:val="clear"/>
-            <w:tcMar>
-              <w:top w:type="dxa" w:w="80"/>
-              <w:left w:type="dxa" w:w="120"/>
-              <w:bottom w:type="dxa" w:w="80"/>
-              <w:right w:type="dxa" w:w="120"/>
-            </w:tcMar>
-          </w:tcPr>
-          <w:p>
-            <w:pPr>
-              <w:spacing w:after="0" w:line="252"/>
-            </w:pPr>
-            <w:r>
-              <w:rPr>
-                <w:rFonts w:ascii="Arial" w:cs="Arial" w:eastAsia="Arial" w:hAnsi="Arial"/>
-                <w:color w:val="3C4A45"/>
-                <w:sz w:val="19"/>
-                <w:szCs w:val="19"/>
-              </w:rPr>
-              <w:t xml:space="preserve"/>
-            </w:r>
-          </w:p>
-        </w:tc>
-      </w:tr>
-      <w:tr>
-        <w:tc>
-          <w:tcPr>
-            <w:tcW w:type="dxa" w:w="2100"/>
-            <w:tcBorders>
-              <w:top w:val="single" w:color="D3DCD8" w:sz="4"/>
-              <w:left w:val="single" w:color="D3DCD8" w:sz="4"/>
-              <w:bottom w:val="single" w:color="D3DCD8" w:sz="4"/>
-              <w:right w:val="single" w:color="D3DCD8" w:sz="4"/>
-            </w:tcBorders>
-            <w:shd w:fill="FFF8E1" w:color="auto" w:val="clear"/>
-            <w:tcMar>
-              <w:top w:type="dxa" w:w="80"/>
-              <w:left w:type="dxa" w:w="120"/>
-              <w:bottom w:type="dxa" w:w="80"/>
-              <w:right w:type="dxa" w:w="120"/>
-            </w:tcMar>
-          </w:tcPr>
-          <w:p>
-            <w:pPr>
-              <w:spacing w:after="0" w:line="252"/>
-            </w:pPr>
-            <w:r>
-              <w:rPr>
-                <w:rFonts w:ascii="Arial" w:cs="Arial" w:eastAsia="Arial" w:hAnsi="Arial"/>
-                <w:b/>
-                <w:bCs/>
-                <w:caps/>
-                <w:color w:val="6B7A74"/>
-                <w:spacing w:val="14"/>
-                <w:sz w:val="16"/>
-                <w:szCs w:val="16"/>
-              </w:rPr>
-              <w:t xml:space="preserve">Commentaire</w:t>
-            </w:r>
-          </w:p>
-        </w:tc>
-        <w:tc>
-          <w:tcPr>
-            <w:tcW w:type="dxa" w:w="7538"/>
-            <w:tcBorders>
-              <w:top w:val="single" w:color="D3DCD8" w:sz="4"/>
-              <w:left w:val="single" w:color="D3DCD8" w:sz="4"/>
-              <w:bottom w:val="single" w:color="D3DCD8" w:sz="4"/>
-              <w:right w:val="single" w:color="D3DCD8" w:sz="4"/>
-            </w:tcBorders>
-            <w:shd w:fill="FFF8E1" w:color="auto" w:val="clear"/>
-            <w:tcMar>
-              <w:top w:type="dxa" w:w="80"/>
-              <w:left w:type="dxa" w:w="120"/>
-              <w:bottom w:type="dxa" w:w="80"/>
-              <w:right w:type="dxa" w:w="120"/>
-            </w:tcMar>
-          </w:tcPr>
-          <w:p>
-            <w:pPr>
-              <w:spacing w:after="0" w:line="252"/>
-            </w:pPr>
-            <w:r>
-              <w:rPr>
-                <w:rFonts w:ascii="Arial" w:cs="Arial" w:eastAsia="Arial" w:hAnsi="Arial"/>
-                <w:color w:val="3C4A45"/>
-                <w:sz w:val="19"/>
-                <w:szCs w:val="19"/>
-              </w:rPr>
-              <w:t xml:space="preserve"/>
-            </w:r>
-          </w:p>
-        </w:tc>
-      </w:tr>
-    </w:tbl>
-    <w:p>
-      <w:pPr>
-        <w:spacing w:after="200"/>
-      </w:pPr>
-      <w:r>
-        <w:rPr>
-          <w:rFonts w:ascii="Arial" w:cs="Arial" w:eastAsia="Arial" w:hAnsi="Arial"/>
-          <w:color w:val="3C4A45"/>
-          <w:sz w:val="19"/>
-          <w:szCs w:val="19"/>
-        </w:rPr>
-        <w:t xml:space="preserve"/>
-      </w:r>
-    </w:p>
-    <w:tbl>
-      <w:tblPr>
-        <w:tblW w:type="dxa" w:w="9638"/>
-        <w:tblBorders>
-          <w:top w:val="single" w:color="auto" w:sz="4"/>
-          <w:left w:val="single" w:color="auto" w:sz="4"/>
-          <w:bottom w:val="single" w:color="auto" w:sz="4"/>
-          <w:right w:val="single" w:color="auto" w:sz="4"/>
-          <w:insideH w:val="single" w:color="auto" w:sz="4"/>
-          <w:insideV w:val="single" w:color="auto" w:sz="4"/>
-        </w:tblBorders>
-      </w:tblPr>
-      <w:tblGrid>
-        <w:gridCol w:w="2100"/>
-        <w:gridCol w:w="7538"/>
-      </w:tblGrid>
-      <w:tr>
-        <w:tc>
-          <w:tcPr>
-            <w:tcW w:type="dxa" w:w="9638"/>
-            <w:gridSpan w:val="2"/>
-            <w:tcBorders>
-              <w:top w:val="single" w:color="D3DCD8" w:sz="4"/>
-              <w:left w:val="single" w:color="D3DCD8" w:sz="4"/>
-              <w:bottom w:val="single" w:color="D3DCD8" w:sz="4"/>
-              <w:right w:val="single" w:color="D3DCD8" w:sz="4"/>
-            </w:tcBorders>
-            <w:shd w:fill="F6EFE2" w:color="auto" w:val="clear"/>
-            <w:tcMar>
-              <w:top w:type="dxa" w:w="80"/>
-              <w:left w:type="dxa" w:w="120"/>
-              <w:bottom w:type="dxa" w:w="80"/>
-              <w:right w:type="dxa" w:w="120"/>
-            </w:tcMar>
-          </w:tcPr>
-          <w:p>
-            <w:pPr>
-              <w:spacing w:after="0" w:line="252"/>
-            </w:pPr>
-            <w:r>
-              <w:rPr>
-                <w:rFonts w:ascii="Consolas" w:cs="Consolas" w:eastAsia="Consolas" w:hAnsi="Consolas"/>
-                <w:b/>
-                <w:bCs/>
-                <w:color w:val="8A5D0B"/>
-                <w:sz w:val="20"/>
-                <w:szCs w:val="20"/>
-              </w:rPr>
-              <w:t xml:space="preserve">E2   </w:t>
-            </w:r>
-            <w:r>
-              <w:rPr>
-                <w:rFonts w:ascii="Arial" w:cs="Arial" w:eastAsia="Arial" w:hAnsi="Arial"/>
-                <w:b/>
-                <w:bCs/>
-                <w:color w:val="16211D"/>
-                <w:sz w:val="21"/>
-                <w:szCs w:val="21"/>
-              </w:rPr>
-              <w:t xml:space="preserve">Deux pages traitent la catégorisation des échecs</w:t>
-            </w:r>
-          </w:p>
-        </w:tc>
-      </w:tr>
-      <w:tr>
-        <w:tc>
-          <w:tcPr>
-            <w:tcW w:type="dxa" w:w="2100"/>
-            <w:tcBorders>
-              <w:top w:val="single" w:color="D3DCD8" w:sz="4"/>
-              <w:left w:val="single" w:color="D3DCD8" w:sz="4"/>
-              <w:bottom w:val="single" w:color="D3DCD8" w:sz="4"/>
-              <w:right w:val="single" w:color="D3DCD8" w:sz="4"/>
-            </w:tcBorders>
-            <w:shd w:fill="EDF2F0" w:color="auto" w:val="clear"/>
-            <w:tcMar>
-              <w:top w:type="dxa" w:w="80"/>
-              <w:left w:type="dxa" w:w="120"/>
-              <w:bottom w:type="dxa" w:w="80"/>
-              <w:right w:type="dxa" w:w="120"/>
-            </w:tcMar>
-          </w:tcPr>
-          <w:p>
-            <w:pPr>
-              <w:spacing w:after="0" w:line="252"/>
-            </w:pPr>
-            <w:r>
-              <w:rPr>
-                <w:rFonts w:ascii="Arial" w:cs="Arial" w:eastAsia="Arial" w:hAnsi="Arial"/>
-                <w:b/>
-                <w:bCs/>
-                <w:caps/>
-                <w:color w:val="6B7A74"/>
-                <w:spacing w:val="14"/>
-                <w:sz w:val="16"/>
-                <w:szCs w:val="16"/>
-              </w:rPr>
-              <w:t xml:space="preserve">Niveau de preuve</w:t>
-            </w:r>
-          </w:p>
-        </w:tc>
-        <w:tc>
-          <w:tcPr>
-            <w:tcW w:type="dxa" w:w="7538"/>
-            <w:tcBorders>
-              <w:top w:val="single" w:color="D3DCD8" w:sz="4"/>
-              <w:left w:val="single" w:color="D3DCD8" w:sz="4"/>
-              <w:bottom w:val="single" w:color="D3DCD8" w:sz="4"/>
-              <w:right w:val="single" w:color="D3DCD8" w:sz="4"/>
-            </w:tcBorders>
-            <w:tcMar>
-              <w:top w:type="dxa" w:w="80"/>
-              <w:left w:type="dxa" w:w="120"/>
-              <w:bottom w:type="dxa" w:w="80"/>
-              <w:right w:type="dxa" w:w="120"/>
-            </w:tcMar>
-          </w:tcPr>
-          <w:p>
-            <w:pPr>
-              <w:spacing w:after="0" w:line="252"/>
-            </w:pPr>
-            <w:r>
-              <w:rPr>
-                <w:rFonts w:ascii="Arial" w:cs="Arial" w:eastAsia="Arial" w:hAnsi="Arial"/>
-                <w:b/>
-                <w:bCs/>
-                <w:color w:val="6B7A74"/>
-                <w:sz w:val="17"/>
-                <w:szCs w:val="17"/>
-              </w:rPr>
-              <w:t xml:space="preserve">Lu dans le code</w:t>
-            </w:r>
-          </w:p>
-        </w:tc>
-      </w:tr>
-      <w:tr>
-        <w:tc>
-          <w:tcPr>
-            <w:tcW w:type="dxa" w:w="2100"/>
-            <w:tcBorders>
-              <w:top w:val="single" w:color="D3DCD8" w:sz="4"/>
-              <w:left w:val="single" w:color="D3DCD8" w:sz="4"/>
-              <w:bottom w:val="single" w:color="D3DCD8" w:sz="4"/>
-              <w:right w:val="single" w:color="D3DCD8" w:sz="4"/>
-            </w:tcBorders>
-            <w:shd w:fill="EDF2F0" w:color="auto" w:val="clear"/>
-            <w:tcMar>
-              <w:top w:type="dxa" w:w="80"/>
-              <w:left w:type="dxa" w:w="120"/>
-              <w:bottom w:type="dxa" w:w="80"/>
-              <w:right w:type="dxa" w:w="120"/>
-            </w:tcMar>
-          </w:tcPr>
-          <w:p>
-            <w:pPr>
-              <w:spacing w:after="0" w:line="252"/>
-            </w:pPr>
-            <w:r>
-              <w:rPr>
-                <w:rFonts w:ascii="Arial" w:cs="Arial" w:eastAsia="Arial" w:hAnsi="Arial"/>
-                <w:b/>
-                <w:bCs/>
-                <w:caps/>
-                <w:color w:val="6B7A74"/>
-                <w:spacing w:val="14"/>
-                <w:sz w:val="16"/>
-                <w:szCs w:val="16"/>
-              </w:rPr>
-              <w:t xml:space="preserve">Signification</w:t>
-            </w:r>
-          </w:p>
-        </w:tc>
-        <w:tc>
-          <w:tcPr>
-            <w:tcW w:type="dxa" w:w="7538"/>
-            <w:tcBorders>
-              <w:top w:val="single" w:color="D3DCD8" w:sz="4"/>
-              <w:left w:val="single" w:color="D3DCD8" w:sz="4"/>
-              <w:bottom w:val="single" w:color="D3DCD8" w:sz="4"/>
-              <w:right w:val="single" w:color="D3DCD8" w:sz="4"/>
-            </w:tcBorders>
-            <w:tcMar>
-              <w:top w:type="dxa" w:w="80"/>
-              <w:left w:type="dxa" w:w="120"/>
-              <w:bottom w:type="dxa" w:w="80"/>
-              <w:right w:type="dxa" w:w="120"/>
-            </w:tcMar>
-          </w:tcPr>
-          <w:p>
-            <w:pPr>
-              <w:spacing w:after="0" w:line="252"/>
-            </w:pPr>
-            <w:r>
-              <w:rPr>
-                <w:rFonts w:ascii="Arial" w:cs="Arial" w:eastAsia="Arial" w:hAnsi="Arial"/>
-                <w:color w:val="3C4A45"/>
-                <w:sz w:val="19"/>
-                <w:szCs w:val="19"/>
-              </w:rPr>
-              <w:t xml:space="preserve">« Alerts : failures to categorize » est centrée sur les libellés d'alerte et les mesures automatiques manquantes. « Auto. failures to categorize copy » propose un arbre de décomposition et descend jusqu'aux noms de tags et de mesures. Les deux offrent les mêmes filtres.</w:t>
-            </w:r>
-          </w:p>
-        </w:tc>
-      </w:tr>
-      <w:tr>
-        <w:tc>
-          <w:tcPr>
-            <w:tcW w:type="dxa" w:w="2100"/>
-            <w:tcBorders>
-              <w:top w:val="single" w:color="D3DCD8" w:sz="4"/>
-              <w:left w:val="single" w:color="D3DCD8" w:sz="4"/>
-              <w:bottom w:val="single" w:color="D3DCD8" w:sz="4"/>
-              <w:right w:val="single" w:color="D3DCD8" w:sz="4"/>
-            </w:tcBorders>
-            <w:shd w:fill="EDF2F0" w:color="auto" w:val="clear"/>
-            <w:tcMar>
-              <w:top w:type="dxa" w:w="80"/>
-              <w:left w:type="dxa" w:w="120"/>
-              <w:bottom w:type="dxa" w:w="80"/>
-              <w:right w:type="dxa" w:w="120"/>
-            </w:tcMar>
-          </w:tcPr>
-          <w:p>
-            <w:pPr>
-              <w:spacing w:after="0" w:line="252"/>
-            </w:pPr>
-            <w:r>
-              <w:rPr>
-                <w:rFonts w:ascii="Arial" w:cs="Arial" w:eastAsia="Arial" w:hAnsi="Arial"/>
-                <w:b/>
-                <w:bCs/>
-                <w:caps/>
-                <w:color w:val="6B7A74"/>
-                <w:spacing w:val="14"/>
-                <w:sz w:val="16"/>
-                <w:szCs w:val="16"/>
-              </w:rPr>
-              <w:t xml:space="preserve">Point d’attention</w:t>
-            </w:r>
-          </w:p>
-        </w:tc>
-        <w:tc>
-          <w:tcPr>
-            <w:tcW w:type="dxa" w:w="7538"/>
-            <w:tcBorders>
-              <w:top w:val="single" w:color="D3DCD8" w:sz="4"/>
-              <w:left w:val="single" w:color="D3DCD8" w:sz="4"/>
-              <w:bottom w:val="single" w:color="D3DCD8" w:sz="4"/>
-              <w:right w:val="single" w:color="D3DCD8" w:sz="4"/>
-            </w:tcBorders>
-            <w:tcMar>
-              <w:top w:type="dxa" w:w="80"/>
-              <w:left w:type="dxa" w:w="120"/>
-              <w:bottom w:type="dxa" w:w="80"/>
-              <w:right w:type="dxa" w:w="120"/>
-            </w:tcMar>
-          </w:tcPr>
-          <w:p>
-            <w:pPr>
-              <w:spacing w:after="0" w:line="252"/>
-            </w:pPr>
-            <w:r>
-              <w:rPr>
-                <w:rFonts w:ascii="Arial" w:cs="Arial" w:eastAsia="Arial" w:hAnsi="Arial"/>
-                <w:b w:val="false"/>
-                <w:bCs w:val="false"/>
-                <w:color w:val="3C4A45"/>
-                <w:sz w:val="19"/>
-                <w:szCs w:val="19"/>
-              </w:rPr>
-              <w:t xml:space="preserve">Ce ne sont pas des doublons. La question est de savoir si les deux angles sont réellement utilisés, et si le nom de la seconde ne devrait pas être clarifié.</w:t>
+              <w:t xml:space="preserve">L'absence de filtre de date sur la page Overview mérite d'être posée : cet écran affiche donc l'intégralité de l'historique chargé, sans borne.</w:t>
             </w:r>
           </w:p>
         </w:tc>
@@ -13696,7 +13266,7 @@
           <w:sz w:val="26"/>
           <w:szCs w:val="26"/>
         </w:rPr>
-        <w:t xml:space="preserve">Écrans et filtres proposés</w:t>
+        <w:t xml:space="preserve">Les 6 écrans visibles et leurs filtres</w:t>
       </w:r>
     </w:p>
     <w:tbl>
@@ -14541,7 +14111,7 @@
                 <w:sz w:val="19"/>
                 <w:szCs w:val="19"/>
               </w:rPr>
-              <w:t xml:space="preserve">Auto. failures to categorize copy</w:t>
+              <w:t xml:space="preserve">Aveva details</w:t>
             </w:r>
           </w:p>
         </w:tc>
@@ -14572,7 +14142,7 @@
                 <w:sz w:val="19"/>
                 <w:szCs w:val="19"/>
               </w:rPr>
-              <w:t xml:space="preserve">Doublon apparent de la page précédente</w:t>
+              <w:t xml:space="preserve">Détail des mesures issues d'Aveva</w:t>
             </w:r>
           </w:p>
         </w:tc>
@@ -14603,265 +14173,7 @@
                 <w:sz w:val="19"/>
                 <w:szCs w:val="19"/>
               </w:rPr>
-              <w:t xml:space="preserve">Date, site, batch</w:t>
-            </w:r>
-          </w:p>
-        </w:tc>
-        <w:tc>
-          <w:tcPr>
-            <w:tcW w:type="dxa" w:w="1200"/>
-            <w:tcBorders>
-              <w:top w:val="single" w:color="D3DCD8" w:sz="4"/>
-              <w:left w:val="single" w:color="D3DCD8" w:sz="4"/>
-              <w:bottom w:val="single" w:color="D3DCD8" w:sz="4"/>
-              <w:right w:val="single" w:color="D3DCD8" w:sz="4"/>
-            </w:tcBorders>
-            <w:shd w:fill="FFF8E1" w:color="auto" w:val="clear"/>
-            <w:tcMar>
-              <w:top w:type="dxa" w:w="80"/>
-              <w:left w:type="dxa" w:w="120"/>
-              <w:bottom w:type="dxa" w:w="80"/>
-              <w:right w:type="dxa" w:w="120"/>
-            </w:tcMar>
-          </w:tcPr>
-          <w:p>
-            <w:pPr>
-              <w:spacing w:after="0" w:line="252"/>
-            </w:pPr>
-            <w:r>
-              <w:rPr>
-                <w:rFonts w:ascii="Arial" w:cs="Arial" w:eastAsia="Arial" w:hAnsi="Arial"/>
-                <w:color w:val="3C4A45"/>
-                <w:sz w:val="19"/>
-                <w:szCs w:val="19"/>
-              </w:rPr>
-              <w:t xml:space="preserve"/>
-            </w:r>
-          </w:p>
-        </w:tc>
-      </w:tr>
-      <w:tr>
-        <w:tc>
-          <w:tcPr>
-            <w:tcW w:type="dxa" w:w="2600"/>
-            <w:tcBorders>
-              <w:top w:val="single" w:color="D3DCD8" w:sz="4"/>
-              <w:left w:val="single" w:color="D3DCD8" w:sz="4"/>
-              <w:bottom w:val="single" w:color="D3DCD8" w:sz="4"/>
-              <w:right w:val="single" w:color="D3DCD8" w:sz="4"/>
-            </w:tcBorders>
-            <w:tcMar>
-              <w:top w:type="dxa" w:w="80"/>
-              <w:left w:type="dxa" w:w="120"/>
-              <w:bottom w:type="dxa" w:w="80"/>
-              <w:right w:type="dxa" w:w="120"/>
-            </w:tcMar>
-          </w:tcPr>
-          <w:p>
-            <w:pPr>
-              <w:spacing w:after="0" w:line="252"/>
-            </w:pPr>
-            <w:r>
-              <w:rPr>
-                <w:rFonts w:ascii="Arial" w:cs="Arial" w:eastAsia="Arial" w:hAnsi="Arial"/>
-                <w:b/>
-                <w:bCs/>
-                <w:color w:val="16211D"/>
-                <w:sz w:val="19"/>
-                <w:szCs w:val="19"/>
-              </w:rPr>
-              <w:t xml:space="preserve">Aveva details</w:t>
-            </w:r>
-          </w:p>
-        </w:tc>
-        <w:tc>
-          <w:tcPr>
-            <w:tcW w:type="dxa" w:w="2900"/>
-            <w:tcBorders>
-              <w:top w:val="single" w:color="D3DCD8" w:sz="4"/>
-              <w:left w:val="single" w:color="D3DCD8" w:sz="4"/>
-              <w:bottom w:val="single" w:color="D3DCD8" w:sz="4"/>
-              <w:right w:val="single" w:color="D3DCD8" w:sz="4"/>
-            </w:tcBorders>
-            <w:tcMar>
-              <w:top w:type="dxa" w:w="80"/>
-              <w:left w:type="dxa" w:w="120"/>
-              <w:bottom w:type="dxa" w:w="80"/>
-              <w:right w:type="dxa" w:w="120"/>
-            </w:tcMar>
-          </w:tcPr>
-          <w:p>
-            <w:pPr>
-              <w:spacing w:after="0" w:line="252"/>
-            </w:pPr>
-            <w:r>
-              <w:rPr>
-                <w:rFonts w:ascii="Arial" w:cs="Arial" w:eastAsia="Arial" w:hAnsi="Arial"/>
-                <w:color w:val="3C4A45"/>
-                <w:sz w:val="19"/>
-                <w:szCs w:val="19"/>
-              </w:rPr>
-              <w:t xml:space="preserve">Détail des mesures issues d'Aveva</w:t>
-            </w:r>
-          </w:p>
-        </w:tc>
-        <w:tc>
-          <w:tcPr>
-            <w:tcW w:type="dxa" w:w="2938"/>
-            <w:tcBorders>
-              <w:top w:val="single" w:color="D3DCD8" w:sz="4"/>
-              <w:left w:val="single" w:color="D3DCD8" w:sz="4"/>
-              <w:bottom w:val="single" w:color="D3DCD8" w:sz="4"/>
-              <w:right w:val="single" w:color="D3DCD8" w:sz="4"/>
-            </w:tcBorders>
-            <w:tcMar>
-              <w:top w:type="dxa" w:w="80"/>
-              <w:left w:type="dxa" w:w="120"/>
-              <w:bottom w:type="dxa" w:w="80"/>
-              <w:right w:type="dxa" w:w="120"/>
-            </w:tcMar>
-          </w:tcPr>
-          <w:p>
-            <w:pPr>
-              <w:spacing w:after="0" w:line="252"/>
-            </w:pPr>
-            <w:r>
-              <w:rPr>
-                <w:rFonts w:ascii="Arial" w:cs="Arial" w:eastAsia="Arial" w:hAnsi="Arial"/>
-                <w:color w:val="3C4A45"/>
-                <w:sz w:val="19"/>
-                <w:szCs w:val="19"/>
-              </w:rPr>
               <w:t xml:space="preserve">Date, site, batch, étape, ligne de production, nom de mesure, occurrences manquantes</w:t>
-            </w:r>
-          </w:p>
-        </w:tc>
-        <w:tc>
-          <w:tcPr>
-            <w:tcW w:type="dxa" w:w="1200"/>
-            <w:tcBorders>
-              <w:top w:val="single" w:color="D3DCD8" w:sz="4"/>
-              <w:left w:val="single" w:color="D3DCD8" w:sz="4"/>
-              <w:bottom w:val="single" w:color="D3DCD8" w:sz="4"/>
-              <w:right w:val="single" w:color="D3DCD8" w:sz="4"/>
-            </w:tcBorders>
-            <w:shd w:fill="FFF8E1" w:color="auto" w:val="clear"/>
-            <w:tcMar>
-              <w:top w:type="dxa" w:w="80"/>
-              <w:left w:type="dxa" w:w="120"/>
-              <w:bottom w:type="dxa" w:w="80"/>
-              <w:right w:type="dxa" w:w="120"/>
-            </w:tcMar>
-          </w:tcPr>
-          <w:p>
-            <w:pPr>
-              <w:spacing w:after="0" w:line="252"/>
-            </w:pPr>
-            <w:r>
-              <w:rPr>
-                <w:rFonts w:ascii="Arial" w:cs="Arial" w:eastAsia="Arial" w:hAnsi="Arial"/>
-                <w:color w:val="3C4A45"/>
-                <w:sz w:val="19"/>
-                <w:szCs w:val="19"/>
-              </w:rPr>
-              <w:t xml:space="preserve"/>
-            </w:r>
-          </w:p>
-        </w:tc>
-      </w:tr>
-      <w:tr>
-        <w:tc>
-          <w:tcPr>
-            <w:tcW w:type="dxa" w:w="2600"/>
-            <w:tcBorders>
-              <w:top w:val="single" w:color="D3DCD8" w:sz="4"/>
-              <w:left w:val="single" w:color="D3DCD8" w:sz="4"/>
-              <w:bottom w:val="single" w:color="D3DCD8" w:sz="4"/>
-              <w:right w:val="single" w:color="D3DCD8" w:sz="4"/>
-            </w:tcBorders>
-            <w:tcMar>
-              <w:top w:type="dxa" w:w="80"/>
-              <w:left w:type="dxa" w:w="120"/>
-              <w:bottom w:type="dxa" w:w="80"/>
-              <w:right w:type="dxa" w:w="120"/>
-            </w:tcMar>
-          </w:tcPr>
-          <w:p>
-            <w:pPr>
-              <w:spacing w:after="0" w:line="252"/>
-            </w:pPr>
-            <w:r>
-              <w:rPr>
-                <w:rFonts w:ascii="Arial" w:cs="Arial" w:eastAsia="Arial" w:hAnsi="Arial"/>
-                <w:b/>
-                <w:bCs/>
-                <w:color w:val="16211D"/>
-                <w:sz w:val="19"/>
-                <w:szCs w:val="19"/>
-              </w:rPr>
-              <w:t xml:space="preserve">Tags–measures lineage</w:t>
-            </w:r>
-          </w:p>
-        </w:tc>
-        <w:tc>
-          <w:tcPr>
-            <w:tcW w:type="dxa" w:w="2900"/>
-            <w:tcBorders>
-              <w:top w:val="single" w:color="D3DCD8" w:sz="4"/>
-              <w:left w:val="single" w:color="D3DCD8" w:sz="4"/>
-              <w:bottom w:val="single" w:color="D3DCD8" w:sz="4"/>
-              <w:right w:val="single" w:color="D3DCD8" w:sz="4"/>
-            </w:tcBorders>
-            <w:tcMar>
-              <w:top w:type="dxa" w:w="80"/>
-              <w:left w:type="dxa" w:w="120"/>
-              <w:bottom w:type="dxa" w:w="80"/>
-              <w:right w:type="dxa" w:w="120"/>
-            </w:tcMar>
-          </w:tcPr>
-          <w:p>
-            <w:pPr>
-              <w:spacing w:after="0" w:line="252"/>
-            </w:pPr>
-            <w:r>
-              <w:rPr>
-                <w:rFonts w:ascii="Arial" w:cs="Arial" w:eastAsia="Arial" w:hAnsi="Arial"/>
-                <w:color w:val="3C4A45"/>
-                <w:sz w:val="19"/>
-                <w:szCs w:val="19"/>
-              </w:rPr>
-              <w:t xml:space="preserve">Traçabilité entre tags et mesures</w:t>
-            </w:r>
-          </w:p>
-        </w:tc>
-        <w:tc>
-          <w:tcPr>
-            <w:tcW w:type="dxa" w:w="2938"/>
-            <w:tcBorders>
-              <w:top w:val="single" w:color="D3DCD8" w:sz="4"/>
-              <w:left w:val="single" w:color="D3DCD8" w:sz="4"/>
-              <w:bottom w:val="single" w:color="D3DCD8" w:sz="4"/>
-              <w:right w:val="single" w:color="D3DCD8" w:sz="4"/>
-            </w:tcBorders>
-            <w:tcMar>
-              <w:top w:type="dxa" w:w="80"/>
-              <w:left w:type="dxa" w:w="120"/>
-              <w:bottom w:type="dxa" w:w="80"/>
-              <w:right w:type="dxa" w:w="120"/>
-            </w:tcMar>
-          </w:tcPr>
-          <w:p>
-            <w:pPr>
-              <w:spacing w:after="0" w:line="252"/>
-            </w:pPr>
-            <w:r>
-              <w:rPr>
-                <w:rFonts w:ascii="Arial" w:cs="Arial" w:eastAsia="Arial" w:hAnsi="Arial"/>
-                <w:color w:val="3C4A45"/>
-                <w:sz w:val="19"/>
-                <w:szCs w:val="19"/>
-              </w:rPr>
-              <w:t xml:space="preserve">Site</w:t>
             </w:r>
           </w:p>
         </w:tc>
@@ -16925,365 +16237,6 @@
                 <w:szCs w:val="19"/>
               </w:rPr>
               <w:t xml:space="preserve">23/09/2024 pour le programme, 01/10/2024 pour les journaux. Une semaine d'écart, sans justification retrouvée.</w:t>
-            </w:r>
-          </w:p>
-        </w:tc>
-      </w:tr>
-      <w:tr>
-        <w:tc>
-          <w:tcPr>
-            <w:tcW w:type="dxa" w:w="2100"/>
-            <w:tcBorders>
-              <w:top w:val="single" w:color="D3DCD8" w:sz="4"/>
-              <w:left w:val="single" w:color="D3DCD8" w:sz="4"/>
-              <w:bottom w:val="single" w:color="D3DCD8" w:sz="4"/>
-              <w:right w:val="single" w:color="D3DCD8" w:sz="4"/>
-            </w:tcBorders>
-            <w:shd w:fill="FFF8E1" w:color="auto" w:val="clear"/>
-            <w:tcMar>
-              <w:top w:type="dxa" w:w="80"/>
-              <w:left w:type="dxa" w:w="120"/>
-              <w:bottom w:type="dxa" w:w="80"/>
-              <w:right w:type="dxa" w:w="120"/>
-            </w:tcMar>
-          </w:tcPr>
-          <w:p>
-            <w:pPr>
-              <w:spacing w:after="0" w:line="252"/>
-            </w:pPr>
-            <w:r>
-              <w:rPr>
-                <w:rFonts w:ascii="Arial" w:cs="Arial" w:eastAsia="Arial" w:hAnsi="Arial"/>
-                <w:b/>
-                <w:bCs/>
-                <w:caps/>
-                <w:color w:val="6B7A74"/>
-                <w:spacing w:val="14"/>
-                <w:sz w:val="16"/>
-                <w:szCs w:val="16"/>
-              </w:rPr>
-              <w:t xml:space="preserve">Décision</w:t>
-            </w:r>
-          </w:p>
-        </w:tc>
-        <w:tc>
-          <w:tcPr>
-            <w:tcW w:type="dxa" w:w="7538"/>
-            <w:tcBorders>
-              <w:top w:val="single" w:color="D3DCD8" w:sz="4"/>
-              <w:left w:val="single" w:color="D3DCD8" w:sz="4"/>
-              <w:bottom w:val="single" w:color="D3DCD8" w:sz="4"/>
-              <w:right w:val="single" w:color="D3DCD8" w:sz="4"/>
-            </w:tcBorders>
-            <w:shd w:fill="FFF8E1" w:color="auto" w:val="clear"/>
-            <w:tcMar>
-              <w:top w:type="dxa" w:w="80"/>
-              <w:left w:type="dxa" w:w="120"/>
-              <w:bottom w:type="dxa" w:w="80"/>
-              <w:right w:type="dxa" w:w="120"/>
-            </w:tcMar>
-          </w:tcPr>
-          <w:p>
-            <w:pPr>
-              <w:spacing w:after="0" w:line="252"/>
-            </w:pPr>
-            <w:r>
-              <w:rPr>
-                <w:rFonts w:ascii="Arial" w:cs="Arial" w:eastAsia="Arial" w:hAnsi="Arial"/>
-                <w:color w:val="3C4A45"/>
-                <w:sz w:val="19"/>
-                <w:szCs w:val="19"/>
-              </w:rPr>
-              <w:t xml:space="preserve"/>
-            </w:r>
-          </w:p>
-        </w:tc>
-      </w:tr>
-      <w:tr>
-        <w:tc>
-          <w:tcPr>
-            <w:tcW w:type="dxa" w:w="2100"/>
-            <w:tcBorders>
-              <w:top w:val="single" w:color="D3DCD8" w:sz="4"/>
-              <w:left w:val="single" w:color="D3DCD8" w:sz="4"/>
-              <w:bottom w:val="single" w:color="D3DCD8" w:sz="4"/>
-              <w:right w:val="single" w:color="D3DCD8" w:sz="4"/>
-            </w:tcBorders>
-            <w:shd w:fill="FFF8E1" w:color="auto" w:val="clear"/>
-            <w:tcMar>
-              <w:top w:type="dxa" w:w="80"/>
-              <w:left w:type="dxa" w:w="120"/>
-              <w:bottom w:type="dxa" w:w="80"/>
-              <w:right w:type="dxa" w:w="120"/>
-            </w:tcMar>
-          </w:tcPr>
-          <w:p>
-            <w:pPr>
-              <w:spacing w:after="0" w:line="252"/>
-            </w:pPr>
-            <w:r>
-              <w:rPr>
-                <w:rFonts w:ascii="Arial" w:cs="Arial" w:eastAsia="Arial" w:hAnsi="Arial"/>
-                <w:b/>
-                <w:bCs/>
-                <w:caps/>
-                <w:color w:val="6B7A74"/>
-                <w:spacing w:val="14"/>
-                <w:sz w:val="16"/>
-                <w:szCs w:val="16"/>
-              </w:rPr>
-              <w:t xml:space="preserve">Responsable / échéance</w:t>
-            </w:r>
-          </w:p>
-        </w:tc>
-        <w:tc>
-          <w:tcPr>
-            <w:tcW w:type="dxa" w:w="7538"/>
-            <w:tcBorders>
-              <w:top w:val="single" w:color="D3DCD8" w:sz="4"/>
-              <w:left w:val="single" w:color="D3DCD8" w:sz="4"/>
-              <w:bottom w:val="single" w:color="D3DCD8" w:sz="4"/>
-              <w:right w:val="single" w:color="D3DCD8" w:sz="4"/>
-            </w:tcBorders>
-            <w:shd w:fill="FFF8E1" w:color="auto" w:val="clear"/>
-            <w:tcMar>
-              <w:top w:type="dxa" w:w="80"/>
-              <w:left w:type="dxa" w:w="120"/>
-              <w:bottom w:type="dxa" w:w="80"/>
-              <w:right w:type="dxa" w:w="120"/>
-            </w:tcMar>
-          </w:tcPr>
-          <w:p>
-            <w:pPr>
-              <w:spacing w:after="0" w:line="252"/>
-            </w:pPr>
-            <w:r>
-              <w:rPr>
-                <w:rFonts w:ascii="Arial" w:cs="Arial" w:eastAsia="Arial" w:hAnsi="Arial"/>
-                <w:color w:val="3C4A45"/>
-                <w:sz w:val="19"/>
-                <w:szCs w:val="19"/>
-              </w:rPr>
-              <w:t xml:space="preserve"/>
-            </w:r>
-          </w:p>
-        </w:tc>
-      </w:tr>
-    </w:tbl>
-    <w:p>
-      <w:pPr>
-        <w:spacing w:after="200"/>
-      </w:pPr>
-      <w:r>
-        <w:rPr>
-          <w:rFonts w:ascii="Arial" w:cs="Arial" w:eastAsia="Arial" w:hAnsi="Arial"/>
-          <w:color w:val="3C4A45"/>
-          <w:sz w:val="19"/>
-          <w:szCs w:val="19"/>
-        </w:rPr>
-        <w:t xml:space="preserve"/>
-      </w:r>
-    </w:p>
-    <w:tbl>
-      <w:tblPr>
-        <w:tblW w:type="dxa" w:w="9638"/>
-        <w:tblBorders>
-          <w:top w:val="single" w:color="auto" w:sz="4"/>
-          <w:left w:val="single" w:color="auto" w:sz="4"/>
-          <w:bottom w:val="single" w:color="auto" w:sz="4"/>
-          <w:right w:val="single" w:color="auto" w:sz="4"/>
-          <w:insideH w:val="single" w:color="auto" w:sz="4"/>
-          <w:insideV w:val="single" w:color="auto" w:sz="4"/>
-        </w:tblBorders>
-      </w:tblPr>
-      <w:tblGrid>
-        <w:gridCol w:w="2100"/>
-        <w:gridCol w:w="7538"/>
-      </w:tblGrid>
-      <w:tr>
-        <w:tc>
-          <w:tcPr>
-            <w:tcW w:type="dxa" w:w="9638"/>
-            <w:gridSpan w:val="2"/>
-            <w:tcBorders>
-              <w:top w:val="single" w:color="D3DCD8" w:sz="4"/>
-              <w:left w:val="single" w:color="D3DCD8" w:sz="4"/>
-              <w:bottom w:val="single" w:color="D3DCD8" w:sz="4"/>
-              <w:right w:val="single" w:color="D3DCD8" w:sz="4"/>
-            </w:tcBorders>
-            <w:shd w:fill="F6EFE2" w:color="auto" w:val="clear"/>
-            <w:tcMar>
-              <w:top w:type="dxa" w:w="80"/>
-              <w:left w:type="dxa" w:w="120"/>
-              <w:bottom w:type="dxa" w:w="80"/>
-              <w:right w:type="dxa" w:w="120"/>
-            </w:tcMar>
-          </w:tcPr>
-          <w:p>
-            <w:pPr>
-              <w:spacing w:after="0" w:line="252"/>
-            </w:pPr>
-            <w:r>
-              <w:rPr>
-                <w:rFonts w:ascii="Consolas" w:cs="Consolas" w:eastAsia="Consolas" w:hAnsi="Consolas"/>
-                <w:b/>
-                <w:bCs/>
-                <w:color w:val="8A5D0B"/>
-                <w:sz w:val="20"/>
-                <w:szCs w:val="20"/>
-              </w:rPr>
-              <w:t xml:space="preserve">E2   </w:t>
-            </w:r>
-            <w:r>
-              <w:rPr>
-                <w:rFonts w:ascii="Arial" w:cs="Arial" w:eastAsia="Arial" w:hAnsi="Arial"/>
-                <w:b/>
-                <w:bCs/>
-                <w:color w:val="16211D"/>
-                <w:sz w:val="21"/>
-                <w:szCs w:val="21"/>
-              </w:rPr>
-              <w:t xml:space="preserve">Les deux pages de catégorisation sont-elles toutes deux utilisées ?</w:t>
-            </w:r>
-          </w:p>
-        </w:tc>
-      </w:tr>
-      <w:tr>
-        <w:tc>
-          <w:tcPr>
-            <w:tcW w:type="dxa" w:w="2100"/>
-            <w:tcBorders>
-              <w:top w:val="single" w:color="D3DCD8" w:sz="4"/>
-              <w:left w:val="single" w:color="D3DCD8" w:sz="4"/>
-              <w:bottom w:val="single" w:color="D3DCD8" w:sz="4"/>
-              <w:right w:val="single" w:color="D3DCD8" w:sz="4"/>
-            </w:tcBorders>
-            <w:shd w:fill="EDF2F0" w:color="auto" w:val="clear"/>
-            <w:tcMar>
-              <w:top w:type="dxa" w:w="80"/>
-              <w:left w:type="dxa" w:w="120"/>
-              <w:bottom w:type="dxa" w:w="80"/>
-              <w:right w:type="dxa" w:w="120"/>
-            </w:tcMar>
-          </w:tcPr>
-          <w:p>
-            <w:pPr>
-              <w:spacing w:after="0" w:line="252"/>
-            </w:pPr>
-            <w:r>
-              <w:rPr>
-                <w:rFonts w:ascii="Arial" w:cs="Arial" w:eastAsia="Arial" w:hAnsi="Arial"/>
-                <w:b/>
-                <w:bCs/>
-                <w:caps/>
-                <w:color w:val="6B7A74"/>
-                <w:spacing w:val="14"/>
-                <w:sz w:val="16"/>
-                <w:szCs w:val="16"/>
-              </w:rPr>
-              <w:t xml:space="preserve">Enjeu</w:t>
-            </w:r>
-          </w:p>
-        </w:tc>
-        <w:tc>
-          <w:tcPr>
-            <w:tcW w:type="dxa" w:w="7538"/>
-            <w:tcBorders>
-              <w:top w:val="single" w:color="D3DCD8" w:sz="4"/>
-              <w:left w:val="single" w:color="D3DCD8" w:sz="4"/>
-              <w:bottom w:val="single" w:color="D3DCD8" w:sz="4"/>
-              <w:right w:val="single" w:color="D3DCD8" w:sz="4"/>
-            </w:tcBorders>
-            <w:tcMar>
-              <w:top w:type="dxa" w:w="80"/>
-              <w:left w:type="dxa" w:w="120"/>
-              <w:bottom w:type="dxa" w:w="80"/>
-              <w:right w:type="dxa" w:w="120"/>
-            </w:tcMar>
-          </w:tcPr>
-          <w:p>
-            <w:pPr>
-              <w:spacing w:after="0" w:line="252"/>
-            </w:pPr>
-            <w:r>
-              <w:rPr>
-                <w:rFonts w:ascii="Arial" w:cs="Arial" w:eastAsia="Arial" w:hAnsi="Arial"/>
-                <w:b/>
-                <w:bCs/>
-                <w:color w:val="3C4A45"/>
-                <w:sz w:val="19"/>
-                <w:szCs w:val="19"/>
-              </w:rPr>
-              <w:t xml:space="preserve">Faible</w:t>
-            </w:r>
-          </w:p>
-        </w:tc>
-      </w:tr>
-      <w:tr>
-        <w:tc>
-          <w:tcPr>
-            <w:tcW w:type="dxa" w:w="2100"/>
-            <w:tcBorders>
-              <w:top w:val="single" w:color="D3DCD8" w:sz="4"/>
-              <w:left w:val="single" w:color="D3DCD8" w:sz="4"/>
-              <w:bottom w:val="single" w:color="D3DCD8" w:sz="4"/>
-              <w:right w:val="single" w:color="D3DCD8" w:sz="4"/>
-            </w:tcBorders>
-            <w:shd w:fill="EDF2F0" w:color="auto" w:val="clear"/>
-            <w:tcMar>
-              <w:top w:type="dxa" w:w="80"/>
-              <w:left w:type="dxa" w:w="120"/>
-              <w:bottom w:type="dxa" w:w="80"/>
-              <w:right w:type="dxa" w:w="120"/>
-            </w:tcMar>
-          </w:tcPr>
-          <w:p>
-            <w:pPr>
-              <w:spacing w:after="0" w:line="252"/>
-            </w:pPr>
-            <w:r>
-              <w:rPr>
-                <w:rFonts w:ascii="Arial" w:cs="Arial" w:eastAsia="Arial" w:hAnsi="Arial"/>
-                <w:b/>
-                <w:bCs/>
-                <w:caps/>
-                <w:color w:val="6B7A74"/>
-                <w:spacing w:val="14"/>
-                <w:sz w:val="16"/>
-                <w:szCs w:val="16"/>
-              </w:rPr>
-              <w:t xml:space="preserve">Pourquoi</w:t>
-            </w:r>
-          </w:p>
-        </w:tc>
-        <w:tc>
-          <w:tcPr>
-            <w:tcW w:type="dxa" w:w="7538"/>
-            <w:tcBorders>
-              <w:top w:val="single" w:color="D3DCD8" w:sz="4"/>
-              <w:left w:val="single" w:color="D3DCD8" w:sz="4"/>
-              <w:bottom w:val="single" w:color="D3DCD8" w:sz="4"/>
-              <w:right w:val="single" w:color="D3DCD8" w:sz="4"/>
-            </w:tcBorders>
-            <w:tcMar>
-              <w:top w:type="dxa" w:w="80"/>
-              <w:left w:type="dxa" w:w="120"/>
-              <w:bottom w:type="dxa" w:w="80"/>
-              <w:right w:type="dxa" w:w="120"/>
-            </w:tcMar>
-          </w:tcPr>
-          <w:p>
-            <w:pPr>
-              <w:spacing w:after="0" w:line="252"/>
-            </w:pPr>
-            <w:r>
-              <w:rPr>
-                <w:rFonts w:ascii="Arial" w:cs="Arial" w:eastAsia="Arial" w:hAnsi="Arial"/>
-                <w:color w:val="3C4A45"/>
-                <w:sz w:val="19"/>
-                <w:szCs w:val="19"/>
-              </w:rPr>
-              <w:t xml:space="preserve">Ce ne sont pas des doublons : l'une est centrée sur les alertes, l'autre sur la traçabilité des tags. Mais le nom « copy » de la seconde induit en erreur.</w:t>
             </w:r>
           </w:p>
         </w:tc>

--- a/analyse/Regles_Monitoring_METIER.docx
+++ b/analyse/Regles_Monitoring_METIER.docx
@@ -370,7 +370,7 @@
                 <w:sz w:val="19"/>
                 <w:szCs w:val="19"/>
               </w:rPr>
-              <w:t xml:space="preserve">Niveau de preuve</w:t>
+              <w:t xml:space="preserve">Portée</w:t>
             </w:r>
           </w:p>
         </w:tc>
@@ -401,7 +401,7 @@
                 <w:sz w:val="19"/>
                 <w:szCs w:val="19"/>
               </w:rPr>
-              <w:t xml:space="preserve">Chaque règle indique sur quoi elle repose. « Vérifié en base » : confirmé par une requête sur l’entrepôt. « Lu dans le code » : constaté directement dans la chaîne de production. « Déduit — non testé » : déduction de lecture, à confirmer avant d’en tirer une décision.</w:t>
+              <w:t xml:space="preserve">Seul le Dashboard monitoring des recommandations est couvert, et uniquement ses 6 écrans visibles par les utilisateurs. Les onglets masqués sont hors périmètre. Le rapport Suivi des recommandations n’est pas couvert.</w:t>
             </w:r>
           </w:p>
         </w:tc>
@@ -436,7 +436,7 @@
                 <w:sz w:val="19"/>
                 <w:szCs w:val="19"/>
               </w:rPr>
-              <w:t xml:space="preserve">Portée</w:t>
+              <w:t xml:space="preserve">Numérotation</w:t>
             </w:r>
           </w:p>
         </w:tc>
@@ -467,7 +467,7 @@
                 <w:sz w:val="19"/>
                 <w:szCs w:val="19"/>
               </w:rPr>
-              <w:t xml:space="preserve">Seul le Dashboard monitoring des recommandations est couvert. Le rapport Suivi des recommandations ne l’est pas.</w:t>
+              <w:t xml:space="preserve">Les règles A7, B6, E2, E3 et E4 ont été retirées du périmètre. Les identifiants des règles conservées restent inchangés, d’où les sauts dans la numérotation.</w:t>
             </w:r>
           </w:p>
         </w:tc>
@@ -944,77 +944,6 @@
                 <w:sz w:val="16"/>
                 <w:szCs w:val="16"/>
               </w:rPr>
-              <w:t xml:space="preserve">Niveau de preuve</w:t>
-            </w:r>
-          </w:p>
-        </w:tc>
-        <w:tc>
-          <w:tcPr>
-            <w:tcW w:type="dxa" w:w="7538"/>
-            <w:tcBorders>
-              <w:top w:val="single" w:color="D3DCD8" w:sz="4"/>
-              <w:left w:val="single" w:color="D3DCD8" w:sz="4"/>
-              <w:bottom w:val="single" w:color="D3DCD8" w:sz="4"/>
-              <w:right w:val="single" w:color="D3DCD8" w:sz="4"/>
-            </w:tcBorders>
-            <w:tcMar>
-              <w:top w:type="dxa" w:w="80"/>
-              <w:left w:type="dxa" w:w="120"/>
-              <w:bottom w:type="dxa" w:w="80"/>
-              <w:right w:type="dxa" w:w="120"/>
-            </w:tcMar>
-          </w:tcPr>
-          <w:p>
-            <w:pPr>
-              <w:spacing w:after="0" w:line="252"/>
-            </w:pPr>
-            <w:r>
-              <w:rPr>
-                <w:rFonts w:ascii="Arial" w:cs="Arial" w:eastAsia="Arial" w:hAnsi="Arial"/>
-                <w:b/>
-                <w:bCs/>
-                <w:color w:val="0D7A63"/>
-                <w:sz w:val="17"/>
-                <w:szCs w:val="17"/>
-              </w:rPr>
-              <w:t xml:space="preserve">Vérifié en base</w:t>
-            </w:r>
-          </w:p>
-        </w:tc>
-      </w:tr>
-      <w:tr>
-        <w:tc>
-          <w:tcPr>
-            <w:tcW w:type="dxa" w:w="2100"/>
-            <w:tcBorders>
-              <w:top w:val="single" w:color="D3DCD8" w:sz="4"/>
-              <w:left w:val="single" w:color="D3DCD8" w:sz="4"/>
-              <w:bottom w:val="single" w:color="D3DCD8" w:sz="4"/>
-              <w:right w:val="single" w:color="D3DCD8" w:sz="4"/>
-            </w:tcBorders>
-            <w:shd w:fill="EDF2F0" w:color="auto" w:val="clear"/>
-            <w:tcMar>
-              <w:top w:type="dxa" w:w="80"/>
-              <w:left w:type="dxa" w:w="120"/>
-              <w:bottom w:type="dxa" w:w="80"/>
-              <w:right w:type="dxa" w:w="120"/>
-            </w:tcMar>
-          </w:tcPr>
-          <w:p>
-            <w:pPr>
-              <w:spacing w:after="0" w:line="252"/>
-            </w:pPr>
-            <w:r>
-              <w:rPr>
-                <w:rFonts w:ascii="Arial" w:cs="Arial" w:eastAsia="Arial" w:hAnsi="Arial"/>
-                <w:b/>
-                <w:bCs/>
-                <w:caps/>
-                <w:color w:val="6B7A74"/>
-                <w:spacing w:val="14"/>
-                <w:sz w:val="16"/>
-                <w:szCs w:val="16"/>
-              </w:rPr>
               <w:t xml:space="preserve">Signification</w:t>
             </w:r>
           </w:p>
@@ -1374,7 +1303,7 @@
                 <w:sz w:val="16"/>
                 <w:szCs w:val="16"/>
               </w:rPr>
-              <w:t xml:space="preserve">Niveau de preuve</w:t>
+              <w:t xml:space="preserve">Signification</w:t>
             </w:r>
           </w:p>
         </w:tc>
@@ -1401,153 +1330,11 @@
             <w:r>
               <w:rPr>
                 <w:rFonts w:ascii="Arial" w:cs="Arial" w:eastAsia="Arial" w:hAnsi="Arial"/>
-                <w:b/>
-                <w:bCs/>
-                <w:color w:val="6B7A74"/>
-                <w:sz w:val="17"/>
-                <w:szCs w:val="17"/>
-              </w:rPr>
-              <w:t xml:space="preserve">Lu dans le code</w:t>
-            </w:r>
-          </w:p>
-        </w:tc>
-      </w:tr>
-      <w:tr>
-        <w:tc>
-          <w:tcPr>
-            <w:tcW w:type="dxa" w:w="2100"/>
-            <w:tcBorders>
-              <w:top w:val="single" w:color="D3DCD8" w:sz="4"/>
-              <w:left w:val="single" w:color="D3DCD8" w:sz="4"/>
-              <w:bottom w:val="single" w:color="D3DCD8" w:sz="4"/>
-              <w:right w:val="single" w:color="D3DCD8" w:sz="4"/>
-            </w:tcBorders>
-            <w:shd w:fill="EDF2F0" w:color="auto" w:val="clear"/>
-            <w:tcMar>
-              <w:top w:type="dxa" w:w="80"/>
-              <w:left w:type="dxa" w:w="120"/>
-              <w:bottom w:type="dxa" w:w="80"/>
-              <w:right w:type="dxa" w:w="120"/>
-            </w:tcMar>
-          </w:tcPr>
-          <w:p>
-            <w:pPr>
-              <w:spacing w:after="0" w:line="252"/>
-            </w:pPr>
-            <w:r>
-              <w:rPr>
-                <w:rFonts w:ascii="Arial" w:cs="Arial" w:eastAsia="Arial" w:hAnsi="Arial"/>
-                <w:b/>
-                <w:bCs/>
-                <w:caps/>
-                <w:color w:val="6B7A74"/>
-                <w:spacing w:val="14"/>
-                <w:sz w:val="16"/>
-                <w:szCs w:val="16"/>
-              </w:rPr>
-              <w:t xml:space="preserve">Signification</w:t>
-            </w:r>
-          </w:p>
-        </w:tc>
-        <w:tc>
-          <w:tcPr>
-            <w:tcW w:type="dxa" w:w="7538"/>
-            <w:tcBorders>
-              <w:top w:val="single" w:color="D3DCD8" w:sz="4"/>
-              <w:left w:val="single" w:color="D3DCD8" w:sz="4"/>
-              <w:bottom w:val="single" w:color="D3DCD8" w:sz="4"/>
-              <w:right w:val="single" w:color="D3DCD8" w:sz="4"/>
-            </w:tcBorders>
-            <w:tcMar>
-              <w:top w:type="dxa" w:w="80"/>
-              <w:left w:type="dxa" w:w="120"/>
-              <w:bottom w:type="dxa" w:w="80"/>
-              <w:right w:type="dxa" w:w="120"/>
-            </w:tcMar>
-          </w:tcPr>
-          <w:p>
-            <w:pPr>
-              <w:spacing w:after="0" w:line="252"/>
-            </w:pPr>
-            <w:r>
-              <w:rPr>
-                <w:rFonts w:ascii="Arial" w:cs="Arial" w:eastAsia="Arial" w:hAnsi="Arial"/>
                 <w:color w:val="3C4A45"/>
                 <w:sz w:val="19"/>
                 <w:szCs w:val="19"/>
               </w:rPr>
               <w:t xml:space="preserve">Pour chaque ligne de production, un référentiel indique les étapes du process sur lesquelles on attend une recommandation. Les autres sont ignorées : ni succès, ni échec.</w:t>
-            </w:r>
-          </w:p>
-        </w:tc>
-      </w:tr>
-      <w:tr>
-        <w:tc>
-          <w:tcPr>
-            <w:tcW w:type="dxa" w:w="2100"/>
-            <w:tcBorders>
-              <w:top w:val="single" w:color="D3DCD8" w:sz="4"/>
-              <w:left w:val="single" w:color="D3DCD8" w:sz="4"/>
-              <w:bottom w:val="single" w:color="D3DCD8" w:sz="4"/>
-              <w:right w:val="single" w:color="D3DCD8" w:sz="4"/>
-            </w:tcBorders>
-            <w:shd w:fill="EDF2F0" w:color="auto" w:val="clear"/>
-            <w:tcMar>
-              <w:top w:type="dxa" w:w="80"/>
-              <w:left w:type="dxa" w:w="120"/>
-              <w:bottom w:type="dxa" w:w="80"/>
-              <w:right w:type="dxa" w:w="120"/>
-            </w:tcMar>
-          </w:tcPr>
-          <w:p>
-            <w:pPr>
-              <w:spacing w:after="0" w:line="252"/>
-            </w:pPr>
-            <w:r>
-              <w:rPr>
-                <w:rFonts w:ascii="Arial" w:cs="Arial" w:eastAsia="Arial" w:hAnsi="Arial"/>
-                <w:b/>
-                <w:bCs/>
-                <w:caps/>
-                <w:color w:val="6B7A74"/>
-                <w:spacing w:val="14"/>
-                <w:sz w:val="16"/>
-                <w:szCs w:val="16"/>
-              </w:rPr>
-              <w:t xml:space="preserve">Point d’attention</w:t>
-            </w:r>
-          </w:p>
-        </w:tc>
-        <w:tc>
-          <w:tcPr>
-            <w:tcW w:type="dxa" w:w="7538"/>
-            <w:tcBorders>
-              <w:top w:val="single" w:color="D3DCD8" w:sz="4"/>
-              <w:left w:val="single" w:color="D3DCD8" w:sz="4"/>
-              <w:bottom w:val="single" w:color="D3DCD8" w:sz="4"/>
-              <w:right w:val="single" w:color="D3DCD8" w:sz="4"/>
-            </w:tcBorders>
-            <w:tcMar>
-              <w:top w:type="dxa" w:w="80"/>
-              <w:left w:type="dxa" w:w="120"/>
-              <w:bottom w:type="dxa" w:w="80"/>
-              <w:right w:type="dxa" w:w="120"/>
-            </w:tcMar>
-          </w:tcPr>
-          <w:p>
-            <w:pPr>
-              <w:spacing w:after="0" w:line="252"/>
-            </w:pPr>
-            <w:r>
-              <w:rPr>
-                <w:rFonts w:ascii="Arial" w:cs="Arial" w:eastAsia="Arial" w:hAnsi="Arial"/>
-                <w:b w:val="false"/>
-                <w:bCs w:val="false"/>
-                <w:color w:val="3C4A45"/>
-                <w:sz w:val="19"/>
-                <w:szCs w:val="19"/>
-              </w:rPr>
-              <w:t xml:space="preserve">Le paramétrage est porté par un référentiel technique par site.</w:t>
             </w:r>
           </w:p>
         </w:tc>
@@ -1804,7 +1591,7 @@
                 <w:sz w:val="16"/>
                 <w:szCs w:val="16"/>
               </w:rPr>
-              <w:t xml:space="preserve">Niveau de preuve</w:t>
+              <w:t xml:space="preserve">Signification</w:t>
             </w:r>
           </w:p>
         </w:tc>
@@ -1831,153 +1618,11 @@
             <w:r>
               <w:rPr>
                 <w:rFonts w:ascii="Arial" w:cs="Arial" w:eastAsia="Arial" w:hAnsi="Arial"/>
-                <w:b/>
-                <w:bCs/>
-                <w:color w:val="6B7A74"/>
-                <w:sz w:val="17"/>
-                <w:szCs w:val="17"/>
-              </w:rPr>
-              <w:t xml:space="preserve">Lu dans le code</w:t>
-            </w:r>
-          </w:p>
-        </w:tc>
-      </w:tr>
-      <w:tr>
-        <w:tc>
-          <w:tcPr>
-            <w:tcW w:type="dxa" w:w="2100"/>
-            <w:tcBorders>
-              <w:top w:val="single" w:color="D3DCD8" w:sz="4"/>
-              <w:left w:val="single" w:color="D3DCD8" w:sz="4"/>
-              <w:bottom w:val="single" w:color="D3DCD8" w:sz="4"/>
-              <w:right w:val="single" w:color="D3DCD8" w:sz="4"/>
-            </w:tcBorders>
-            <w:shd w:fill="EDF2F0" w:color="auto" w:val="clear"/>
-            <w:tcMar>
-              <w:top w:type="dxa" w:w="80"/>
-              <w:left w:type="dxa" w:w="120"/>
-              <w:bottom w:type="dxa" w:w="80"/>
-              <w:right w:type="dxa" w:w="120"/>
-            </w:tcMar>
-          </w:tcPr>
-          <w:p>
-            <w:pPr>
-              <w:spacing w:after="0" w:line="252"/>
-            </w:pPr>
-            <w:r>
-              <w:rPr>
-                <w:rFonts w:ascii="Arial" w:cs="Arial" w:eastAsia="Arial" w:hAnsi="Arial"/>
-                <w:b/>
-                <w:bCs/>
-                <w:caps/>
-                <w:color w:val="6B7A74"/>
-                <w:spacing w:val="14"/>
-                <w:sz w:val="16"/>
-                <w:szCs w:val="16"/>
-              </w:rPr>
-              <w:t xml:space="preserve">Signification</w:t>
-            </w:r>
-          </w:p>
-        </w:tc>
-        <w:tc>
-          <w:tcPr>
-            <w:tcW w:type="dxa" w:w="7538"/>
-            <w:tcBorders>
-              <w:top w:val="single" w:color="D3DCD8" w:sz="4"/>
-              <w:left w:val="single" w:color="D3DCD8" w:sz="4"/>
-              <w:bottom w:val="single" w:color="D3DCD8" w:sz="4"/>
-              <w:right w:val="single" w:color="D3DCD8" w:sz="4"/>
-            </w:tcBorders>
-            <w:tcMar>
-              <w:top w:type="dxa" w:w="80"/>
-              <w:left w:type="dxa" w:w="120"/>
-              <w:bottom w:type="dxa" w:w="80"/>
-              <w:right w:type="dxa" w:w="120"/>
-            </w:tcMar>
-          </w:tcPr>
-          <w:p>
-            <w:pPr>
-              <w:spacing w:after="0" w:line="252"/>
-            </w:pPr>
-            <w:r>
-              <w:rPr>
-                <w:rFonts w:ascii="Arial" w:cs="Arial" w:eastAsia="Arial" w:hAnsi="Arial"/>
                 <w:color w:val="3C4A45"/>
                 <w:sz w:val="19"/>
                 <w:szCs w:val="19"/>
               </w:rPr>
               <w:t xml:space="preserve">Le dashboard part de ce qui était prévu, puis vérifie si la recommandation existe. C'est ce qui lui permet de compter des échecs — un rapport qui partirait des recommandations existantes n'en verrait aucun.</w:t>
-            </w:r>
-          </w:p>
-        </w:tc>
-      </w:tr>
-      <w:tr>
-        <w:tc>
-          <w:tcPr>
-            <w:tcW w:type="dxa" w:w="2100"/>
-            <w:tcBorders>
-              <w:top w:val="single" w:color="D3DCD8" w:sz="4"/>
-              <w:left w:val="single" w:color="D3DCD8" w:sz="4"/>
-              <w:bottom w:val="single" w:color="D3DCD8" w:sz="4"/>
-              <w:right w:val="single" w:color="D3DCD8" w:sz="4"/>
-            </w:tcBorders>
-            <w:shd w:fill="EDF2F0" w:color="auto" w:val="clear"/>
-            <w:tcMar>
-              <w:top w:type="dxa" w:w="80"/>
-              <w:left w:type="dxa" w:w="120"/>
-              <w:bottom w:type="dxa" w:w="80"/>
-              <w:right w:type="dxa" w:w="120"/>
-            </w:tcMar>
-          </w:tcPr>
-          <w:p>
-            <w:pPr>
-              <w:spacing w:after="0" w:line="252"/>
-            </w:pPr>
-            <w:r>
-              <w:rPr>
-                <w:rFonts w:ascii="Arial" w:cs="Arial" w:eastAsia="Arial" w:hAnsi="Arial"/>
-                <w:b/>
-                <w:bCs/>
-                <w:caps/>
-                <w:color w:val="6B7A74"/>
-                <w:spacing w:val="14"/>
-                <w:sz w:val="16"/>
-                <w:szCs w:val="16"/>
-              </w:rPr>
-              <w:t xml:space="preserve">Point d’attention</w:t>
-            </w:r>
-          </w:p>
-        </w:tc>
-        <w:tc>
-          <w:tcPr>
-            <w:tcW w:type="dxa" w:w="7538"/>
-            <w:tcBorders>
-              <w:top w:val="single" w:color="D3DCD8" w:sz="4"/>
-              <w:left w:val="single" w:color="D3DCD8" w:sz="4"/>
-              <w:bottom w:val="single" w:color="D3DCD8" w:sz="4"/>
-              <w:right w:val="single" w:color="D3DCD8" w:sz="4"/>
-            </w:tcBorders>
-            <w:tcMar>
-              <w:top w:type="dxa" w:w="80"/>
-              <w:left w:type="dxa" w:w="120"/>
-              <w:bottom w:type="dxa" w:w="80"/>
-              <w:right w:type="dxa" w:w="120"/>
-            </w:tcMar>
-          </w:tcPr>
-          <w:p>
-            <w:pPr>
-              <w:spacing w:after="0" w:line="252"/>
-            </w:pPr>
-            <w:r>
-              <w:rPr>
-                <w:rFonts w:ascii="Arial" w:cs="Arial" w:eastAsia="Arial" w:hAnsi="Arial"/>
-                <w:b w:val="false"/>
-                <w:bCs w:val="false"/>
-                <w:color w:val="3C4A45"/>
-                <w:sz w:val="19"/>
-                <w:szCs w:val="19"/>
-              </w:rPr>
-              <w:t xml:space="preserve">Choix structurant : c'est ce qui distingue ce rapport d'un rapport d'adoption.</w:t>
             </w:r>
           </w:p>
         </w:tc>
@@ -2234,77 +1879,6 @@
                 <w:sz w:val="16"/>
                 <w:szCs w:val="16"/>
               </w:rPr>
-              <w:t xml:space="preserve">Niveau de preuve</w:t>
-            </w:r>
-          </w:p>
-        </w:tc>
-        <w:tc>
-          <w:tcPr>
-            <w:tcW w:type="dxa" w:w="7538"/>
-            <w:tcBorders>
-              <w:top w:val="single" w:color="D3DCD8" w:sz="4"/>
-              <w:left w:val="single" w:color="D3DCD8" w:sz="4"/>
-              <w:bottom w:val="single" w:color="D3DCD8" w:sz="4"/>
-              <w:right w:val="single" w:color="D3DCD8" w:sz="4"/>
-            </w:tcBorders>
-            <w:tcMar>
-              <w:top w:type="dxa" w:w="80"/>
-              <w:left w:type="dxa" w:w="120"/>
-              <w:bottom w:type="dxa" w:w="80"/>
-              <w:right w:type="dxa" w:w="120"/>
-            </w:tcMar>
-          </w:tcPr>
-          <w:p>
-            <w:pPr>
-              <w:spacing w:after="0" w:line="252"/>
-            </w:pPr>
-            <w:r>
-              <w:rPr>
-                <w:rFonts w:ascii="Arial" w:cs="Arial" w:eastAsia="Arial" w:hAnsi="Arial"/>
-                <w:b/>
-                <w:bCs/>
-                <w:color w:val="6B7A74"/>
-                <w:sz w:val="17"/>
-                <w:szCs w:val="17"/>
-              </w:rPr>
-              <w:t xml:space="preserve">Lu dans le code</w:t>
-            </w:r>
-          </w:p>
-        </w:tc>
-      </w:tr>
-      <w:tr>
-        <w:tc>
-          <w:tcPr>
-            <w:tcW w:type="dxa" w:w="2100"/>
-            <w:tcBorders>
-              <w:top w:val="single" w:color="D3DCD8" w:sz="4"/>
-              <w:left w:val="single" w:color="D3DCD8" w:sz="4"/>
-              <w:bottom w:val="single" w:color="D3DCD8" w:sz="4"/>
-              <w:right w:val="single" w:color="D3DCD8" w:sz="4"/>
-            </w:tcBorders>
-            <w:shd w:fill="EDF2F0" w:color="auto" w:val="clear"/>
-            <w:tcMar>
-              <w:top w:type="dxa" w:w="80"/>
-              <w:left w:type="dxa" w:w="120"/>
-              <w:bottom w:type="dxa" w:w="80"/>
-              <w:right w:type="dxa" w:w="120"/>
-            </w:tcMar>
-          </w:tcPr>
-          <w:p>
-            <w:pPr>
-              <w:spacing w:after="0" w:line="252"/>
-            </w:pPr>
-            <w:r>
-              <w:rPr>
-                <w:rFonts w:ascii="Arial" w:cs="Arial" w:eastAsia="Arial" w:hAnsi="Arial"/>
-                <w:b/>
-                <w:bCs/>
-                <w:caps/>
-                <w:color w:val="6B7A74"/>
-                <w:spacing w:val="14"/>
-                <w:sz w:val="16"/>
-                <w:szCs w:val="16"/>
-              </w:rPr>
               <w:t xml:space="preserve">Signification</w:t>
             </w:r>
           </w:p>
@@ -2664,7 +2238,7 @@
                 <w:sz w:val="16"/>
                 <w:szCs w:val="16"/>
               </w:rPr>
-              <w:t xml:space="preserve">Niveau de preuve</w:t>
+              <w:t xml:space="preserve">Signification</w:t>
             </w:r>
           </w:p>
         </w:tc>
@@ -2691,153 +2265,11 @@
             <w:r>
               <w:rPr>
                 <w:rFonts w:ascii="Arial" w:cs="Arial" w:eastAsia="Arial" w:hAnsi="Arial"/>
-                <w:b/>
-                <w:bCs/>
-                <w:color w:val="6B7A74"/>
-                <w:sz w:val="17"/>
-                <w:szCs w:val="17"/>
-              </w:rPr>
-              <w:t xml:space="preserve">Lu dans le code</w:t>
-            </w:r>
-          </w:p>
-        </w:tc>
-      </w:tr>
-      <w:tr>
-        <w:tc>
-          <w:tcPr>
-            <w:tcW w:type="dxa" w:w="2100"/>
-            <w:tcBorders>
-              <w:top w:val="single" w:color="D3DCD8" w:sz="4"/>
-              <w:left w:val="single" w:color="D3DCD8" w:sz="4"/>
-              <w:bottom w:val="single" w:color="D3DCD8" w:sz="4"/>
-              <w:right w:val="single" w:color="D3DCD8" w:sz="4"/>
-            </w:tcBorders>
-            <w:shd w:fill="EDF2F0" w:color="auto" w:val="clear"/>
-            <w:tcMar>
-              <w:top w:type="dxa" w:w="80"/>
-              <w:left w:type="dxa" w:w="120"/>
-              <w:bottom w:type="dxa" w:w="80"/>
-              <w:right w:type="dxa" w:w="120"/>
-            </w:tcMar>
-          </w:tcPr>
-          <w:p>
-            <w:pPr>
-              <w:spacing w:after="0" w:line="252"/>
-            </w:pPr>
-            <w:r>
-              <w:rPr>
-                <w:rFonts w:ascii="Arial" w:cs="Arial" w:eastAsia="Arial" w:hAnsi="Arial"/>
-                <w:b/>
-                <w:bCs/>
-                <w:caps/>
-                <w:color w:val="6B7A74"/>
-                <w:spacing w:val="14"/>
-                <w:sz w:val="16"/>
-                <w:szCs w:val="16"/>
-              </w:rPr>
-              <w:t xml:space="preserve">Signification</w:t>
-            </w:r>
-          </w:p>
-        </w:tc>
-        <w:tc>
-          <w:tcPr>
-            <w:tcW w:type="dxa" w:w="7538"/>
-            <w:tcBorders>
-              <w:top w:val="single" w:color="D3DCD8" w:sz="4"/>
-              <w:left w:val="single" w:color="D3DCD8" w:sz="4"/>
-              <w:bottom w:val="single" w:color="D3DCD8" w:sz="4"/>
-              <w:right w:val="single" w:color="D3DCD8" w:sz="4"/>
-            </w:tcBorders>
-            <w:tcMar>
-              <w:top w:type="dxa" w:w="80"/>
-              <w:left w:type="dxa" w:w="120"/>
-              <w:bottom w:type="dxa" w:w="80"/>
-              <w:right w:type="dxa" w:w="120"/>
-            </w:tcMar>
-          </w:tcPr>
-          <w:p>
-            <w:pPr>
-              <w:spacing w:after="0" w:line="252"/>
-            </w:pPr>
-            <w:r>
-              <w:rPr>
-                <w:rFonts w:ascii="Arial" w:cs="Arial" w:eastAsia="Arial" w:hAnsi="Arial"/>
                 <w:color w:val="3C4A45"/>
                 <w:sz w:val="19"/>
                 <w:szCs w:val="19"/>
               </w:rPr>
               <w:t xml:space="preserve">Une recommandation supprimée dans l'applicatif n'est pas comptée.</w:t>
-            </w:r>
-          </w:p>
-        </w:tc>
-      </w:tr>
-      <w:tr>
-        <w:tc>
-          <w:tcPr>
-            <w:tcW w:type="dxa" w:w="2100"/>
-            <w:tcBorders>
-              <w:top w:val="single" w:color="D3DCD8" w:sz="4"/>
-              <w:left w:val="single" w:color="D3DCD8" w:sz="4"/>
-              <w:bottom w:val="single" w:color="D3DCD8" w:sz="4"/>
-              <w:right w:val="single" w:color="D3DCD8" w:sz="4"/>
-            </w:tcBorders>
-            <w:shd w:fill="EDF2F0" w:color="auto" w:val="clear"/>
-            <w:tcMar>
-              <w:top w:type="dxa" w:w="80"/>
-              <w:left w:type="dxa" w:w="120"/>
-              <w:bottom w:type="dxa" w:w="80"/>
-              <w:right w:type="dxa" w:w="120"/>
-            </w:tcMar>
-          </w:tcPr>
-          <w:p>
-            <w:pPr>
-              <w:spacing w:after="0" w:line="252"/>
-            </w:pPr>
-            <w:r>
-              <w:rPr>
-                <w:rFonts w:ascii="Arial" w:cs="Arial" w:eastAsia="Arial" w:hAnsi="Arial"/>
-                <w:b/>
-                <w:bCs/>
-                <w:caps/>
-                <w:color w:val="6B7A74"/>
-                <w:spacing w:val="14"/>
-                <w:sz w:val="16"/>
-                <w:szCs w:val="16"/>
-              </w:rPr>
-              <w:t xml:space="preserve">Point d’attention</w:t>
-            </w:r>
-          </w:p>
-        </w:tc>
-        <w:tc>
-          <w:tcPr>
-            <w:tcW w:type="dxa" w:w="7538"/>
-            <w:tcBorders>
-              <w:top w:val="single" w:color="D3DCD8" w:sz="4"/>
-              <w:left w:val="single" w:color="D3DCD8" w:sz="4"/>
-              <w:bottom w:val="single" w:color="D3DCD8" w:sz="4"/>
-              <w:right w:val="single" w:color="D3DCD8" w:sz="4"/>
-            </w:tcBorders>
-            <w:tcMar>
-              <w:top w:type="dxa" w:w="80"/>
-              <w:left w:type="dxa" w:w="120"/>
-              <w:bottom w:type="dxa" w:w="80"/>
-              <w:right w:type="dxa" w:w="120"/>
-            </w:tcMar>
-          </w:tcPr>
-          <w:p>
-            <w:pPr>
-              <w:spacing w:after="0" w:line="252"/>
-            </w:pPr>
-            <w:r>
-              <w:rPr>
-                <w:rFonts w:ascii="Arial" w:cs="Arial" w:eastAsia="Arial" w:hAnsi="Arial"/>
-                <w:b w:val="false"/>
-                <w:bCs w:val="false"/>
-                <w:color w:val="3C4A45"/>
-                <w:sz w:val="19"/>
-                <w:szCs w:val="19"/>
-              </w:rPr>
-              <w:t xml:space="preserve">Aligné avec le rapport Suivi.</w:t>
             </w:r>
           </w:p>
         </w:tc>
@@ -3094,7 +2526,7 @@
                 <w:sz w:val="16"/>
                 <w:szCs w:val="16"/>
               </w:rPr>
-              <w:t xml:space="preserve">Niveau de preuve</w:t>
+              <w:t xml:space="preserve">Signification</w:t>
             </w:r>
           </w:p>
         </w:tc>
@@ -3121,13 +2553,11 @@
             <w:r>
               <w:rPr>
                 <w:rFonts w:ascii="Arial" w:cs="Arial" w:eastAsia="Arial" w:hAnsi="Arial"/>
-                <w:b/>
-                <w:bCs/>
-                <w:color w:val="0D7A63"/>
-                <w:sz w:val="17"/>
-                <w:szCs w:val="17"/>
-              </w:rPr>
-              <w:t xml:space="preserve">Vérifié en base</w:t>
+                <w:color w:val="3C4A45"/>
+                <w:sz w:val="19"/>
+                <w:szCs w:val="19"/>
+              </w:rPr>
+              <w:t xml:space="preserve">Quand un batch ou une étape planifiée est annulé, le dashboard continue de considérer que la recommandation était attendue. Comme elle n'a évidemment pas été produite, elle est comptée en échec.</w:t>
             </w:r>
           </w:p>
         </w:tc>
@@ -3165,7 +2595,7 @@
                 <w:sz w:val="16"/>
                 <w:szCs w:val="16"/>
               </w:rPr>
-              <w:t xml:space="preserve">Signification</w:t>
+              <w:t xml:space="preserve">Point d’attention</w:t>
             </w:r>
           </w:p>
         </w:tc>
@@ -3192,75 +2622,6 @@
             <w:r>
               <w:rPr>
                 <w:rFonts w:ascii="Arial" w:cs="Arial" w:eastAsia="Arial" w:hAnsi="Arial"/>
-                <w:color w:val="3C4A45"/>
-                <w:sz w:val="19"/>
-                <w:szCs w:val="19"/>
-              </w:rPr>
-              <w:t xml:space="preserve">Quand un batch ou une étape planifiée est annulé, le dashboard continue de considérer que la recommandation était attendue. Comme elle n'a évidemment pas été produite, elle est comptée en échec.</w:t>
-            </w:r>
-          </w:p>
-        </w:tc>
-      </w:tr>
-      <w:tr>
-        <w:tc>
-          <w:tcPr>
-            <w:tcW w:type="dxa" w:w="2100"/>
-            <w:tcBorders>
-              <w:top w:val="single" w:color="D3DCD8" w:sz="4"/>
-              <w:left w:val="single" w:color="D3DCD8" w:sz="4"/>
-              <w:bottom w:val="single" w:color="D3DCD8" w:sz="4"/>
-              <w:right w:val="single" w:color="D3DCD8" w:sz="4"/>
-            </w:tcBorders>
-            <w:shd w:fill="EDF2F0" w:color="auto" w:val="clear"/>
-            <w:tcMar>
-              <w:top w:type="dxa" w:w="80"/>
-              <w:left w:type="dxa" w:w="120"/>
-              <w:bottom w:type="dxa" w:w="80"/>
-              <w:right w:type="dxa" w:w="120"/>
-            </w:tcMar>
-          </w:tcPr>
-          <w:p>
-            <w:pPr>
-              <w:spacing w:after="0" w:line="252"/>
-            </w:pPr>
-            <w:r>
-              <w:rPr>
-                <w:rFonts w:ascii="Arial" w:cs="Arial" w:eastAsia="Arial" w:hAnsi="Arial"/>
-                <w:b/>
-                <w:bCs/>
-                <w:caps/>
-                <w:color w:val="6B7A74"/>
-                <w:spacing w:val="14"/>
-                <w:sz w:val="16"/>
-                <w:szCs w:val="16"/>
-              </w:rPr>
-              <w:t xml:space="preserve">Point d’attention</w:t>
-            </w:r>
-          </w:p>
-        </w:tc>
-        <w:tc>
-          <w:tcPr>
-            <w:tcW w:type="dxa" w:w="7538"/>
-            <w:tcBorders>
-              <w:top w:val="single" w:color="D3DCD8" w:sz="4"/>
-              <w:left w:val="single" w:color="D3DCD8" w:sz="4"/>
-              <w:bottom w:val="single" w:color="D3DCD8" w:sz="4"/>
-              <w:right w:val="single" w:color="D3DCD8" w:sz="4"/>
-            </w:tcBorders>
-            <w:tcMar>
-              <w:top w:type="dxa" w:w="80"/>
-              <w:left w:type="dxa" w:w="120"/>
-              <w:bottom w:type="dxa" w:w="80"/>
-              <w:right w:type="dxa" w:w="120"/>
-            </w:tcMar>
-          </w:tcPr>
-          <w:p>
-            <w:pPr>
-              <w:spacing w:after="0" w:line="252"/>
-            </w:pPr>
-            <w:r>
-              <w:rPr>
-                <w:rFonts w:ascii="Arial" w:cs="Arial" w:eastAsia="Arial" w:hAnsi="Arial"/>
                 <w:b/>
                 <w:bCs/>
                 <w:color w:val="8A5D0B"/>
@@ -3268,436 +2629,6 @@
                 <w:szCs w:val="19"/>
               </w:rPr>
               <w:t xml:space="preserve">MESURÉ : 56 faux échecs sur la période analysée. Taux de réussite affiché 64,9 % au lieu de 66,4 %.</w:t>
-            </w:r>
-          </w:p>
-        </w:tc>
-      </w:tr>
-      <w:tr>
-        <w:tc>
-          <w:tcPr>
-            <w:tcW w:type="dxa" w:w="2100"/>
-            <w:tcBorders>
-              <w:top w:val="single" w:color="D3DCD8" w:sz="4"/>
-              <w:left w:val="single" w:color="D3DCD8" w:sz="4"/>
-              <w:bottom w:val="single" w:color="D3DCD8" w:sz="4"/>
-              <w:right w:val="single" w:color="D3DCD8" w:sz="4"/>
-            </w:tcBorders>
-            <w:shd w:fill="FFF8E1" w:color="auto" w:val="clear"/>
-            <w:tcMar>
-              <w:top w:type="dxa" w:w="80"/>
-              <w:left w:type="dxa" w:w="120"/>
-              <w:bottom w:type="dxa" w:w="80"/>
-              <w:right w:type="dxa" w:w="120"/>
-            </w:tcMar>
-          </w:tcPr>
-          <w:p>
-            <w:pPr>
-              <w:spacing w:after="0" w:line="252"/>
-            </w:pPr>
-            <w:r>
-              <w:rPr>
-                <w:rFonts w:ascii="Arial" w:cs="Arial" w:eastAsia="Arial" w:hAnsi="Arial"/>
-                <w:b/>
-                <w:bCs/>
-                <w:caps/>
-                <w:color w:val="6B7A74"/>
-                <w:spacing w:val="14"/>
-                <w:sz w:val="16"/>
-                <w:szCs w:val="16"/>
-              </w:rPr>
-              <w:t xml:space="preserve">Décision</w:t>
-            </w:r>
-          </w:p>
-        </w:tc>
-        <w:tc>
-          <w:tcPr>
-            <w:tcW w:type="dxa" w:w="7538"/>
-            <w:tcBorders>
-              <w:top w:val="single" w:color="D3DCD8" w:sz="4"/>
-              <w:left w:val="single" w:color="D3DCD8" w:sz="4"/>
-              <w:bottom w:val="single" w:color="D3DCD8" w:sz="4"/>
-              <w:right w:val="single" w:color="D3DCD8" w:sz="4"/>
-            </w:tcBorders>
-            <w:shd w:fill="FFF8E1" w:color="auto" w:val="clear"/>
-            <w:tcMar>
-              <w:top w:type="dxa" w:w="80"/>
-              <w:left w:type="dxa" w:w="120"/>
-              <w:bottom w:type="dxa" w:w="80"/>
-              <w:right w:type="dxa" w:w="120"/>
-            </w:tcMar>
-          </w:tcPr>
-          <w:p>
-            <w:pPr>
-              <w:spacing w:after="0" w:line="252"/>
-            </w:pPr>
-            <w:r>
-              <w:rPr>
-                <w:rFonts w:ascii="Arial" w:cs="Arial" w:eastAsia="Arial" w:hAnsi="Arial"/>
-                <w:color w:val="3C4A45"/>
-                <w:sz w:val="19"/>
-                <w:szCs w:val="19"/>
-              </w:rPr>
-              <w:t xml:space="preserve"/>
-            </w:r>
-          </w:p>
-        </w:tc>
-      </w:tr>
-      <w:tr>
-        <w:tc>
-          <w:tcPr>
-            <w:tcW w:type="dxa" w:w="2100"/>
-            <w:tcBorders>
-              <w:top w:val="single" w:color="D3DCD8" w:sz="4"/>
-              <w:left w:val="single" w:color="D3DCD8" w:sz="4"/>
-              <w:bottom w:val="single" w:color="D3DCD8" w:sz="4"/>
-              <w:right w:val="single" w:color="D3DCD8" w:sz="4"/>
-            </w:tcBorders>
-            <w:shd w:fill="FFF8E1" w:color="auto" w:val="clear"/>
-            <w:tcMar>
-              <w:top w:type="dxa" w:w="80"/>
-              <w:left w:type="dxa" w:w="120"/>
-              <w:bottom w:type="dxa" w:w="80"/>
-              <w:right w:type="dxa" w:w="120"/>
-            </w:tcMar>
-          </w:tcPr>
-          <w:p>
-            <w:pPr>
-              <w:spacing w:after="0" w:line="252"/>
-            </w:pPr>
-            <w:r>
-              <w:rPr>
-                <w:rFonts w:ascii="Arial" w:cs="Arial" w:eastAsia="Arial" w:hAnsi="Arial"/>
-                <w:b/>
-                <w:bCs/>
-                <w:caps/>
-                <w:color w:val="6B7A74"/>
-                <w:spacing w:val="14"/>
-                <w:sz w:val="16"/>
-                <w:szCs w:val="16"/>
-              </w:rPr>
-              <w:t xml:space="preserve">Commentaire</w:t>
-            </w:r>
-          </w:p>
-        </w:tc>
-        <w:tc>
-          <w:tcPr>
-            <w:tcW w:type="dxa" w:w="7538"/>
-            <w:tcBorders>
-              <w:top w:val="single" w:color="D3DCD8" w:sz="4"/>
-              <w:left w:val="single" w:color="D3DCD8" w:sz="4"/>
-              <w:bottom w:val="single" w:color="D3DCD8" w:sz="4"/>
-              <w:right w:val="single" w:color="D3DCD8" w:sz="4"/>
-            </w:tcBorders>
-            <w:shd w:fill="FFF8E1" w:color="auto" w:val="clear"/>
-            <w:tcMar>
-              <w:top w:type="dxa" w:w="80"/>
-              <w:left w:type="dxa" w:w="120"/>
-              <w:bottom w:type="dxa" w:w="80"/>
-              <w:right w:type="dxa" w:w="120"/>
-            </w:tcMar>
-          </w:tcPr>
-          <w:p>
-            <w:pPr>
-              <w:spacing w:after="0" w:line="252"/>
-            </w:pPr>
-            <w:r>
-              <w:rPr>
-                <w:rFonts w:ascii="Arial" w:cs="Arial" w:eastAsia="Arial" w:hAnsi="Arial"/>
-                <w:color w:val="3C4A45"/>
-                <w:sz w:val="19"/>
-                <w:szCs w:val="19"/>
-              </w:rPr>
-              <w:t xml:space="preserve"/>
-            </w:r>
-          </w:p>
-        </w:tc>
-      </w:tr>
-    </w:tbl>
-    <w:p>
-      <w:pPr>
-        <w:spacing w:after="200"/>
-      </w:pPr>
-      <w:r>
-        <w:rPr>
-          <w:rFonts w:ascii="Arial" w:cs="Arial" w:eastAsia="Arial" w:hAnsi="Arial"/>
-          <w:color w:val="3C4A45"/>
-          <w:sz w:val="19"/>
-          <w:szCs w:val="19"/>
-        </w:rPr>
-        <w:t xml:space="preserve"/>
-      </w:r>
-    </w:p>
-    <w:tbl>
-      <w:tblPr>
-        <w:tblW w:type="dxa" w:w="9638"/>
-        <w:tblBorders>
-          <w:top w:val="single" w:color="auto" w:sz="4"/>
-          <w:left w:val="single" w:color="auto" w:sz="4"/>
-          <w:bottom w:val="single" w:color="auto" w:sz="4"/>
-          <w:right w:val="single" w:color="auto" w:sz="4"/>
-          <w:insideH w:val="single" w:color="auto" w:sz="4"/>
-          <w:insideV w:val="single" w:color="auto" w:sz="4"/>
-        </w:tblBorders>
-      </w:tblPr>
-      <w:tblGrid>
-        <w:gridCol w:w="2100"/>
-        <w:gridCol w:w="7538"/>
-      </w:tblGrid>
-      <w:tr>
-        <w:tc>
-          <w:tcPr>
-            <w:tcW w:type="dxa" w:w="9638"/>
-            <w:gridSpan w:val="2"/>
-            <w:tcBorders>
-              <w:top w:val="single" w:color="D3DCD8" w:sz="4"/>
-              <w:left w:val="single" w:color="D3DCD8" w:sz="4"/>
-              <w:bottom w:val="single" w:color="D3DCD8" w:sz="4"/>
-              <w:right w:val="single" w:color="D3DCD8" w:sz="4"/>
-            </w:tcBorders>
-            <w:shd w:fill="F6EFE2" w:color="auto" w:val="clear"/>
-            <w:tcMar>
-              <w:top w:type="dxa" w:w="80"/>
-              <w:left w:type="dxa" w:w="120"/>
-              <w:bottom w:type="dxa" w:w="80"/>
-              <w:right w:type="dxa" w:w="120"/>
-            </w:tcMar>
-          </w:tcPr>
-          <w:p>
-            <w:pPr>
-              <w:spacing w:after="0" w:line="252"/>
-            </w:pPr>
-            <w:r>
-              <w:rPr>
-                <w:rFonts w:ascii="Consolas" w:cs="Consolas" w:eastAsia="Consolas" w:hAnsi="Consolas"/>
-                <w:b/>
-                <w:bCs/>
-                <w:color w:val="8A5D0B"/>
-                <w:sz w:val="20"/>
-                <w:szCs w:val="20"/>
-              </w:rPr>
-              <w:t xml:space="preserve">A7   </w:t>
-            </w:r>
-            <w:r>
-              <w:rPr>
-                <w:rFonts w:ascii="Arial" w:cs="Arial" w:eastAsia="Arial" w:hAnsi="Arial"/>
-                <w:b/>
-                <w:bCs/>
-                <w:color w:val="16211D"/>
-                <w:sz w:val="21"/>
-                <w:szCs w:val="21"/>
-              </w:rPr>
-              <w:t xml:space="preserve">Le rapport exclut deux sites supplémentaires</w:t>
-            </w:r>
-          </w:p>
-        </w:tc>
-      </w:tr>
-      <w:tr>
-        <w:tc>
-          <w:tcPr>
-            <w:tcW w:type="dxa" w:w="2100"/>
-            <w:tcBorders>
-              <w:top w:val="single" w:color="D3DCD8" w:sz="4"/>
-              <w:left w:val="single" w:color="D3DCD8" w:sz="4"/>
-              <w:bottom w:val="single" w:color="D3DCD8" w:sz="4"/>
-              <w:right w:val="single" w:color="D3DCD8" w:sz="4"/>
-            </w:tcBorders>
-            <w:shd w:fill="EDF2F0" w:color="auto" w:val="clear"/>
-            <w:tcMar>
-              <w:top w:type="dxa" w:w="80"/>
-              <w:left w:type="dxa" w:w="120"/>
-              <w:bottom w:type="dxa" w:w="80"/>
-              <w:right w:type="dxa" w:w="120"/>
-            </w:tcMar>
-          </w:tcPr>
-          <w:p>
-            <w:pPr>
-              <w:spacing w:after="0" w:line="252"/>
-            </w:pPr>
-            <w:r>
-              <w:rPr>
-                <w:rFonts w:ascii="Arial" w:cs="Arial" w:eastAsia="Arial" w:hAnsi="Arial"/>
-                <w:b/>
-                <w:bCs/>
-                <w:caps/>
-                <w:color w:val="6B7A74"/>
-                <w:spacing w:val="14"/>
-                <w:sz w:val="16"/>
-                <w:szCs w:val="16"/>
-              </w:rPr>
-              <w:t xml:space="preserve">Niveau de preuve</w:t>
-            </w:r>
-          </w:p>
-        </w:tc>
-        <w:tc>
-          <w:tcPr>
-            <w:tcW w:type="dxa" w:w="7538"/>
-            <w:tcBorders>
-              <w:top w:val="single" w:color="D3DCD8" w:sz="4"/>
-              <w:left w:val="single" w:color="D3DCD8" w:sz="4"/>
-              <w:bottom w:val="single" w:color="D3DCD8" w:sz="4"/>
-              <w:right w:val="single" w:color="D3DCD8" w:sz="4"/>
-            </w:tcBorders>
-            <w:tcMar>
-              <w:top w:type="dxa" w:w="80"/>
-              <w:left w:type="dxa" w:w="120"/>
-              <w:bottom w:type="dxa" w:w="80"/>
-              <w:right w:type="dxa" w:w="120"/>
-            </w:tcMar>
-          </w:tcPr>
-          <w:p>
-            <w:pPr>
-              <w:spacing w:after="0" w:line="252"/>
-            </w:pPr>
-            <w:r>
-              <w:rPr>
-                <w:rFonts w:ascii="Arial" w:cs="Arial" w:eastAsia="Arial" w:hAnsi="Arial"/>
-                <w:b/>
-                <w:bCs/>
-                <w:color w:val="0D7A63"/>
-                <w:sz w:val="17"/>
-                <w:szCs w:val="17"/>
-              </w:rPr>
-              <w:t xml:space="preserve">Vérifié en base</w:t>
-            </w:r>
-          </w:p>
-        </w:tc>
-      </w:tr>
-      <w:tr>
-        <w:tc>
-          <w:tcPr>
-            <w:tcW w:type="dxa" w:w="2100"/>
-            <w:tcBorders>
-              <w:top w:val="single" w:color="D3DCD8" w:sz="4"/>
-              <w:left w:val="single" w:color="D3DCD8" w:sz="4"/>
-              <w:bottom w:val="single" w:color="D3DCD8" w:sz="4"/>
-              <w:right w:val="single" w:color="D3DCD8" w:sz="4"/>
-            </w:tcBorders>
-            <w:shd w:fill="EDF2F0" w:color="auto" w:val="clear"/>
-            <w:tcMar>
-              <w:top w:type="dxa" w:w="80"/>
-              <w:left w:type="dxa" w:w="120"/>
-              <w:bottom w:type="dxa" w:w="80"/>
-              <w:right w:type="dxa" w:w="120"/>
-            </w:tcMar>
-          </w:tcPr>
-          <w:p>
-            <w:pPr>
-              <w:spacing w:after="0" w:line="252"/>
-            </w:pPr>
-            <w:r>
-              <w:rPr>
-                <w:rFonts w:ascii="Arial" w:cs="Arial" w:eastAsia="Arial" w:hAnsi="Arial"/>
-                <w:b/>
-                <w:bCs/>
-                <w:caps/>
-                <w:color w:val="6B7A74"/>
-                <w:spacing w:val="14"/>
-                <w:sz w:val="16"/>
-                <w:szCs w:val="16"/>
-              </w:rPr>
-              <w:t xml:space="preserve">Signification</w:t>
-            </w:r>
-          </w:p>
-        </w:tc>
-        <w:tc>
-          <w:tcPr>
-            <w:tcW w:type="dxa" w:w="7538"/>
-            <w:tcBorders>
-              <w:top w:val="single" w:color="D3DCD8" w:sz="4"/>
-              <w:left w:val="single" w:color="D3DCD8" w:sz="4"/>
-              <w:bottom w:val="single" w:color="D3DCD8" w:sz="4"/>
-              <w:right w:val="single" w:color="D3DCD8" w:sz="4"/>
-            </w:tcBorders>
-            <w:tcMar>
-              <w:top w:type="dxa" w:w="80"/>
-              <w:left w:type="dxa" w:w="120"/>
-              <w:bottom w:type="dxa" w:w="80"/>
-              <w:right w:type="dxa" w:w="120"/>
-            </w:tcMar>
-          </w:tcPr>
-          <w:p>
-            <w:pPr>
-              <w:spacing w:after="0" w:line="252"/>
-            </w:pPr>
-            <w:r>
-              <w:rPr>
-                <w:rFonts w:ascii="Arial" w:cs="Arial" w:eastAsia="Arial" w:hAnsi="Arial"/>
-                <w:color w:val="3C4A45"/>
-                <w:sz w:val="19"/>
-                <w:szCs w:val="19"/>
-              </w:rPr>
-              <w:t xml:space="preserve">Un filtre de rapport retire BURTON1 et STRASBOURG1 de tous les écrans.</w:t>
-            </w:r>
-          </w:p>
-        </w:tc>
-      </w:tr>
-      <w:tr>
-        <w:tc>
-          <w:tcPr>
-            <w:tcW w:type="dxa" w:w="2100"/>
-            <w:tcBorders>
-              <w:top w:val="single" w:color="D3DCD8" w:sz="4"/>
-              <w:left w:val="single" w:color="D3DCD8" w:sz="4"/>
-              <w:bottom w:val="single" w:color="D3DCD8" w:sz="4"/>
-              <w:right w:val="single" w:color="D3DCD8" w:sz="4"/>
-            </w:tcBorders>
-            <w:shd w:fill="EDF2F0" w:color="auto" w:val="clear"/>
-            <w:tcMar>
-              <w:top w:type="dxa" w:w="80"/>
-              <w:left w:type="dxa" w:w="120"/>
-              <w:bottom w:type="dxa" w:w="80"/>
-              <w:right w:type="dxa" w:w="120"/>
-            </w:tcMar>
-          </w:tcPr>
-          <w:p>
-            <w:pPr>
-              <w:spacing w:after="0" w:line="252"/>
-            </w:pPr>
-            <w:r>
-              <w:rPr>
-                <w:rFonts w:ascii="Arial" w:cs="Arial" w:eastAsia="Arial" w:hAnsi="Arial"/>
-                <w:b/>
-                <w:bCs/>
-                <w:caps/>
-                <w:color w:val="6B7A74"/>
-                <w:spacing w:val="14"/>
-                <w:sz w:val="16"/>
-                <w:szCs w:val="16"/>
-              </w:rPr>
-              <w:t xml:space="preserve">Point d’attention</w:t>
-            </w:r>
-          </w:p>
-        </w:tc>
-        <w:tc>
-          <w:tcPr>
-            <w:tcW w:type="dxa" w:w="7538"/>
-            <w:tcBorders>
-              <w:top w:val="single" w:color="D3DCD8" w:sz="4"/>
-              <w:left w:val="single" w:color="D3DCD8" w:sz="4"/>
-              <w:bottom w:val="single" w:color="D3DCD8" w:sz="4"/>
-              <w:right w:val="single" w:color="D3DCD8" w:sz="4"/>
-            </w:tcBorders>
-            <w:tcMar>
-              <w:top w:type="dxa" w:w="80"/>
-              <w:left w:type="dxa" w:w="120"/>
-              <w:bottom w:type="dxa" w:w="80"/>
-              <w:right w:type="dxa" w:w="120"/>
-            </w:tcMar>
-          </w:tcPr>
-          <w:p>
-            <w:pPr>
-              <w:spacing w:after="0" w:line="252"/>
-            </w:pPr>
-            <w:r>
-              <w:rPr>
-                <w:rFonts w:ascii="Arial" w:cs="Arial" w:eastAsia="Arial" w:hAnsi="Arial"/>
-                <w:b w:val="false"/>
-                <w:bCs w:val="false"/>
-                <w:color w:val="3C4A45"/>
-                <w:sz w:val="19"/>
-                <w:szCs w:val="19"/>
-              </w:rPr>
-              <w:t xml:space="preserve">Sans effet réel : ces deux sites ne sont chargés par aucune chaîne d'alimentation.</w:t>
             </w:r>
           </w:p>
         </w:tc>
@@ -3998,7 +2929,7 @@
                 <w:sz w:val="16"/>
                 <w:szCs w:val="16"/>
               </w:rPr>
-              <w:t xml:space="preserve">Niveau de preuve</w:t>
+              <w:t xml:space="preserve">Signification</w:t>
             </w:r>
           </w:p>
         </w:tc>
@@ -4025,153 +2956,11 @@
             <w:r>
               <w:rPr>
                 <w:rFonts w:ascii="Arial" w:cs="Arial" w:eastAsia="Arial" w:hAnsi="Arial"/>
-                <w:b/>
-                <w:bCs/>
-                <w:color w:val="6B7A74"/>
-                <w:sz w:val="17"/>
-                <w:szCs w:val="17"/>
-              </w:rPr>
-              <w:t xml:space="preserve">Lu dans le code</w:t>
-            </w:r>
-          </w:p>
-        </w:tc>
-      </w:tr>
-      <w:tr>
-        <w:tc>
-          <w:tcPr>
-            <w:tcW w:type="dxa" w:w="2100"/>
-            <w:tcBorders>
-              <w:top w:val="single" w:color="D3DCD8" w:sz="4"/>
-              <w:left w:val="single" w:color="D3DCD8" w:sz="4"/>
-              <w:bottom w:val="single" w:color="D3DCD8" w:sz="4"/>
-              <w:right w:val="single" w:color="D3DCD8" w:sz="4"/>
-            </w:tcBorders>
-            <w:shd w:fill="EDF2F0" w:color="auto" w:val="clear"/>
-            <w:tcMar>
-              <w:top w:type="dxa" w:w="80"/>
-              <w:left w:type="dxa" w:w="120"/>
-              <w:bottom w:type="dxa" w:w="80"/>
-              <w:right w:type="dxa" w:w="120"/>
-            </w:tcMar>
-          </w:tcPr>
-          <w:p>
-            <w:pPr>
-              <w:spacing w:after="0" w:line="252"/>
-            </w:pPr>
-            <w:r>
-              <w:rPr>
-                <w:rFonts w:ascii="Arial" w:cs="Arial" w:eastAsia="Arial" w:hAnsi="Arial"/>
-                <w:b/>
-                <w:bCs/>
-                <w:caps/>
-                <w:color w:val="6B7A74"/>
-                <w:spacing w:val="14"/>
-                <w:sz w:val="16"/>
-                <w:szCs w:val="16"/>
-              </w:rPr>
-              <w:t xml:space="preserve">Signification</w:t>
-            </w:r>
-          </w:p>
-        </w:tc>
-        <w:tc>
-          <w:tcPr>
-            <w:tcW w:type="dxa" w:w="7538"/>
-            <w:tcBorders>
-              <w:top w:val="single" w:color="D3DCD8" w:sz="4"/>
-              <w:left w:val="single" w:color="D3DCD8" w:sz="4"/>
-              <w:bottom w:val="single" w:color="D3DCD8" w:sz="4"/>
-              <w:right w:val="single" w:color="D3DCD8" w:sz="4"/>
-            </w:tcBorders>
-            <w:tcMar>
-              <w:top w:type="dxa" w:w="80"/>
-              <w:left w:type="dxa" w:w="120"/>
-              <w:bottom w:type="dxa" w:w="80"/>
-              <w:right w:type="dxa" w:w="120"/>
-            </w:tcMar>
-          </w:tcPr>
-          <w:p>
-            <w:pPr>
-              <w:spacing w:after="0" w:line="252"/>
-            </w:pPr>
-            <w:r>
-              <w:rPr>
-                <w:rFonts w:ascii="Arial" w:cs="Arial" w:eastAsia="Arial" w:hAnsi="Arial"/>
                 <w:color w:val="3C4A45"/>
                 <w:sz w:val="19"/>
                 <w:szCs w:val="19"/>
               </w:rPr>
               <w:t xml:space="preserve">Une ligne du dashboard correspond à un batch, une étape, et une mesure manquante. C'est ce qui permet de dire quelle mesure a fait échouer la recommandation.</w:t>
-            </w:r>
-          </w:p>
-        </w:tc>
-      </w:tr>
-      <w:tr>
-        <w:tc>
-          <w:tcPr>
-            <w:tcW w:type="dxa" w:w="2100"/>
-            <w:tcBorders>
-              <w:top w:val="single" w:color="D3DCD8" w:sz="4"/>
-              <w:left w:val="single" w:color="D3DCD8" w:sz="4"/>
-              <w:bottom w:val="single" w:color="D3DCD8" w:sz="4"/>
-              <w:right w:val="single" w:color="D3DCD8" w:sz="4"/>
-            </w:tcBorders>
-            <w:shd w:fill="EDF2F0" w:color="auto" w:val="clear"/>
-            <w:tcMar>
-              <w:top w:type="dxa" w:w="80"/>
-              <w:left w:type="dxa" w:w="120"/>
-              <w:bottom w:type="dxa" w:w="80"/>
-              <w:right w:type="dxa" w:w="120"/>
-            </w:tcMar>
-          </w:tcPr>
-          <w:p>
-            <w:pPr>
-              <w:spacing w:after="0" w:line="252"/>
-            </w:pPr>
-            <w:r>
-              <w:rPr>
-                <w:rFonts w:ascii="Arial" w:cs="Arial" w:eastAsia="Arial" w:hAnsi="Arial"/>
-                <w:b/>
-                <w:bCs/>
-                <w:caps/>
-                <w:color w:val="6B7A74"/>
-                <w:spacing w:val="14"/>
-                <w:sz w:val="16"/>
-                <w:szCs w:val="16"/>
-              </w:rPr>
-              <w:t xml:space="preserve">Point d’attention</w:t>
-            </w:r>
-          </w:p>
-        </w:tc>
-        <w:tc>
-          <w:tcPr>
-            <w:tcW w:type="dxa" w:w="7538"/>
-            <w:tcBorders>
-              <w:top w:val="single" w:color="D3DCD8" w:sz="4"/>
-              <w:left w:val="single" w:color="D3DCD8" w:sz="4"/>
-              <w:bottom w:val="single" w:color="D3DCD8" w:sz="4"/>
-              <w:right w:val="single" w:color="D3DCD8" w:sz="4"/>
-            </w:tcBorders>
-            <w:tcMar>
-              <w:top w:type="dxa" w:w="80"/>
-              <w:left w:type="dxa" w:w="120"/>
-              <w:bottom w:type="dxa" w:w="80"/>
-              <w:right w:type="dxa" w:w="120"/>
-            </w:tcMar>
-          </w:tcPr>
-          <w:p>
-            <w:pPr>
-              <w:spacing w:after="0" w:line="252"/>
-            </w:pPr>
-            <w:r>
-              <w:rPr>
-                <w:rFonts w:ascii="Arial" w:cs="Arial" w:eastAsia="Arial" w:hAnsi="Arial"/>
-                <w:b w:val="false"/>
-                <w:bCs w:val="false"/>
-                <w:color w:val="3C4A45"/>
-                <w:sz w:val="19"/>
-                <w:szCs w:val="19"/>
-              </w:rPr>
-              <w:t xml:space="preserve">Le comptage doit donc neutraliser les lignes en double (voir B6).</w:t>
             </w:r>
           </w:p>
         </w:tc>
@@ -4428,77 +3217,6 @@
                 <w:sz w:val="16"/>
                 <w:szCs w:val="16"/>
               </w:rPr>
-              <w:t xml:space="preserve">Niveau de preuve</w:t>
-            </w:r>
-          </w:p>
-        </w:tc>
-        <w:tc>
-          <w:tcPr>
-            <w:tcW w:type="dxa" w:w="7538"/>
-            <w:tcBorders>
-              <w:top w:val="single" w:color="D3DCD8" w:sz="4"/>
-              <w:left w:val="single" w:color="D3DCD8" w:sz="4"/>
-              <w:bottom w:val="single" w:color="D3DCD8" w:sz="4"/>
-              <w:right w:val="single" w:color="D3DCD8" w:sz="4"/>
-            </w:tcBorders>
-            <w:tcMar>
-              <w:top w:type="dxa" w:w="80"/>
-              <w:left w:type="dxa" w:w="120"/>
-              <w:bottom w:type="dxa" w:w="80"/>
-              <w:right w:type="dxa" w:w="120"/>
-            </w:tcMar>
-          </w:tcPr>
-          <w:p>
-            <w:pPr>
-              <w:spacing w:after="0" w:line="252"/>
-            </w:pPr>
-            <w:r>
-              <w:rPr>
-                <w:rFonts w:ascii="Arial" w:cs="Arial" w:eastAsia="Arial" w:hAnsi="Arial"/>
-                <w:b/>
-                <w:bCs/>
-                <w:color w:val="6B7A74"/>
-                <w:sz w:val="17"/>
-                <w:szCs w:val="17"/>
-              </w:rPr>
-              <w:t xml:space="preserve">Lu dans le code</w:t>
-            </w:r>
-          </w:p>
-        </w:tc>
-      </w:tr>
-      <w:tr>
-        <w:tc>
-          <w:tcPr>
-            <w:tcW w:type="dxa" w:w="2100"/>
-            <w:tcBorders>
-              <w:top w:val="single" w:color="D3DCD8" w:sz="4"/>
-              <w:left w:val="single" w:color="D3DCD8" w:sz="4"/>
-              <w:bottom w:val="single" w:color="D3DCD8" w:sz="4"/>
-              <w:right w:val="single" w:color="D3DCD8" w:sz="4"/>
-            </w:tcBorders>
-            <w:shd w:fill="EDF2F0" w:color="auto" w:val="clear"/>
-            <w:tcMar>
-              <w:top w:type="dxa" w:w="80"/>
-              <w:left w:type="dxa" w:w="120"/>
-              <w:bottom w:type="dxa" w:w="80"/>
-              <w:right w:type="dxa" w:w="120"/>
-            </w:tcMar>
-          </w:tcPr>
-          <w:p>
-            <w:pPr>
-              <w:spacing w:after="0" w:line="252"/>
-            </w:pPr>
-            <w:r>
-              <w:rPr>
-                <w:rFonts w:ascii="Arial" w:cs="Arial" w:eastAsia="Arial" w:hAnsi="Arial"/>
-                <w:b/>
-                <w:bCs/>
-                <w:caps/>
-                <w:color w:val="6B7A74"/>
-                <w:spacing w:val="14"/>
-                <w:sz w:val="16"/>
-                <w:szCs w:val="16"/>
-              </w:rPr>
               <w:t xml:space="preserve">Signification</w:t>
             </w:r>
           </w:p>
@@ -4858,77 +3576,6 @@
                 <w:sz w:val="16"/>
                 <w:szCs w:val="16"/>
               </w:rPr>
-              <w:t xml:space="preserve">Niveau de preuve</w:t>
-            </w:r>
-          </w:p>
-        </w:tc>
-        <w:tc>
-          <w:tcPr>
-            <w:tcW w:type="dxa" w:w="7538"/>
-            <w:tcBorders>
-              <w:top w:val="single" w:color="D3DCD8" w:sz="4"/>
-              <w:left w:val="single" w:color="D3DCD8" w:sz="4"/>
-              <w:bottom w:val="single" w:color="D3DCD8" w:sz="4"/>
-              <w:right w:val="single" w:color="D3DCD8" w:sz="4"/>
-            </w:tcBorders>
-            <w:tcMar>
-              <w:top w:type="dxa" w:w="80"/>
-              <w:left w:type="dxa" w:w="120"/>
-              <w:bottom w:type="dxa" w:w="80"/>
-              <w:right w:type="dxa" w:w="120"/>
-            </w:tcMar>
-          </w:tcPr>
-          <w:p>
-            <w:pPr>
-              <w:spacing w:after="0" w:line="252"/>
-            </w:pPr>
-            <w:r>
-              <w:rPr>
-                <w:rFonts w:ascii="Arial" w:cs="Arial" w:eastAsia="Arial" w:hAnsi="Arial"/>
-                <w:b/>
-                <w:bCs/>
-                <w:color w:val="6B7A74"/>
-                <w:sz w:val="17"/>
-                <w:szCs w:val="17"/>
-              </w:rPr>
-              <w:t xml:space="preserve">Lu dans le code</w:t>
-            </w:r>
-          </w:p>
-        </w:tc>
-      </w:tr>
-      <w:tr>
-        <w:tc>
-          <w:tcPr>
-            <w:tcW w:type="dxa" w:w="2100"/>
-            <w:tcBorders>
-              <w:top w:val="single" w:color="D3DCD8" w:sz="4"/>
-              <w:left w:val="single" w:color="D3DCD8" w:sz="4"/>
-              <w:bottom w:val="single" w:color="D3DCD8" w:sz="4"/>
-              <w:right w:val="single" w:color="D3DCD8" w:sz="4"/>
-            </w:tcBorders>
-            <w:shd w:fill="EDF2F0" w:color="auto" w:val="clear"/>
-            <w:tcMar>
-              <w:top w:type="dxa" w:w="80"/>
-              <w:left w:type="dxa" w:w="120"/>
-              <w:bottom w:type="dxa" w:w="80"/>
-              <w:right w:type="dxa" w:w="120"/>
-            </w:tcMar>
-          </w:tcPr>
-          <w:p>
-            <w:pPr>
-              <w:spacing w:after="0" w:line="252"/>
-            </w:pPr>
-            <w:r>
-              <w:rPr>
-                <w:rFonts w:ascii="Arial" w:cs="Arial" w:eastAsia="Arial" w:hAnsi="Arial"/>
-                <w:b/>
-                <w:bCs/>
-                <w:caps/>
-                <w:color w:val="6B7A74"/>
-                <w:spacing w:val="14"/>
-                <w:sz w:val="16"/>
-                <w:szCs w:val="16"/>
-              </w:rPr>
               <w:t xml:space="preserve">Signification</w:t>
             </w:r>
           </w:p>
@@ -5217,7 +3864,7 @@
                 <w:sz w:val="16"/>
                 <w:szCs w:val="16"/>
               </w:rPr>
-              <w:t xml:space="preserve">Niveau de preuve</w:t>
+              <w:t xml:space="preserve">Signification</w:t>
             </w:r>
           </w:p>
         </w:tc>
@@ -5244,153 +3891,11 @@
             <w:r>
               <w:rPr>
                 <w:rFonts w:ascii="Arial" w:cs="Arial" w:eastAsia="Arial" w:hAnsi="Arial"/>
-                <w:b/>
-                <w:bCs/>
-                <w:color w:val="6B7A74"/>
-                <w:sz w:val="17"/>
-                <w:szCs w:val="17"/>
-              </w:rPr>
-              <w:t xml:space="preserve">Lu dans le code</w:t>
-            </w:r>
-          </w:p>
-        </w:tc>
-      </w:tr>
-      <w:tr>
-        <w:tc>
-          <w:tcPr>
-            <w:tcW w:type="dxa" w:w="2100"/>
-            <w:tcBorders>
-              <w:top w:val="single" w:color="D3DCD8" w:sz="4"/>
-              <w:left w:val="single" w:color="D3DCD8" w:sz="4"/>
-              <w:bottom w:val="single" w:color="D3DCD8" w:sz="4"/>
-              <w:right w:val="single" w:color="D3DCD8" w:sz="4"/>
-            </w:tcBorders>
-            <w:shd w:fill="EDF2F0" w:color="auto" w:val="clear"/>
-            <w:tcMar>
-              <w:top w:type="dxa" w:w="80"/>
-              <w:left w:type="dxa" w:w="120"/>
-              <w:bottom w:type="dxa" w:w="80"/>
-              <w:right w:type="dxa" w:w="120"/>
-            </w:tcMar>
-          </w:tcPr>
-          <w:p>
-            <w:pPr>
-              <w:spacing w:after="0" w:line="252"/>
-            </w:pPr>
-            <w:r>
-              <w:rPr>
-                <w:rFonts w:ascii="Arial" w:cs="Arial" w:eastAsia="Arial" w:hAnsi="Arial"/>
-                <w:b/>
-                <w:bCs/>
-                <w:caps/>
-                <w:color w:val="6B7A74"/>
-                <w:spacing w:val="14"/>
-                <w:sz w:val="16"/>
-                <w:szCs w:val="16"/>
-              </w:rPr>
-              <w:t xml:space="preserve">Signification</w:t>
-            </w:r>
-          </w:p>
-        </w:tc>
-        <w:tc>
-          <w:tcPr>
-            <w:tcW w:type="dxa" w:w="7538"/>
-            <w:tcBorders>
-              <w:top w:val="single" w:color="D3DCD8" w:sz="4"/>
-              <w:left w:val="single" w:color="D3DCD8" w:sz="4"/>
-              <w:bottom w:val="single" w:color="D3DCD8" w:sz="4"/>
-              <w:right w:val="single" w:color="D3DCD8" w:sz="4"/>
-            </w:tcBorders>
-            <w:tcMar>
-              <w:top w:type="dxa" w:w="80"/>
-              <w:left w:type="dxa" w:w="120"/>
-              <w:bottom w:type="dxa" w:w="80"/>
-              <w:right w:type="dxa" w:w="120"/>
-            </w:tcMar>
-          </w:tcPr>
-          <w:p>
-            <w:pPr>
-              <w:spacing w:after="0" w:line="252"/>
-            </w:pPr>
-            <w:r>
-              <w:rPr>
-                <w:rFonts w:ascii="Arial" w:cs="Arial" w:eastAsia="Arial" w:hAnsi="Arial"/>
                 <w:color w:val="3C4A45"/>
                 <w:sz w:val="19"/>
                 <w:szCs w:val="19"/>
               </w:rPr>
               <w:t xml:space="preserve">Tant que l'heure à laquelle la recommandation devait être produite n'est pas passée, elle n'est ni en succès ni en échec. Elle n'apparaît dans aucun des deux compteurs.</w:t>
-            </w:r>
-          </w:p>
-        </w:tc>
-      </w:tr>
-      <w:tr>
-        <w:tc>
-          <w:tcPr>
-            <w:tcW w:type="dxa" w:w="2100"/>
-            <w:tcBorders>
-              <w:top w:val="single" w:color="D3DCD8" w:sz="4"/>
-              <w:left w:val="single" w:color="D3DCD8" w:sz="4"/>
-              <w:bottom w:val="single" w:color="D3DCD8" w:sz="4"/>
-              <w:right w:val="single" w:color="D3DCD8" w:sz="4"/>
-            </w:tcBorders>
-            <w:shd w:fill="EDF2F0" w:color="auto" w:val="clear"/>
-            <w:tcMar>
-              <w:top w:type="dxa" w:w="80"/>
-              <w:left w:type="dxa" w:w="120"/>
-              <w:bottom w:type="dxa" w:w="80"/>
-              <w:right w:type="dxa" w:w="120"/>
-            </w:tcMar>
-          </w:tcPr>
-          <w:p>
-            <w:pPr>
-              <w:spacing w:after="0" w:line="252"/>
-            </w:pPr>
-            <w:r>
-              <w:rPr>
-                <w:rFonts w:ascii="Arial" w:cs="Arial" w:eastAsia="Arial" w:hAnsi="Arial"/>
-                <w:b/>
-                <w:bCs/>
-                <w:caps/>
-                <w:color w:val="6B7A74"/>
-                <w:spacing w:val="14"/>
-                <w:sz w:val="16"/>
-                <w:szCs w:val="16"/>
-              </w:rPr>
-              <w:t xml:space="preserve">Point d’attention</w:t>
-            </w:r>
-          </w:p>
-        </w:tc>
-        <w:tc>
-          <w:tcPr>
-            <w:tcW w:type="dxa" w:w="7538"/>
-            <w:tcBorders>
-              <w:top w:val="single" w:color="D3DCD8" w:sz="4"/>
-              <w:left w:val="single" w:color="D3DCD8" w:sz="4"/>
-              <w:bottom w:val="single" w:color="D3DCD8" w:sz="4"/>
-              <w:right w:val="single" w:color="D3DCD8" w:sz="4"/>
-            </w:tcBorders>
-            <w:tcMar>
-              <w:top w:type="dxa" w:w="80"/>
-              <w:left w:type="dxa" w:w="120"/>
-              <w:bottom w:type="dxa" w:w="80"/>
-              <w:right w:type="dxa" w:w="120"/>
-            </w:tcMar>
-          </w:tcPr>
-          <w:p>
-            <w:pPr>
-              <w:spacing w:after="0" w:line="252"/>
-            </w:pPr>
-            <w:r>
-              <w:rPr>
-                <w:rFonts w:ascii="Arial" w:cs="Arial" w:eastAsia="Arial" w:hAnsi="Arial"/>
-                <w:b w:val="false"/>
-                <w:bCs w:val="false"/>
-                <w:color w:val="3C4A45"/>
-                <w:sz w:val="19"/>
-                <w:szCs w:val="19"/>
-              </w:rPr>
-              <w:t xml:space="preserve">Sans cette règle, toutes les étapes planifiées dans le futur seraient comptées en échec. Le verdict est rendu au premier passage suivant l'échéance.</w:t>
             </w:r>
           </w:p>
         </w:tc>
@@ -5647,7 +4152,7 @@
                 <w:sz w:val="16"/>
                 <w:szCs w:val="16"/>
               </w:rPr>
-              <w:t xml:space="preserve">Niveau de preuve</w:t>
+              <w:t xml:space="preserve">Signification</w:t>
             </w:r>
           </w:p>
         </w:tc>
@@ -5674,153 +4179,11 @@
             <w:r>
               <w:rPr>
                 <w:rFonts w:ascii="Arial" w:cs="Arial" w:eastAsia="Arial" w:hAnsi="Arial"/>
-                <w:b/>
-                <w:bCs/>
-                <w:color w:val="6B7A74"/>
-                <w:sz w:val="17"/>
-                <w:szCs w:val="17"/>
-              </w:rPr>
-              <w:t xml:space="preserve">Lu dans le code</w:t>
-            </w:r>
-          </w:p>
-        </w:tc>
-      </w:tr>
-      <w:tr>
-        <w:tc>
-          <w:tcPr>
-            <w:tcW w:type="dxa" w:w="2100"/>
-            <w:tcBorders>
-              <w:top w:val="single" w:color="D3DCD8" w:sz="4"/>
-              <w:left w:val="single" w:color="D3DCD8" w:sz="4"/>
-              <w:bottom w:val="single" w:color="D3DCD8" w:sz="4"/>
-              <w:right w:val="single" w:color="D3DCD8" w:sz="4"/>
-            </w:tcBorders>
-            <w:shd w:fill="EDF2F0" w:color="auto" w:val="clear"/>
-            <w:tcMar>
-              <w:top w:type="dxa" w:w="80"/>
-              <w:left w:type="dxa" w:w="120"/>
-              <w:bottom w:type="dxa" w:w="80"/>
-              <w:right w:type="dxa" w:w="120"/>
-            </w:tcMar>
-          </w:tcPr>
-          <w:p>
-            <w:pPr>
-              <w:spacing w:after="0" w:line="252"/>
-            </w:pPr>
-            <w:r>
-              <w:rPr>
-                <w:rFonts w:ascii="Arial" w:cs="Arial" w:eastAsia="Arial" w:hAnsi="Arial"/>
-                <w:b/>
-                <w:bCs/>
-                <w:caps/>
-                <w:color w:val="6B7A74"/>
-                <w:spacing w:val="14"/>
-                <w:sz w:val="16"/>
-                <w:szCs w:val="16"/>
-              </w:rPr>
-              <w:t xml:space="preserve">Signification</w:t>
-            </w:r>
-          </w:p>
-        </w:tc>
-        <w:tc>
-          <w:tcPr>
-            <w:tcW w:type="dxa" w:w="7538"/>
-            <w:tcBorders>
-              <w:top w:val="single" w:color="D3DCD8" w:sz="4"/>
-              <w:left w:val="single" w:color="D3DCD8" w:sz="4"/>
-              <w:bottom w:val="single" w:color="D3DCD8" w:sz="4"/>
-              <w:right w:val="single" w:color="D3DCD8" w:sz="4"/>
-            </w:tcBorders>
-            <w:tcMar>
-              <w:top w:type="dxa" w:w="80"/>
-              <w:left w:type="dxa" w:w="120"/>
-              <w:bottom w:type="dxa" w:w="80"/>
-              <w:right w:type="dxa" w:w="120"/>
-            </w:tcMar>
-          </w:tcPr>
-          <w:p>
-            <w:pPr>
-              <w:spacing w:after="0" w:line="252"/>
-            </w:pPr>
-            <w:r>
-              <w:rPr>
-                <w:rFonts w:ascii="Arial" w:cs="Arial" w:eastAsia="Arial" w:hAnsi="Arial"/>
                 <w:color w:val="3C4A45"/>
                 <w:sz w:val="19"/>
                 <w:szCs w:val="19"/>
               </w:rPr>
               <w:t xml:space="preserve">Quand le moteur a produit plusieurs recommandations pour la même étape d'un même batch, seule la dernière est retenue.</w:t>
-            </w:r>
-          </w:p>
-        </w:tc>
-      </w:tr>
-      <w:tr>
-        <w:tc>
-          <w:tcPr>
-            <w:tcW w:type="dxa" w:w="2100"/>
-            <w:tcBorders>
-              <w:top w:val="single" w:color="D3DCD8" w:sz="4"/>
-              <w:left w:val="single" w:color="D3DCD8" w:sz="4"/>
-              <w:bottom w:val="single" w:color="D3DCD8" w:sz="4"/>
-              <w:right w:val="single" w:color="D3DCD8" w:sz="4"/>
-            </w:tcBorders>
-            <w:shd w:fill="EDF2F0" w:color="auto" w:val="clear"/>
-            <w:tcMar>
-              <w:top w:type="dxa" w:w="80"/>
-              <w:left w:type="dxa" w:w="120"/>
-              <w:bottom w:type="dxa" w:w="80"/>
-              <w:right w:type="dxa" w:w="120"/>
-            </w:tcMar>
-          </w:tcPr>
-          <w:p>
-            <w:pPr>
-              <w:spacing w:after="0" w:line="252"/>
-            </w:pPr>
-            <w:r>
-              <w:rPr>
-                <w:rFonts w:ascii="Arial" w:cs="Arial" w:eastAsia="Arial" w:hAnsi="Arial"/>
-                <w:b/>
-                <w:bCs/>
-                <w:caps/>
-                <w:color w:val="6B7A74"/>
-                <w:spacing w:val="14"/>
-                <w:sz w:val="16"/>
-                <w:szCs w:val="16"/>
-              </w:rPr>
-              <w:t xml:space="preserve">Point d’attention</w:t>
-            </w:r>
-          </w:p>
-        </w:tc>
-        <w:tc>
-          <w:tcPr>
-            <w:tcW w:type="dxa" w:w="7538"/>
-            <w:tcBorders>
-              <w:top w:val="single" w:color="D3DCD8" w:sz="4"/>
-              <w:left w:val="single" w:color="D3DCD8" w:sz="4"/>
-              <w:bottom w:val="single" w:color="D3DCD8" w:sz="4"/>
-              <w:right w:val="single" w:color="D3DCD8" w:sz="4"/>
-            </w:tcBorders>
-            <w:tcMar>
-              <w:top w:type="dxa" w:w="80"/>
-              <w:left w:type="dxa" w:w="120"/>
-              <w:bottom w:type="dxa" w:w="80"/>
-              <w:right w:type="dxa" w:w="120"/>
-            </w:tcMar>
-          </w:tcPr>
-          <w:p>
-            <w:pPr>
-              <w:spacing w:after="0" w:line="252"/>
-            </w:pPr>
-            <w:r>
-              <w:rPr>
-                <w:rFonts w:ascii="Arial" w:cs="Arial" w:eastAsia="Arial" w:hAnsi="Arial"/>
-                <w:b w:val="false"/>
-                <w:bCs w:val="false"/>
-                <w:color w:val="3C4A45"/>
-                <w:sz w:val="19"/>
-                <w:szCs w:val="19"/>
-              </w:rPr>
-              <w:t xml:space="preserve">Le rapport Suivi retient, lui, celle qui a le statut d'acceptation le plus favorable.</w:t>
             </w:r>
           </w:p>
         </w:tc>
@@ -6028,7 +4391,7 @@
                 <w:sz w:val="20"/>
                 <w:szCs w:val="20"/>
               </w:rPr>
-              <w:t xml:space="preserve">B6   </w:t>
+              <w:t xml:space="preserve">B7   </w:t>
             </w:r>
             <w:r>
               <w:rPr>
@@ -6039,7 +4402,7 @@
                 <w:sz w:val="21"/>
                 <w:szCs w:val="21"/>
               </w:rPr>
-              <w:t xml:space="preserve">Une seule ligne porte le compteur par batch et étape</w:t>
+              <w:t xml:space="preserve">Les lignes sans mesure manquante sont effacées si une vraie manque</w:t>
             </w:r>
           </w:p>
         </w:tc>
@@ -6077,7 +4440,7 @@
                 <w:sz w:val="16"/>
                 <w:szCs w:val="16"/>
               </w:rPr>
-              <w:t xml:space="preserve">Niveau de preuve</w:t>
+              <w:t xml:space="preserve">Signification</w:t>
             </w:r>
           </w:p>
         </w:tc>
@@ -6104,153 +4467,11 @@
             <w:r>
               <w:rPr>
                 <w:rFonts w:ascii="Arial" w:cs="Arial" w:eastAsia="Arial" w:hAnsi="Arial"/>
-                <w:b/>
-                <w:bCs/>
-                <w:color w:val="8A5D0B"/>
-                <w:sz w:val="17"/>
-                <w:szCs w:val="17"/>
-              </w:rPr>
-              <w:t xml:space="preserve">Déduit — non testé</w:t>
-            </w:r>
-          </w:p>
-        </w:tc>
-      </w:tr>
-      <w:tr>
-        <w:tc>
-          <w:tcPr>
-            <w:tcW w:type="dxa" w:w="2100"/>
-            <w:tcBorders>
-              <w:top w:val="single" w:color="D3DCD8" w:sz="4"/>
-              <w:left w:val="single" w:color="D3DCD8" w:sz="4"/>
-              <w:bottom w:val="single" w:color="D3DCD8" w:sz="4"/>
-              <w:right w:val="single" w:color="D3DCD8" w:sz="4"/>
-            </w:tcBorders>
-            <w:shd w:fill="EDF2F0" w:color="auto" w:val="clear"/>
-            <w:tcMar>
-              <w:top w:type="dxa" w:w="80"/>
-              <w:left w:type="dxa" w:w="120"/>
-              <w:bottom w:type="dxa" w:w="80"/>
-              <w:right w:type="dxa" w:w="120"/>
-            </w:tcMar>
-          </w:tcPr>
-          <w:p>
-            <w:pPr>
-              <w:spacing w:after="0" w:line="252"/>
-            </w:pPr>
-            <w:r>
-              <w:rPr>
-                <w:rFonts w:ascii="Arial" w:cs="Arial" w:eastAsia="Arial" w:hAnsi="Arial"/>
-                <w:b/>
-                <w:bCs/>
-                <w:caps/>
-                <w:color w:val="6B7A74"/>
-                <w:spacing w:val="14"/>
-                <w:sz w:val="16"/>
-                <w:szCs w:val="16"/>
-              </w:rPr>
-              <w:t xml:space="preserve">Signification</w:t>
-            </w:r>
-          </w:p>
-        </w:tc>
-        <w:tc>
-          <w:tcPr>
-            <w:tcW w:type="dxa" w:w="7538"/>
-            <w:tcBorders>
-              <w:top w:val="single" w:color="D3DCD8" w:sz="4"/>
-              <w:left w:val="single" w:color="D3DCD8" w:sz="4"/>
-              <w:bottom w:val="single" w:color="D3DCD8" w:sz="4"/>
-              <w:right w:val="single" w:color="D3DCD8" w:sz="4"/>
-            </w:tcBorders>
-            <w:tcMar>
-              <w:top w:type="dxa" w:w="80"/>
-              <w:left w:type="dxa" w:w="120"/>
-              <w:bottom w:type="dxa" w:w="80"/>
-              <w:right w:type="dxa" w:w="120"/>
-            </w:tcMar>
-          </w:tcPr>
-          <w:p>
-            <w:pPr>
-              <w:spacing w:after="0" w:line="252"/>
-            </w:pPr>
-            <w:r>
-              <w:rPr>
-                <w:rFonts w:ascii="Arial" w:cs="Arial" w:eastAsia="Arial" w:hAnsi="Arial"/>
-                <w:color w:val="3C4A45"/>
-                <w:sz w:val="19"/>
-                <w:szCs w:val="19"/>
-              </w:rPr>
-              <w:t xml:space="preserve">Même si plusieurs mesures manquent pour une même étape, l'étape n'est comptée qu'une fois.</w:t>
-            </w:r>
-          </w:p>
-        </w:tc>
-      </w:tr>
-      <w:tr>
-        <w:tc>
-          <w:tcPr>
-            <w:tcW w:type="dxa" w:w="2100"/>
-            <w:tcBorders>
-              <w:top w:val="single" w:color="D3DCD8" w:sz="4"/>
-              <w:left w:val="single" w:color="D3DCD8" w:sz="4"/>
-              <w:bottom w:val="single" w:color="D3DCD8" w:sz="4"/>
-              <w:right w:val="single" w:color="D3DCD8" w:sz="4"/>
-            </w:tcBorders>
-            <w:shd w:fill="EDF2F0" w:color="auto" w:val="clear"/>
-            <w:tcMar>
-              <w:top w:type="dxa" w:w="80"/>
-              <w:left w:type="dxa" w:w="120"/>
-              <w:bottom w:type="dxa" w:w="80"/>
-              <w:right w:type="dxa" w:w="120"/>
-            </w:tcMar>
-          </w:tcPr>
-          <w:p>
-            <w:pPr>
-              <w:spacing w:after="0" w:line="252"/>
-            </w:pPr>
-            <w:r>
-              <w:rPr>
-                <w:rFonts w:ascii="Arial" w:cs="Arial" w:eastAsia="Arial" w:hAnsi="Arial"/>
-                <w:b/>
-                <w:bCs/>
-                <w:caps/>
-                <w:color w:val="6B7A74"/>
-                <w:spacing w:val="14"/>
-                <w:sz w:val="16"/>
-                <w:szCs w:val="16"/>
-              </w:rPr>
-              <w:t xml:space="preserve">Point d’attention</w:t>
-            </w:r>
-          </w:p>
-        </w:tc>
-        <w:tc>
-          <w:tcPr>
-            <w:tcW w:type="dxa" w:w="7538"/>
-            <w:tcBorders>
-              <w:top w:val="single" w:color="D3DCD8" w:sz="4"/>
-              <w:left w:val="single" w:color="D3DCD8" w:sz="4"/>
-              <w:bottom w:val="single" w:color="D3DCD8" w:sz="4"/>
-              <w:right w:val="single" w:color="D3DCD8" w:sz="4"/>
-            </w:tcBorders>
-            <w:tcMar>
-              <w:top w:type="dxa" w:w="80"/>
-              <w:left w:type="dxa" w:w="120"/>
-              <w:bottom w:type="dxa" w:w="80"/>
-              <w:right w:type="dxa" w:w="120"/>
-            </w:tcMar>
-          </w:tcPr>
-          <w:p>
-            <w:pPr>
-              <w:spacing w:after="0" w:line="252"/>
-            </w:pPr>
-            <w:r>
-              <w:rPr>
-                <w:rFonts w:ascii="Arial" w:cs="Arial" w:eastAsia="Arial" w:hAnsi="Arial"/>
-                <w:b w:val="false"/>
-                <w:bCs w:val="false"/>
-                <w:color w:val="3C4A45"/>
-                <w:sz w:val="19"/>
-                <w:szCs w:val="19"/>
-              </w:rPr>
-              <w:t xml:space="preserve">Les cas limites — étape sans aucune recommandation, plusieurs recommandations simultanées — n'ont pas été vérifiés en base.</w:t>
+                <w:color w:val="3C4A45"/>
+                <w:sz w:val="19"/>
+                <w:szCs w:val="19"/>
+              </w:rPr>
+              <w:t xml:space="preserve">Quand une étape présente à la fois des lignes sans mesure manquante et des lignes avec, les premières sont supprimées pour ne pas polluer le détail.</w:t>
             </w:r>
           </w:p>
         </w:tc>
@@ -6458,7 +4679,7 @@
                 <w:sz w:val="20"/>
                 <w:szCs w:val="20"/>
               </w:rPr>
-              <w:t xml:space="preserve">B7   </w:t>
+              <w:t xml:space="preserve">B8   </w:t>
             </w:r>
             <w:r>
               <w:rPr>
@@ -6469,437 +4690,7 @@
                 <w:sz w:val="21"/>
                 <w:szCs w:val="21"/>
               </w:rPr>
-              <w:t xml:space="preserve">Les lignes sans mesure manquante sont effacées si une vraie manque</w:t>
-            </w:r>
-          </w:p>
-        </w:tc>
-      </w:tr>
-      <w:tr>
-        <w:tc>
-          <w:tcPr>
-            <w:tcW w:type="dxa" w:w="2100"/>
-            <w:tcBorders>
-              <w:top w:val="single" w:color="D3DCD8" w:sz="4"/>
-              <w:left w:val="single" w:color="D3DCD8" w:sz="4"/>
-              <w:bottom w:val="single" w:color="D3DCD8" w:sz="4"/>
-              <w:right w:val="single" w:color="D3DCD8" w:sz="4"/>
-            </w:tcBorders>
-            <w:shd w:fill="EDF2F0" w:color="auto" w:val="clear"/>
-            <w:tcMar>
-              <w:top w:type="dxa" w:w="80"/>
-              <w:left w:type="dxa" w:w="120"/>
-              <w:bottom w:type="dxa" w:w="80"/>
-              <w:right w:type="dxa" w:w="120"/>
-            </w:tcMar>
-          </w:tcPr>
-          <w:p>
-            <w:pPr>
-              <w:spacing w:after="0" w:line="252"/>
-            </w:pPr>
-            <w:r>
-              <w:rPr>
-                <w:rFonts w:ascii="Arial" w:cs="Arial" w:eastAsia="Arial" w:hAnsi="Arial"/>
-                <w:b/>
-                <w:bCs/>
-                <w:caps/>
-                <w:color w:val="6B7A74"/>
-                <w:spacing w:val="14"/>
-                <w:sz w:val="16"/>
-                <w:szCs w:val="16"/>
-              </w:rPr>
-              <w:t xml:space="preserve">Niveau de preuve</w:t>
-            </w:r>
-          </w:p>
-        </w:tc>
-        <w:tc>
-          <w:tcPr>
-            <w:tcW w:type="dxa" w:w="7538"/>
-            <w:tcBorders>
-              <w:top w:val="single" w:color="D3DCD8" w:sz="4"/>
-              <w:left w:val="single" w:color="D3DCD8" w:sz="4"/>
-              <w:bottom w:val="single" w:color="D3DCD8" w:sz="4"/>
-              <w:right w:val="single" w:color="D3DCD8" w:sz="4"/>
-            </w:tcBorders>
-            <w:tcMar>
-              <w:top w:type="dxa" w:w="80"/>
-              <w:left w:type="dxa" w:w="120"/>
-              <w:bottom w:type="dxa" w:w="80"/>
-              <w:right w:type="dxa" w:w="120"/>
-            </w:tcMar>
-          </w:tcPr>
-          <w:p>
-            <w:pPr>
-              <w:spacing w:after="0" w:line="252"/>
-            </w:pPr>
-            <w:r>
-              <w:rPr>
-                <w:rFonts w:ascii="Arial" w:cs="Arial" w:eastAsia="Arial" w:hAnsi="Arial"/>
-                <w:b/>
-                <w:bCs/>
-                <w:color w:val="6B7A74"/>
-                <w:sz w:val="17"/>
-                <w:szCs w:val="17"/>
-              </w:rPr>
-              <w:t xml:space="preserve">Lu dans le code</w:t>
-            </w:r>
-          </w:p>
-        </w:tc>
-      </w:tr>
-      <w:tr>
-        <w:tc>
-          <w:tcPr>
-            <w:tcW w:type="dxa" w:w="2100"/>
-            <w:tcBorders>
-              <w:top w:val="single" w:color="D3DCD8" w:sz="4"/>
-              <w:left w:val="single" w:color="D3DCD8" w:sz="4"/>
-              <w:bottom w:val="single" w:color="D3DCD8" w:sz="4"/>
-              <w:right w:val="single" w:color="D3DCD8" w:sz="4"/>
-            </w:tcBorders>
-            <w:shd w:fill="EDF2F0" w:color="auto" w:val="clear"/>
-            <w:tcMar>
-              <w:top w:type="dxa" w:w="80"/>
-              <w:left w:type="dxa" w:w="120"/>
-              <w:bottom w:type="dxa" w:w="80"/>
-              <w:right w:type="dxa" w:w="120"/>
-            </w:tcMar>
-          </w:tcPr>
-          <w:p>
-            <w:pPr>
-              <w:spacing w:after="0" w:line="252"/>
-            </w:pPr>
-            <w:r>
-              <w:rPr>
-                <w:rFonts w:ascii="Arial" w:cs="Arial" w:eastAsia="Arial" w:hAnsi="Arial"/>
-                <w:b/>
-                <w:bCs/>
-                <w:caps/>
-                <w:color w:val="6B7A74"/>
-                <w:spacing w:val="14"/>
-                <w:sz w:val="16"/>
-                <w:szCs w:val="16"/>
-              </w:rPr>
-              <w:t xml:space="preserve">Signification</w:t>
-            </w:r>
-          </w:p>
-        </w:tc>
-        <w:tc>
-          <w:tcPr>
-            <w:tcW w:type="dxa" w:w="7538"/>
-            <w:tcBorders>
-              <w:top w:val="single" w:color="D3DCD8" w:sz="4"/>
-              <w:left w:val="single" w:color="D3DCD8" w:sz="4"/>
-              <w:bottom w:val="single" w:color="D3DCD8" w:sz="4"/>
-              <w:right w:val="single" w:color="D3DCD8" w:sz="4"/>
-            </w:tcBorders>
-            <w:tcMar>
-              <w:top w:type="dxa" w:w="80"/>
-              <w:left w:type="dxa" w:w="120"/>
-              <w:bottom w:type="dxa" w:w="80"/>
-              <w:right w:type="dxa" w:w="120"/>
-            </w:tcMar>
-          </w:tcPr>
-          <w:p>
-            <w:pPr>
-              <w:spacing w:after="0" w:line="252"/>
-            </w:pPr>
-            <w:r>
-              <w:rPr>
-                <w:rFonts w:ascii="Arial" w:cs="Arial" w:eastAsia="Arial" w:hAnsi="Arial"/>
-                <w:color w:val="3C4A45"/>
-                <w:sz w:val="19"/>
-                <w:szCs w:val="19"/>
-              </w:rPr>
-              <w:t xml:space="preserve">Quand une étape présente à la fois des lignes sans mesure manquante et des lignes avec, les premières sont supprimées pour ne pas polluer le détail.</w:t>
-            </w:r>
-          </w:p>
-        </w:tc>
-      </w:tr>
-      <w:tr>
-        <w:tc>
-          <w:tcPr>
-            <w:tcW w:type="dxa" w:w="2100"/>
-            <w:tcBorders>
-              <w:top w:val="single" w:color="D3DCD8" w:sz="4"/>
-              <w:left w:val="single" w:color="D3DCD8" w:sz="4"/>
-              <w:bottom w:val="single" w:color="D3DCD8" w:sz="4"/>
-              <w:right w:val="single" w:color="D3DCD8" w:sz="4"/>
-            </w:tcBorders>
-            <w:shd w:fill="FFF8E1" w:color="auto" w:val="clear"/>
-            <w:tcMar>
-              <w:top w:type="dxa" w:w="80"/>
-              <w:left w:type="dxa" w:w="120"/>
-              <w:bottom w:type="dxa" w:w="80"/>
-              <w:right w:type="dxa" w:w="120"/>
-            </w:tcMar>
-          </w:tcPr>
-          <w:p>
-            <w:pPr>
-              <w:spacing w:after="0" w:line="252"/>
-            </w:pPr>
-            <w:r>
-              <w:rPr>
-                <w:rFonts w:ascii="Arial" w:cs="Arial" w:eastAsia="Arial" w:hAnsi="Arial"/>
-                <w:b/>
-                <w:bCs/>
-                <w:caps/>
-                <w:color w:val="6B7A74"/>
-                <w:spacing w:val="14"/>
-                <w:sz w:val="16"/>
-                <w:szCs w:val="16"/>
-              </w:rPr>
-              <w:t xml:space="preserve">Décision</w:t>
-            </w:r>
-          </w:p>
-        </w:tc>
-        <w:tc>
-          <w:tcPr>
-            <w:tcW w:type="dxa" w:w="7538"/>
-            <w:tcBorders>
-              <w:top w:val="single" w:color="D3DCD8" w:sz="4"/>
-              <w:left w:val="single" w:color="D3DCD8" w:sz="4"/>
-              <w:bottom w:val="single" w:color="D3DCD8" w:sz="4"/>
-              <w:right w:val="single" w:color="D3DCD8" w:sz="4"/>
-            </w:tcBorders>
-            <w:shd w:fill="FFF8E1" w:color="auto" w:val="clear"/>
-            <w:tcMar>
-              <w:top w:type="dxa" w:w="80"/>
-              <w:left w:type="dxa" w:w="120"/>
-              <w:bottom w:type="dxa" w:w="80"/>
-              <w:right w:type="dxa" w:w="120"/>
-            </w:tcMar>
-          </w:tcPr>
-          <w:p>
-            <w:pPr>
-              <w:spacing w:after="0" w:line="252"/>
-            </w:pPr>
-            <w:r>
-              <w:rPr>
-                <w:rFonts w:ascii="Arial" w:cs="Arial" w:eastAsia="Arial" w:hAnsi="Arial"/>
-                <w:color w:val="3C4A45"/>
-                <w:sz w:val="19"/>
-                <w:szCs w:val="19"/>
-              </w:rPr>
-              <w:t xml:space="preserve"/>
-            </w:r>
-          </w:p>
-        </w:tc>
-      </w:tr>
-      <w:tr>
-        <w:tc>
-          <w:tcPr>
-            <w:tcW w:type="dxa" w:w="2100"/>
-            <w:tcBorders>
-              <w:top w:val="single" w:color="D3DCD8" w:sz="4"/>
-              <w:left w:val="single" w:color="D3DCD8" w:sz="4"/>
-              <w:bottom w:val="single" w:color="D3DCD8" w:sz="4"/>
-              <w:right w:val="single" w:color="D3DCD8" w:sz="4"/>
-            </w:tcBorders>
-            <w:shd w:fill="FFF8E1" w:color="auto" w:val="clear"/>
-            <w:tcMar>
-              <w:top w:type="dxa" w:w="80"/>
-              <w:left w:type="dxa" w:w="120"/>
-              <w:bottom w:type="dxa" w:w="80"/>
-              <w:right w:type="dxa" w:w="120"/>
-            </w:tcMar>
-          </w:tcPr>
-          <w:p>
-            <w:pPr>
-              <w:spacing w:after="0" w:line="252"/>
-            </w:pPr>
-            <w:r>
-              <w:rPr>
-                <w:rFonts w:ascii="Arial" w:cs="Arial" w:eastAsia="Arial" w:hAnsi="Arial"/>
-                <w:b/>
-                <w:bCs/>
-                <w:caps/>
-                <w:color w:val="6B7A74"/>
-                <w:spacing w:val="14"/>
-                <w:sz w:val="16"/>
-                <w:szCs w:val="16"/>
-              </w:rPr>
-              <w:t xml:space="preserve">Commentaire</w:t>
-            </w:r>
-          </w:p>
-        </w:tc>
-        <w:tc>
-          <w:tcPr>
-            <w:tcW w:type="dxa" w:w="7538"/>
-            <w:tcBorders>
-              <w:top w:val="single" w:color="D3DCD8" w:sz="4"/>
-              <w:left w:val="single" w:color="D3DCD8" w:sz="4"/>
-              <w:bottom w:val="single" w:color="D3DCD8" w:sz="4"/>
-              <w:right w:val="single" w:color="D3DCD8" w:sz="4"/>
-            </w:tcBorders>
-            <w:shd w:fill="FFF8E1" w:color="auto" w:val="clear"/>
-            <w:tcMar>
-              <w:top w:type="dxa" w:w="80"/>
-              <w:left w:type="dxa" w:w="120"/>
-              <w:bottom w:type="dxa" w:w="80"/>
-              <w:right w:type="dxa" w:w="120"/>
-            </w:tcMar>
-          </w:tcPr>
-          <w:p>
-            <w:pPr>
-              <w:spacing w:after="0" w:line="252"/>
-            </w:pPr>
-            <w:r>
-              <w:rPr>
-                <w:rFonts w:ascii="Arial" w:cs="Arial" w:eastAsia="Arial" w:hAnsi="Arial"/>
-                <w:color w:val="3C4A45"/>
-                <w:sz w:val="19"/>
-                <w:szCs w:val="19"/>
-              </w:rPr>
-              <w:t xml:space="preserve"/>
-            </w:r>
-          </w:p>
-        </w:tc>
-      </w:tr>
-    </w:tbl>
-    <w:p>
-      <w:pPr>
-        <w:spacing w:after="200"/>
-      </w:pPr>
-      <w:r>
-        <w:rPr>
-          <w:rFonts w:ascii="Arial" w:cs="Arial" w:eastAsia="Arial" w:hAnsi="Arial"/>
-          <w:color w:val="3C4A45"/>
-          <w:sz w:val="19"/>
-          <w:szCs w:val="19"/>
-        </w:rPr>
-        <w:t xml:space="preserve"/>
-      </w:r>
-    </w:p>
-    <w:tbl>
-      <w:tblPr>
-        <w:tblW w:type="dxa" w:w="9638"/>
-        <w:tblBorders>
-          <w:top w:val="single" w:color="auto" w:sz="4"/>
-          <w:left w:val="single" w:color="auto" w:sz="4"/>
-          <w:bottom w:val="single" w:color="auto" w:sz="4"/>
-          <w:right w:val="single" w:color="auto" w:sz="4"/>
-          <w:insideH w:val="single" w:color="auto" w:sz="4"/>
-          <w:insideV w:val="single" w:color="auto" w:sz="4"/>
-        </w:tblBorders>
-      </w:tblPr>
-      <w:tblGrid>
-        <w:gridCol w:w="2100"/>
-        <w:gridCol w:w="7538"/>
-      </w:tblGrid>
-      <w:tr>
-        <w:tc>
-          <w:tcPr>
-            <w:tcW w:type="dxa" w:w="9638"/>
-            <w:gridSpan w:val="2"/>
-            <w:tcBorders>
-              <w:top w:val="single" w:color="D3DCD8" w:sz="4"/>
-              <w:left w:val="single" w:color="D3DCD8" w:sz="4"/>
-              <w:bottom w:val="single" w:color="D3DCD8" w:sz="4"/>
-              <w:right w:val="single" w:color="D3DCD8" w:sz="4"/>
-            </w:tcBorders>
-            <w:shd w:fill="F6EFE2" w:color="auto" w:val="clear"/>
-            <w:tcMar>
-              <w:top w:type="dxa" w:w="80"/>
-              <w:left w:type="dxa" w:w="120"/>
-              <w:bottom w:type="dxa" w:w="80"/>
-              <w:right w:type="dxa" w:w="120"/>
-            </w:tcMar>
-          </w:tcPr>
-          <w:p>
-            <w:pPr>
-              <w:spacing w:after="0" w:line="252"/>
-            </w:pPr>
-            <w:r>
-              <w:rPr>
-                <w:rFonts w:ascii="Consolas" w:cs="Consolas" w:eastAsia="Consolas" w:hAnsi="Consolas"/>
-                <w:b/>
-                <w:bCs/>
-                <w:color w:val="8A5D0B"/>
-                <w:sz w:val="20"/>
-                <w:szCs w:val="20"/>
-              </w:rPr>
-              <w:t xml:space="preserve">B8   </w:t>
-            </w:r>
-            <w:r>
-              <w:rPr>
-                <w:rFonts w:ascii="Arial" w:cs="Arial" w:eastAsia="Arial" w:hAnsi="Arial"/>
-                <w:b/>
-                <w:bCs/>
-                <w:color w:val="16211D"/>
-                <w:sz w:val="21"/>
-                <w:szCs w:val="21"/>
-              </w:rPr>
               <w:t xml:space="preserve">Seule la dernière tentative du moteur est retenue</w:t>
-            </w:r>
-          </w:p>
-        </w:tc>
-      </w:tr>
-      <w:tr>
-        <w:tc>
-          <w:tcPr>
-            <w:tcW w:type="dxa" w:w="2100"/>
-            <w:tcBorders>
-              <w:top w:val="single" w:color="D3DCD8" w:sz="4"/>
-              <w:left w:val="single" w:color="D3DCD8" w:sz="4"/>
-              <w:bottom w:val="single" w:color="D3DCD8" w:sz="4"/>
-              <w:right w:val="single" w:color="D3DCD8" w:sz="4"/>
-            </w:tcBorders>
-            <w:shd w:fill="EDF2F0" w:color="auto" w:val="clear"/>
-            <w:tcMar>
-              <w:top w:type="dxa" w:w="80"/>
-              <w:left w:type="dxa" w:w="120"/>
-              <w:bottom w:type="dxa" w:w="80"/>
-              <w:right w:type="dxa" w:w="120"/>
-            </w:tcMar>
-          </w:tcPr>
-          <w:p>
-            <w:pPr>
-              <w:spacing w:after="0" w:line="252"/>
-            </w:pPr>
-            <w:r>
-              <w:rPr>
-                <w:rFonts w:ascii="Arial" w:cs="Arial" w:eastAsia="Arial" w:hAnsi="Arial"/>
-                <w:b/>
-                <w:bCs/>
-                <w:caps/>
-                <w:color w:val="6B7A74"/>
-                <w:spacing w:val="14"/>
-                <w:sz w:val="16"/>
-                <w:szCs w:val="16"/>
-              </w:rPr>
-              <w:t xml:space="preserve">Niveau de preuve</w:t>
-            </w:r>
-          </w:p>
-        </w:tc>
-        <w:tc>
-          <w:tcPr>
-            <w:tcW w:type="dxa" w:w="7538"/>
-            <w:tcBorders>
-              <w:top w:val="single" w:color="D3DCD8" w:sz="4"/>
-              <w:left w:val="single" w:color="D3DCD8" w:sz="4"/>
-              <w:bottom w:val="single" w:color="D3DCD8" w:sz="4"/>
-              <w:right w:val="single" w:color="D3DCD8" w:sz="4"/>
-            </w:tcBorders>
-            <w:tcMar>
-              <w:top w:type="dxa" w:w="80"/>
-              <w:left w:type="dxa" w:w="120"/>
-              <w:bottom w:type="dxa" w:w="80"/>
-              <w:right w:type="dxa" w:w="120"/>
-            </w:tcMar>
-          </w:tcPr>
-          <w:p>
-            <w:pPr>
-              <w:spacing w:after="0" w:line="252"/>
-            </w:pPr>
-            <w:r>
-              <w:rPr>
-                <w:rFonts w:ascii="Arial" w:cs="Arial" w:eastAsia="Arial" w:hAnsi="Arial"/>
-                <w:b/>
-                <w:bCs/>
-                <w:color w:val="6B7A74"/>
-                <w:sz w:val="17"/>
-                <w:szCs w:val="17"/>
-              </w:rPr>
-              <w:t xml:space="preserve">Lu dans le code</w:t>
             </w:r>
           </w:p>
         </w:tc>
@@ -7269,7 +5060,7 @@
                 <w:sz w:val="16"/>
                 <w:szCs w:val="16"/>
               </w:rPr>
-              <w:t xml:space="preserve">Niveau de preuve</w:t>
+              <w:t xml:space="preserve">Signification</w:t>
             </w:r>
           </w:p>
         </w:tc>
@@ -7296,153 +5087,11 @@
             <w:r>
               <w:rPr>
                 <w:rFonts w:ascii="Arial" w:cs="Arial" w:eastAsia="Arial" w:hAnsi="Arial"/>
-                <w:b/>
-                <w:bCs/>
-                <w:color w:val="6B7A74"/>
-                <w:sz w:val="17"/>
-                <w:szCs w:val="17"/>
-              </w:rPr>
-              <w:t xml:space="preserve">Lu dans le code</w:t>
-            </w:r>
-          </w:p>
-        </w:tc>
-      </w:tr>
-      <w:tr>
-        <w:tc>
-          <w:tcPr>
-            <w:tcW w:type="dxa" w:w="2100"/>
-            <w:tcBorders>
-              <w:top w:val="single" w:color="D3DCD8" w:sz="4"/>
-              <w:left w:val="single" w:color="D3DCD8" w:sz="4"/>
-              <w:bottom w:val="single" w:color="D3DCD8" w:sz="4"/>
-              <w:right w:val="single" w:color="D3DCD8" w:sz="4"/>
-            </w:tcBorders>
-            <w:shd w:fill="EDF2F0" w:color="auto" w:val="clear"/>
-            <w:tcMar>
-              <w:top w:type="dxa" w:w="80"/>
-              <w:left w:type="dxa" w:w="120"/>
-              <w:bottom w:type="dxa" w:w="80"/>
-              <w:right w:type="dxa" w:w="120"/>
-            </w:tcMar>
-          </w:tcPr>
-          <w:p>
-            <w:pPr>
-              <w:spacing w:after="0" w:line="252"/>
-            </w:pPr>
-            <w:r>
-              <w:rPr>
-                <w:rFonts w:ascii="Arial" w:cs="Arial" w:eastAsia="Arial" w:hAnsi="Arial"/>
-                <w:b/>
-                <w:bCs/>
-                <w:caps/>
-                <w:color w:val="6B7A74"/>
-                <w:spacing w:val="14"/>
-                <w:sz w:val="16"/>
-                <w:szCs w:val="16"/>
-              </w:rPr>
-              <w:t xml:space="preserve">Signification</w:t>
-            </w:r>
-          </w:p>
-        </w:tc>
-        <w:tc>
-          <w:tcPr>
-            <w:tcW w:type="dxa" w:w="7538"/>
-            <w:tcBorders>
-              <w:top w:val="single" w:color="D3DCD8" w:sz="4"/>
-              <w:left w:val="single" w:color="D3DCD8" w:sz="4"/>
-              <w:bottom w:val="single" w:color="D3DCD8" w:sz="4"/>
-              <w:right w:val="single" w:color="D3DCD8" w:sz="4"/>
-            </w:tcBorders>
-            <w:tcMar>
-              <w:top w:type="dxa" w:w="80"/>
-              <w:left w:type="dxa" w:w="120"/>
-              <w:bottom w:type="dxa" w:w="80"/>
-              <w:right w:type="dxa" w:w="120"/>
-            </w:tcMar>
-          </w:tcPr>
-          <w:p>
-            <w:pPr>
-              <w:spacing w:after="0" w:line="252"/>
-            </w:pPr>
-            <w:r>
-              <w:rPr>
-                <w:rFonts w:ascii="Arial" w:cs="Arial" w:eastAsia="Arial" w:hAnsi="Arial"/>
                 <w:color w:val="3C4A45"/>
                 <w:sz w:val="19"/>
                 <w:szCs w:val="19"/>
               </w:rPr>
               <w:t xml:space="preserve">Chaque échec est qualifié : valeurs automatiques manquantes, valeurs manuelles manquantes, les deux, ou erreur de process. Attention : la carte « Failures caused by process errors » et le sélecteur « type d'échec » n'appliquent pas la même définition de l'erreur de process.</w:t>
-            </w:r>
-          </w:p>
-        </w:tc>
-      </w:tr>
-      <w:tr>
-        <w:tc>
-          <w:tcPr>
-            <w:tcW w:type="dxa" w:w="2100"/>
-            <w:tcBorders>
-              <w:top w:val="single" w:color="D3DCD8" w:sz="4"/>
-              <w:left w:val="single" w:color="D3DCD8" w:sz="4"/>
-              <w:bottom w:val="single" w:color="D3DCD8" w:sz="4"/>
-              <w:right w:val="single" w:color="D3DCD8" w:sz="4"/>
-            </w:tcBorders>
-            <w:shd w:fill="EDF2F0" w:color="auto" w:val="clear"/>
-            <w:tcMar>
-              <w:top w:type="dxa" w:w="80"/>
-              <w:left w:type="dxa" w:w="120"/>
-              <w:bottom w:type="dxa" w:w="80"/>
-              <w:right w:type="dxa" w:w="120"/>
-            </w:tcMar>
-          </w:tcPr>
-          <w:p>
-            <w:pPr>
-              <w:spacing w:after="0" w:line="252"/>
-            </w:pPr>
-            <w:r>
-              <w:rPr>
-                <w:rFonts w:ascii="Arial" w:cs="Arial" w:eastAsia="Arial" w:hAnsi="Arial"/>
-                <w:b/>
-                <w:bCs/>
-                <w:caps/>
-                <w:color w:val="6B7A74"/>
-                <w:spacing w:val="14"/>
-                <w:sz w:val="16"/>
-                <w:szCs w:val="16"/>
-              </w:rPr>
-              <w:t xml:space="preserve">Point d’attention</w:t>
-            </w:r>
-          </w:p>
-        </w:tc>
-        <w:tc>
-          <w:tcPr>
-            <w:tcW w:type="dxa" w:w="7538"/>
-            <w:tcBorders>
-              <w:top w:val="single" w:color="D3DCD8" w:sz="4"/>
-              <w:left w:val="single" w:color="D3DCD8" w:sz="4"/>
-              <w:bottom w:val="single" w:color="D3DCD8" w:sz="4"/>
-              <w:right w:val="single" w:color="D3DCD8" w:sz="4"/>
-            </w:tcBorders>
-            <w:tcMar>
-              <w:top w:type="dxa" w:w="80"/>
-              <w:left w:type="dxa" w:w="120"/>
-              <w:bottom w:type="dxa" w:w="80"/>
-              <w:right w:type="dxa" w:w="120"/>
-            </w:tcMar>
-          </w:tcPr>
-          <w:p>
-            <w:pPr>
-              <w:spacing w:after="0" w:line="252"/>
-            </w:pPr>
-            <w:r>
-              <w:rPr>
-                <w:rFonts w:ascii="Arial" w:cs="Arial" w:eastAsia="Arial" w:hAnsi="Arial"/>
-                <w:b w:val="false"/>
-                <w:bCs w:val="false"/>
-                <w:color w:val="3C4A45"/>
-                <w:sz w:val="19"/>
-                <w:szCs w:val="19"/>
-              </w:rPr>
-              <w:t xml:space="preserve">À TRANCHER : les quatre cartes d'échec peuvent ne pas totaliser le nombre d'échecs de la période. Contrôle simple : leur somme doit égaler le total affiché.</w:t>
             </w:r>
           </w:p>
         </w:tc>
@@ -7699,77 +5348,6 @@
                 <w:sz w:val="16"/>
                 <w:szCs w:val="16"/>
               </w:rPr>
-              <w:t xml:space="preserve">Niveau de preuve</w:t>
-            </w:r>
-          </w:p>
-        </w:tc>
-        <w:tc>
-          <w:tcPr>
-            <w:tcW w:type="dxa" w:w="7538"/>
-            <w:tcBorders>
-              <w:top w:val="single" w:color="D3DCD8" w:sz="4"/>
-              <w:left w:val="single" w:color="D3DCD8" w:sz="4"/>
-              <w:bottom w:val="single" w:color="D3DCD8" w:sz="4"/>
-              <w:right w:val="single" w:color="D3DCD8" w:sz="4"/>
-            </w:tcBorders>
-            <w:tcMar>
-              <w:top w:type="dxa" w:w="80"/>
-              <w:left w:type="dxa" w:w="120"/>
-              <w:bottom w:type="dxa" w:w="80"/>
-              <w:right w:type="dxa" w:w="120"/>
-            </w:tcMar>
-          </w:tcPr>
-          <w:p>
-            <w:pPr>
-              <w:spacing w:after="0" w:line="252"/>
-            </w:pPr>
-            <w:r>
-              <w:rPr>
-                <w:rFonts w:ascii="Arial" w:cs="Arial" w:eastAsia="Arial" w:hAnsi="Arial"/>
-                <w:b/>
-                <w:bCs/>
-                <w:color w:val="6B7A74"/>
-                <w:sz w:val="17"/>
-                <w:szCs w:val="17"/>
-              </w:rPr>
-              <w:t xml:space="preserve">Lu dans le code</w:t>
-            </w:r>
-          </w:p>
-        </w:tc>
-      </w:tr>
-      <w:tr>
-        <w:tc>
-          <w:tcPr>
-            <w:tcW w:type="dxa" w:w="2100"/>
-            <w:tcBorders>
-              <w:top w:val="single" w:color="D3DCD8" w:sz="4"/>
-              <w:left w:val="single" w:color="D3DCD8" w:sz="4"/>
-              <w:bottom w:val="single" w:color="D3DCD8" w:sz="4"/>
-              <w:right w:val="single" w:color="D3DCD8" w:sz="4"/>
-            </w:tcBorders>
-            <w:shd w:fill="EDF2F0" w:color="auto" w:val="clear"/>
-            <w:tcMar>
-              <w:top w:type="dxa" w:w="80"/>
-              <w:left w:type="dxa" w:w="120"/>
-              <w:bottom w:type="dxa" w:w="80"/>
-              <w:right w:type="dxa" w:w="120"/>
-            </w:tcMar>
-          </w:tcPr>
-          <w:p>
-            <w:pPr>
-              <w:spacing w:after="0" w:line="252"/>
-            </w:pPr>
-            <w:r>
-              <w:rPr>
-                <w:rFonts w:ascii="Arial" w:cs="Arial" w:eastAsia="Arial" w:hAnsi="Arial"/>
-                <w:b/>
-                <w:bCs/>
-                <w:caps/>
-                <w:color w:val="6B7A74"/>
-                <w:spacing w:val="14"/>
-                <w:sz w:val="16"/>
-                <w:szCs w:val="16"/>
-              </w:rPr>
               <w:t xml:space="preserve">Signification</w:t>
             </w:r>
           </w:p>
@@ -8129,77 +5707,6 @@
                 <w:sz w:val="16"/>
                 <w:szCs w:val="16"/>
               </w:rPr>
-              <w:t xml:space="preserve">Niveau de preuve</w:t>
-            </w:r>
-          </w:p>
-        </w:tc>
-        <w:tc>
-          <w:tcPr>
-            <w:tcW w:type="dxa" w:w="7538"/>
-            <w:tcBorders>
-              <w:top w:val="single" w:color="D3DCD8" w:sz="4"/>
-              <w:left w:val="single" w:color="D3DCD8" w:sz="4"/>
-              <w:bottom w:val="single" w:color="D3DCD8" w:sz="4"/>
-              <w:right w:val="single" w:color="D3DCD8" w:sz="4"/>
-            </w:tcBorders>
-            <w:tcMar>
-              <w:top w:type="dxa" w:w="80"/>
-              <w:left w:type="dxa" w:w="120"/>
-              <w:bottom w:type="dxa" w:w="80"/>
-              <w:right w:type="dxa" w:w="120"/>
-            </w:tcMar>
-          </w:tcPr>
-          <w:p>
-            <w:pPr>
-              <w:spacing w:after="0" w:line="252"/>
-            </w:pPr>
-            <w:r>
-              <w:rPr>
-                <w:rFonts w:ascii="Arial" w:cs="Arial" w:eastAsia="Arial" w:hAnsi="Arial"/>
-                <w:b/>
-                <w:bCs/>
-                <w:color w:val="6B7A74"/>
-                <w:sz w:val="17"/>
-                <w:szCs w:val="17"/>
-              </w:rPr>
-              <w:t xml:space="preserve">Lu dans le code</w:t>
-            </w:r>
-          </w:p>
-        </w:tc>
-      </w:tr>
-      <w:tr>
-        <w:tc>
-          <w:tcPr>
-            <w:tcW w:type="dxa" w:w="2100"/>
-            <w:tcBorders>
-              <w:top w:val="single" w:color="D3DCD8" w:sz="4"/>
-              <w:left w:val="single" w:color="D3DCD8" w:sz="4"/>
-              <w:bottom w:val="single" w:color="D3DCD8" w:sz="4"/>
-              <w:right w:val="single" w:color="D3DCD8" w:sz="4"/>
-            </w:tcBorders>
-            <w:shd w:fill="EDF2F0" w:color="auto" w:val="clear"/>
-            <w:tcMar>
-              <w:top w:type="dxa" w:w="80"/>
-              <w:left w:type="dxa" w:w="120"/>
-              <w:bottom w:type="dxa" w:w="80"/>
-              <w:right w:type="dxa" w:w="120"/>
-            </w:tcMar>
-          </w:tcPr>
-          <w:p>
-            <w:pPr>
-              <w:spacing w:after="0" w:line="252"/>
-            </w:pPr>
-            <w:r>
-              <w:rPr>
-                <w:rFonts w:ascii="Arial" w:cs="Arial" w:eastAsia="Arial" w:hAnsi="Arial"/>
-                <w:b/>
-                <w:bCs/>
-                <w:caps/>
-                <w:color w:val="6B7A74"/>
-                <w:spacing w:val="14"/>
-                <w:sz w:val="16"/>
-                <w:szCs w:val="16"/>
-              </w:rPr>
               <w:t xml:space="preserve">Signification</w:t>
             </w:r>
           </w:p>
@@ -8522,77 +6029,6 @@
                 <w:szCs w:val="21"/>
               </w:rPr>
               <w:t xml:space="preserve">Chaque alerte est classée MS ou IDF</w:t>
-            </w:r>
-          </w:p>
-        </w:tc>
-      </w:tr>
-      <w:tr>
-        <w:tc>
-          <w:tcPr>
-            <w:tcW w:type="dxa" w:w="2100"/>
-            <w:tcBorders>
-              <w:top w:val="single" w:color="D3DCD8" w:sz="4"/>
-              <w:left w:val="single" w:color="D3DCD8" w:sz="4"/>
-              <w:bottom w:val="single" w:color="D3DCD8" w:sz="4"/>
-              <w:right w:val="single" w:color="D3DCD8" w:sz="4"/>
-            </w:tcBorders>
-            <w:shd w:fill="EDF2F0" w:color="auto" w:val="clear"/>
-            <w:tcMar>
-              <w:top w:type="dxa" w:w="80"/>
-              <w:left w:type="dxa" w:w="120"/>
-              <w:bottom w:type="dxa" w:w="80"/>
-              <w:right w:type="dxa" w:w="120"/>
-            </w:tcMar>
-          </w:tcPr>
-          <w:p>
-            <w:pPr>
-              <w:spacing w:after="0" w:line="252"/>
-            </w:pPr>
-            <w:r>
-              <w:rPr>
-                <w:rFonts w:ascii="Arial" w:cs="Arial" w:eastAsia="Arial" w:hAnsi="Arial"/>
-                <w:b/>
-                <w:bCs/>
-                <w:caps/>
-                <w:color w:val="6B7A74"/>
-                <w:spacing w:val="14"/>
-                <w:sz w:val="16"/>
-                <w:szCs w:val="16"/>
-              </w:rPr>
-              <w:t xml:space="preserve">Niveau de preuve</w:t>
-            </w:r>
-          </w:p>
-        </w:tc>
-        <w:tc>
-          <w:tcPr>
-            <w:tcW w:type="dxa" w:w="7538"/>
-            <w:tcBorders>
-              <w:top w:val="single" w:color="D3DCD8" w:sz="4"/>
-              <w:left w:val="single" w:color="D3DCD8" w:sz="4"/>
-              <w:bottom w:val="single" w:color="D3DCD8" w:sz="4"/>
-              <w:right w:val="single" w:color="D3DCD8" w:sz="4"/>
-            </w:tcBorders>
-            <w:tcMar>
-              <w:top w:type="dxa" w:w="80"/>
-              <w:left w:type="dxa" w:w="120"/>
-              <w:bottom w:type="dxa" w:w="80"/>
-              <w:right w:type="dxa" w:w="120"/>
-            </w:tcMar>
-          </w:tcPr>
-          <w:p>
-            <w:pPr>
-              <w:spacing w:after="0" w:line="252"/>
-            </w:pPr>
-            <w:r>
-              <w:rPr>
-                <w:rFonts w:ascii="Arial" w:cs="Arial" w:eastAsia="Arial" w:hAnsi="Arial"/>
-                <w:b/>
-                <w:bCs/>
-                <w:color w:val="6B7A74"/>
-                <w:sz w:val="17"/>
-                <w:szCs w:val="17"/>
-              </w:rPr>
-              <w:t xml:space="preserve">Lu dans le code</w:t>
             </w:r>
           </w:p>
         </w:tc>
@@ -9033,77 +6469,6 @@
                 <w:sz w:val="16"/>
                 <w:szCs w:val="16"/>
               </w:rPr>
-              <w:t xml:space="preserve">Niveau de preuve</w:t>
-            </w:r>
-          </w:p>
-        </w:tc>
-        <w:tc>
-          <w:tcPr>
-            <w:tcW w:type="dxa" w:w="7538"/>
-            <w:tcBorders>
-              <w:top w:val="single" w:color="D3DCD8" w:sz="4"/>
-              <w:left w:val="single" w:color="D3DCD8" w:sz="4"/>
-              <w:bottom w:val="single" w:color="D3DCD8" w:sz="4"/>
-              <w:right w:val="single" w:color="D3DCD8" w:sz="4"/>
-            </w:tcBorders>
-            <w:tcMar>
-              <w:top w:type="dxa" w:w="80"/>
-              <w:left w:type="dxa" w:w="120"/>
-              <w:bottom w:type="dxa" w:w="80"/>
-              <w:right w:type="dxa" w:w="120"/>
-            </w:tcMar>
-          </w:tcPr>
-          <w:p>
-            <w:pPr>
-              <w:spacing w:after="0" w:line="252"/>
-            </w:pPr>
-            <w:r>
-              <w:rPr>
-                <w:rFonts w:ascii="Arial" w:cs="Arial" w:eastAsia="Arial" w:hAnsi="Arial"/>
-                <w:b/>
-                <w:bCs/>
-                <w:color w:val="6B7A74"/>
-                <w:sz w:val="17"/>
-                <w:szCs w:val="17"/>
-              </w:rPr>
-              <w:t xml:space="preserve">Lu dans le code</w:t>
-            </w:r>
-          </w:p>
-        </w:tc>
-      </w:tr>
-      <w:tr>
-        <w:tc>
-          <w:tcPr>
-            <w:tcW w:type="dxa" w:w="2100"/>
-            <w:tcBorders>
-              <w:top w:val="single" w:color="D3DCD8" w:sz="4"/>
-              <w:left w:val="single" w:color="D3DCD8" w:sz="4"/>
-              <w:bottom w:val="single" w:color="D3DCD8" w:sz="4"/>
-              <w:right w:val="single" w:color="D3DCD8" w:sz="4"/>
-            </w:tcBorders>
-            <w:shd w:fill="EDF2F0" w:color="auto" w:val="clear"/>
-            <w:tcMar>
-              <w:top w:type="dxa" w:w="80"/>
-              <w:left w:type="dxa" w:w="120"/>
-              <w:bottom w:type="dxa" w:w="80"/>
-              <w:right w:type="dxa" w:w="120"/>
-            </w:tcMar>
-          </w:tcPr>
-          <w:p>
-            <w:pPr>
-              <w:spacing w:after="0" w:line="252"/>
-            </w:pPr>
-            <w:r>
-              <w:rPr>
-                <w:rFonts w:ascii="Arial" w:cs="Arial" w:eastAsia="Arial" w:hAnsi="Arial"/>
-                <w:b/>
-                <w:bCs/>
-                <w:caps/>
-                <w:color w:val="6B7A74"/>
-                <w:spacing w:val="14"/>
-                <w:sz w:val="16"/>
-                <w:szCs w:val="16"/>
-              </w:rPr>
               <w:t xml:space="preserve">Signification</w:t>
             </w:r>
           </w:p>
@@ -9463,77 +6828,6 @@
                 <w:sz w:val="16"/>
                 <w:szCs w:val="16"/>
               </w:rPr>
-              <w:t xml:space="preserve">Niveau de preuve</w:t>
-            </w:r>
-          </w:p>
-        </w:tc>
-        <w:tc>
-          <w:tcPr>
-            <w:tcW w:type="dxa" w:w="7538"/>
-            <w:tcBorders>
-              <w:top w:val="single" w:color="D3DCD8" w:sz="4"/>
-              <w:left w:val="single" w:color="D3DCD8" w:sz="4"/>
-              <w:bottom w:val="single" w:color="D3DCD8" w:sz="4"/>
-              <w:right w:val="single" w:color="D3DCD8" w:sz="4"/>
-            </w:tcBorders>
-            <w:tcMar>
-              <w:top w:type="dxa" w:w="80"/>
-              <w:left w:type="dxa" w:w="120"/>
-              <w:bottom w:type="dxa" w:w="80"/>
-              <w:right w:type="dxa" w:w="120"/>
-            </w:tcMar>
-          </w:tcPr>
-          <w:p>
-            <w:pPr>
-              <w:spacing w:after="0" w:line="252"/>
-            </w:pPr>
-            <w:r>
-              <w:rPr>
-                <w:rFonts w:ascii="Arial" w:cs="Arial" w:eastAsia="Arial" w:hAnsi="Arial"/>
-                <w:b/>
-                <w:bCs/>
-                <w:color w:val="6B7A74"/>
-                <w:sz w:val="17"/>
-                <w:szCs w:val="17"/>
-              </w:rPr>
-              <w:t xml:space="preserve">Lu dans le code</w:t>
-            </w:r>
-          </w:p>
-        </w:tc>
-      </w:tr>
-      <w:tr>
-        <w:tc>
-          <w:tcPr>
-            <w:tcW w:type="dxa" w:w="2100"/>
-            <w:tcBorders>
-              <w:top w:val="single" w:color="D3DCD8" w:sz="4"/>
-              <w:left w:val="single" w:color="D3DCD8" w:sz="4"/>
-              <w:bottom w:val="single" w:color="D3DCD8" w:sz="4"/>
-              <w:right w:val="single" w:color="D3DCD8" w:sz="4"/>
-            </w:tcBorders>
-            <w:shd w:fill="EDF2F0" w:color="auto" w:val="clear"/>
-            <w:tcMar>
-              <w:top w:type="dxa" w:w="80"/>
-              <w:left w:type="dxa" w:w="120"/>
-              <w:bottom w:type="dxa" w:w="80"/>
-              <w:right w:type="dxa" w:w="120"/>
-            </w:tcMar>
-          </w:tcPr>
-          <w:p>
-            <w:pPr>
-              <w:spacing w:after="0" w:line="252"/>
-            </w:pPr>
-            <w:r>
-              <w:rPr>
-                <w:rFonts w:ascii="Arial" w:cs="Arial" w:eastAsia="Arial" w:hAnsi="Arial"/>
-                <w:b/>
-                <w:bCs/>
-                <w:caps/>
-                <w:color w:val="6B7A74"/>
-                <w:spacing w:val="14"/>
-                <w:sz w:val="16"/>
-                <w:szCs w:val="16"/>
-              </w:rPr>
               <w:t xml:space="preserve">Signification</w:t>
             </w:r>
           </w:p>
@@ -9856,77 +7150,6 @@
                 <w:szCs w:val="21"/>
               </w:rPr>
               <w:t xml:space="preserve">Le calendrier s'arrête à aujourd'hui et démarre au 01/01/2025</w:t>
-            </w:r>
-          </w:p>
-        </w:tc>
-      </w:tr>
-      <w:tr>
-        <w:tc>
-          <w:tcPr>
-            <w:tcW w:type="dxa" w:w="2100"/>
-            <w:tcBorders>
-              <w:top w:val="single" w:color="D3DCD8" w:sz="4"/>
-              <w:left w:val="single" w:color="D3DCD8" w:sz="4"/>
-              <w:bottom w:val="single" w:color="D3DCD8" w:sz="4"/>
-              <w:right w:val="single" w:color="D3DCD8" w:sz="4"/>
-            </w:tcBorders>
-            <w:shd w:fill="EDF2F0" w:color="auto" w:val="clear"/>
-            <w:tcMar>
-              <w:top w:type="dxa" w:w="80"/>
-              <w:left w:type="dxa" w:w="120"/>
-              <w:bottom w:type="dxa" w:w="80"/>
-              <w:right w:type="dxa" w:w="120"/>
-            </w:tcMar>
-          </w:tcPr>
-          <w:p>
-            <w:pPr>
-              <w:spacing w:after="0" w:line="252"/>
-            </w:pPr>
-            <w:r>
-              <w:rPr>
-                <w:rFonts w:ascii="Arial" w:cs="Arial" w:eastAsia="Arial" w:hAnsi="Arial"/>
-                <w:b/>
-                <w:bCs/>
-                <w:caps/>
-                <w:color w:val="6B7A74"/>
-                <w:spacing w:val="14"/>
-                <w:sz w:val="16"/>
-                <w:szCs w:val="16"/>
-              </w:rPr>
-              <w:t xml:space="preserve">Niveau de preuve</w:t>
-            </w:r>
-          </w:p>
-        </w:tc>
-        <w:tc>
-          <w:tcPr>
-            <w:tcW w:type="dxa" w:w="7538"/>
-            <w:tcBorders>
-              <w:top w:val="single" w:color="D3DCD8" w:sz="4"/>
-              <w:left w:val="single" w:color="D3DCD8" w:sz="4"/>
-              <w:bottom w:val="single" w:color="D3DCD8" w:sz="4"/>
-              <w:right w:val="single" w:color="D3DCD8" w:sz="4"/>
-            </w:tcBorders>
-            <w:tcMar>
-              <w:top w:type="dxa" w:w="80"/>
-              <w:left w:type="dxa" w:w="120"/>
-              <w:bottom w:type="dxa" w:w="80"/>
-              <w:right w:type="dxa" w:w="120"/>
-            </w:tcMar>
-          </w:tcPr>
-          <w:p>
-            <w:pPr>
-              <w:spacing w:after="0" w:line="252"/>
-            </w:pPr>
-            <w:r>
-              <w:rPr>
-                <w:rFonts w:ascii="Arial" w:cs="Arial" w:eastAsia="Arial" w:hAnsi="Arial"/>
-                <w:b/>
-                <w:bCs/>
-                <w:color w:val="6B7A74"/>
-                <w:sz w:val="17"/>
-                <w:szCs w:val="17"/>
-              </w:rPr>
-              <w:t xml:space="preserve">Lu dans le code</w:t>
             </w:r>
           </w:p>
         </w:tc>
@@ -10329,7 +7552,7 @@
                 <w:sz w:val="21"/>
                 <w:szCs w:val="21"/>
               </w:rPr>
-              <w:t xml:space="preserve">Les filtres disponibles varient d'un écran à l'autre</w:t>
+              <w:t xml:space="preserve">Les filtres disponibles varient d'une page à l'autre</w:t>
             </w:r>
           </w:p>
         </w:tc>
@@ -10367,7 +7590,7 @@
                 <w:sz w:val="16"/>
                 <w:szCs w:val="16"/>
               </w:rPr>
-              <w:t xml:space="preserve">Niveau de preuve</w:t>
+              <w:t xml:space="preserve">Signification</w:t>
             </w:r>
           </w:p>
         </w:tc>
@@ -10394,13 +7617,11 @@
             <w:r>
               <w:rPr>
                 <w:rFonts w:ascii="Arial" w:cs="Arial" w:eastAsia="Arial" w:hAnsi="Arial"/>
-                <w:b/>
-                <w:bCs/>
-                <w:color w:val="6B7A74"/>
-                <w:sz w:val="17"/>
-                <w:szCs w:val="17"/>
-              </w:rPr>
-              <w:t xml:space="preserve">Lu dans le code</w:t>
+                <w:color w:val="3C4A45"/>
+                <w:sz w:val="19"/>
+                <w:szCs w:val="19"/>
+              </w:rPr>
+              <w:t xml:space="preserve">Le filtre site est présent sur les 6 écrans. Le filtre de date sur 5 d'entre eux : la page Overview n'en propose aucun et affiche donc l'intégralité de l'historique chargé. Les autres filtres varient selon l'écran.</w:t>
             </w:r>
           </w:p>
         </w:tc>
@@ -10438,75 +7659,6 @@
                 <w:sz w:val="16"/>
                 <w:szCs w:val="16"/>
               </w:rPr>
-              <w:t xml:space="preserve">Signification</w:t>
-            </w:r>
-          </w:p>
-        </w:tc>
-        <w:tc>
-          <w:tcPr>
-            <w:tcW w:type="dxa" w:w="7538"/>
-            <w:tcBorders>
-              <w:top w:val="single" w:color="D3DCD8" w:sz="4"/>
-              <w:left w:val="single" w:color="D3DCD8" w:sz="4"/>
-              <w:bottom w:val="single" w:color="D3DCD8" w:sz="4"/>
-              <w:right w:val="single" w:color="D3DCD8" w:sz="4"/>
-            </w:tcBorders>
-            <w:tcMar>
-              <w:top w:type="dxa" w:w="80"/>
-              <w:left w:type="dxa" w:w="120"/>
-              <w:bottom w:type="dxa" w:w="80"/>
-              <w:right w:type="dxa" w:w="120"/>
-            </w:tcMar>
-          </w:tcPr>
-          <w:p>
-            <w:pPr>
-              <w:spacing w:after="0" w:line="252"/>
-            </w:pPr>
-            <w:r>
-              <w:rPr>
-                <w:rFonts w:ascii="Arial" w:cs="Arial" w:eastAsia="Arial" w:hAnsi="Arial"/>
-                <w:color w:val="3C4A45"/>
-                <w:sz w:val="19"/>
-                <w:szCs w:val="19"/>
-              </w:rPr>
-              <w:t xml:space="preserve">Le filtre site est présent sur les 6 écrans. Le filtre de date sur 5 d'entre eux : la page Overview n'en propose aucun. Les autres filtres varient selon l'écran.</w:t>
-            </w:r>
-          </w:p>
-        </w:tc>
-      </w:tr>
-      <w:tr>
-        <w:tc>
-          <w:tcPr>
-            <w:tcW w:type="dxa" w:w="2100"/>
-            <w:tcBorders>
-              <w:top w:val="single" w:color="D3DCD8" w:sz="4"/>
-              <w:left w:val="single" w:color="D3DCD8" w:sz="4"/>
-              <w:bottom w:val="single" w:color="D3DCD8" w:sz="4"/>
-              <w:right w:val="single" w:color="D3DCD8" w:sz="4"/>
-            </w:tcBorders>
-            <w:shd w:fill="EDF2F0" w:color="auto" w:val="clear"/>
-            <w:tcMar>
-              <w:top w:type="dxa" w:w="80"/>
-              <w:left w:type="dxa" w:w="120"/>
-              <w:bottom w:type="dxa" w:w="80"/>
-              <w:right w:type="dxa" w:w="120"/>
-            </w:tcMar>
-          </w:tcPr>
-          <w:p>
-            <w:pPr>
-              <w:spacing w:after="0" w:line="252"/>
-            </w:pPr>
-            <w:r>
-              <w:rPr>
-                <w:rFonts w:ascii="Arial" w:cs="Arial" w:eastAsia="Arial" w:hAnsi="Arial"/>
-                <w:b/>
-                <w:bCs/>
-                <w:caps/>
-                <w:color w:val="6B7A74"/>
-                <w:spacing w:val="14"/>
-                <w:sz w:val="16"/>
-                <w:szCs w:val="16"/>
-              </w:rPr>
               <w:t xml:space="preserve">Point d’attention</w:t>
             </w:r>
           </w:p>
@@ -10540,867 +7692,7 @@
                 <w:sz w:val="19"/>
                 <w:szCs w:val="19"/>
               </w:rPr>
-              <w:t xml:space="preserve">L'absence de filtre de date sur la page Overview mérite d'être posée : cet écran affiche donc l'intégralité de l'historique chargé, sans borne.</w:t>
-            </w:r>
-          </w:p>
-        </w:tc>
-      </w:tr>
-      <w:tr>
-        <w:tc>
-          <w:tcPr>
-            <w:tcW w:type="dxa" w:w="2100"/>
-            <w:tcBorders>
-              <w:top w:val="single" w:color="D3DCD8" w:sz="4"/>
-              <w:left w:val="single" w:color="D3DCD8" w:sz="4"/>
-              <w:bottom w:val="single" w:color="D3DCD8" w:sz="4"/>
-              <w:right w:val="single" w:color="D3DCD8" w:sz="4"/>
-            </w:tcBorders>
-            <w:shd w:fill="FFF8E1" w:color="auto" w:val="clear"/>
-            <w:tcMar>
-              <w:top w:type="dxa" w:w="80"/>
-              <w:left w:type="dxa" w:w="120"/>
-              <w:bottom w:type="dxa" w:w="80"/>
-              <w:right w:type="dxa" w:w="120"/>
-            </w:tcMar>
-          </w:tcPr>
-          <w:p>
-            <w:pPr>
-              <w:spacing w:after="0" w:line="252"/>
-            </w:pPr>
-            <w:r>
-              <w:rPr>
-                <w:rFonts w:ascii="Arial" w:cs="Arial" w:eastAsia="Arial" w:hAnsi="Arial"/>
-                <w:b/>
-                <w:bCs/>
-                <w:caps/>
-                <w:color w:val="6B7A74"/>
-                <w:spacing w:val="14"/>
-                <w:sz w:val="16"/>
-                <w:szCs w:val="16"/>
-              </w:rPr>
-              <w:t xml:space="preserve">Décision</w:t>
-            </w:r>
-          </w:p>
-        </w:tc>
-        <w:tc>
-          <w:tcPr>
-            <w:tcW w:type="dxa" w:w="7538"/>
-            <w:tcBorders>
-              <w:top w:val="single" w:color="D3DCD8" w:sz="4"/>
-              <w:left w:val="single" w:color="D3DCD8" w:sz="4"/>
-              <w:bottom w:val="single" w:color="D3DCD8" w:sz="4"/>
-              <w:right w:val="single" w:color="D3DCD8" w:sz="4"/>
-            </w:tcBorders>
-            <w:shd w:fill="FFF8E1" w:color="auto" w:val="clear"/>
-            <w:tcMar>
-              <w:top w:type="dxa" w:w="80"/>
-              <w:left w:type="dxa" w:w="120"/>
-              <w:bottom w:type="dxa" w:w="80"/>
-              <w:right w:type="dxa" w:w="120"/>
-            </w:tcMar>
-          </w:tcPr>
-          <w:p>
-            <w:pPr>
-              <w:spacing w:after="0" w:line="252"/>
-            </w:pPr>
-            <w:r>
-              <w:rPr>
-                <w:rFonts w:ascii="Arial" w:cs="Arial" w:eastAsia="Arial" w:hAnsi="Arial"/>
-                <w:color w:val="3C4A45"/>
-                <w:sz w:val="19"/>
-                <w:szCs w:val="19"/>
-              </w:rPr>
-              <w:t xml:space="preserve"/>
-            </w:r>
-          </w:p>
-        </w:tc>
-      </w:tr>
-      <w:tr>
-        <w:tc>
-          <w:tcPr>
-            <w:tcW w:type="dxa" w:w="2100"/>
-            <w:tcBorders>
-              <w:top w:val="single" w:color="D3DCD8" w:sz="4"/>
-              <w:left w:val="single" w:color="D3DCD8" w:sz="4"/>
-              <w:bottom w:val="single" w:color="D3DCD8" w:sz="4"/>
-              <w:right w:val="single" w:color="D3DCD8" w:sz="4"/>
-            </w:tcBorders>
-            <w:shd w:fill="FFF8E1" w:color="auto" w:val="clear"/>
-            <w:tcMar>
-              <w:top w:type="dxa" w:w="80"/>
-              <w:left w:type="dxa" w:w="120"/>
-              <w:bottom w:type="dxa" w:w="80"/>
-              <w:right w:type="dxa" w:w="120"/>
-            </w:tcMar>
-          </w:tcPr>
-          <w:p>
-            <w:pPr>
-              <w:spacing w:after="0" w:line="252"/>
-            </w:pPr>
-            <w:r>
-              <w:rPr>
-                <w:rFonts w:ascii="Arial" w:cs="Arial" w:eastAsia="Arial" w:hAnsi="Arial"/>
-                <w:b/>
-                <w:bCs/>
-                <w:caps/>
-                <w:color w:val="6B7A74"/>
-                <w:spacing w:val="14"/>
-                <w:sz w:val="16"/>
-                <w:szCs w:val="16"/>
-              </w:rPr>
-              <w:t xml:space="preserve">Commentaire</w:t>
-            </w:r>
-          </w:p>
-        </w:tc>
-        <w:tc>
-          <w:tcPr>
-            <w:tcW w:type="dxa" w:w="7538"/>
-            <w:tcBorders>
-              <w:top w:val="single" w:color="D3DCD8" w:sz="4"/>
-              <w:left w:val="single" w:color="D3DCD8" w:sz="4"/>
-              <w:bottom w:val="single" w:color="D3DCD8" w:sz="4"/>
-              <w:right w:val="single" w:color="D3DCD8" w:sz="4"/>
-            </w:tcBorders>
-            <w:shd w:fill="FFF8E1" w:color="auto" w:val="clear"/>
-            <w:tcMar>
-              <w:top w:type="dxa" w:w="80"/>
-              <w:left w:type="dxa" w:w="120"/>
-              <w:bottom w:type="dxa" w:w="80"/>
-              <w:right w:type="dxa" w:w="120"/>
-            </w:tcMar>
-          </w:tcPr>
-          <w:p>
-            <w:pPr>
-              <w:spacing w:after="0" w:line="252"/>
-            </w:pPr>
-            <w:r>
-              <w:rPr>
-                <w:rFonts w:ascii="Arial" w:cs="Arial" w:eastAsia="Arial" w:hAnsi="Arial"/>
-                <w:color w:val="3C4A45"/>
-                <w:sz w:val="19"/>
-                <w:szCs w:val="19"/>
-              </w:rPr>
-              <w:t xml:space="preserve"/>
-            </w:r>
-          </w:p>
-        </w:tc>
-      </w:tr>
-    </w:tbl>
-    <w:p>
-      <w:pPr>
-        <w:spacing w:after="200"/>
-      </w:pPr>
-      <w:r>
-        <w:rPr>
-          <w:rFonts w:ascii="Arial" w:cs="Arial" w:eastAsia="Arial" w:hAnsi="Arial"/>
-          <w:color w:val="3C4A45"/>
-          <w:sz w:val="19"/>
-          <w:szCs w:val="19"/>
-        </w:rPr>
-        <w:t xml:space="preserve"/>
-      </w:r>
-    </w:p>
-    <w:tbl>
-      <w:tblPr>
-        <w:tblW w:type="dxa" w:w="9638"/>
-        <w:tblBorders>
-          <w:top w:val="single" w:color="auto" w:sz="4"/>
-          <w:left w:val="single" w:color="auto" w:sz="4"/>
-          <w:bottom w:val="single" w:color="auto" w:sz="4"/>
-          <w:right w:val="single" w:color="auto" w:sz="4"/>
-          <w:insideH w:val="single" w:color="auto" w:sz="4"/>
-          <w:insideV w:val="single" w:color="auto" w:sz="4"/>
-        </w:tblBorders>
-      </w:tblPr>
-      <w:tblGrid>
-        <w:gridCol w:w="2100"/>
-        <w:gridCol w:w="7538"/>
-      </w:tblGrid>
-      <w:tr>
-        <w:tc>
-          <w:tcPr>
-            <w:tcW w:type="dxa" w:w="9638"/>
-            <w:gridSpan w:val="2"/>
-            <w:tcBorders>
-              <w:top w:val="single" w:color="D3DCD8" w:sz="4"/>
-              <w:left w:val="single" w:color="D3DCD8" w:sz="4"/>
-              <w:bottom w:val="single" w:color="D3DCD8" w:sz="4"/>
-              <w:right w:val="single" w:color="D3DCD8" w:sz="4"/>
-            </w:tcBorders>
-            <w:shd w:fill="F6EFE2" w:color="auto" w:val="clear"/>
-            <w:tcMar>
-              <w:top w:type="dxa" w:w="80"/>
-              <w:left w:type="dxa" w:w="120"/>
-              <w:bottom w:type="dxa" w:w="80"/>
-              <w:right w:type="dxa" w:w="120"/>
-            </w:tcMar>
-          </w:tcPr>
-          <w:p>
-            <w:pPr>
-              <w:spacing w:after="0" w:line="252"/>
-            </w:pPr>
-            <w:r>
-              <w:rPr>
-                <w:rFonts w:ascii="Consolas" w:cs="Consolas" w:eastAsia="Consolas" w:hAnsi="Consolas"/>
-                <w:b/>
-                <w:bCs/>
-                <w:color w:val="8A5D0B"/>
-                <w:sz w:val="20"/>
-                <w:szCs w:val="20"/>
-              </w:rPr>
-              <w:t xml:space="preserve">E3   </w:t>
-            </w:r>
-            <w:r>
-              <w:rPr>
-                <w:rFonts w:ascii="Arial" w:cs="Arial" w:eastAsia="Arial" w:hAnsi="Arial"/>
-                <w:b/>
-                <w:bCs/>
-                <w:color w:val="16211D"/>
-                <w:sz w:val="21"/>
-                <w:szCs w:val="21"/>
-              </w:rPr>
-              <w:t xml:space="preserve">Le filtre site existe en double</w:t>
-            </w:r>
-          </w:p>
-        </w:tc>
-      </w:tr>
-      <w:tr>
-        <w:tc>
-          <w:tcPr>
-            <w:tcW w:type="dxa" w:w="2100"/>
-            <w:tcBorders>
-              <w:top w:val="single" w:color="D3DCD8" w:sz="4"/>
-              <w:left w:val="single" w:color="D3DCD8" w:sz="4"/>
-              <w:bottom w:val="single" w:color="D3DCD8" w:sz="4"/>
-              <w:right w:val="single" w:color="D3DCD8" w:sz="4"/>
-            </w:tcBorders>
-            <w:shd w:fill="EDF2F0" w:color="auto" w:val="clear"/>
-            <w:tcMar>
-              <w:top w:type="dxa" w:w="80"/>
-              <w:left w:type="dxa" w:w="120"/>
-              <w:bottom w:type="dxa" w:w="80"/>
-              <w:right w:type="dxa" w:w="120"/>
-            </w:tcMar>
-          </w:tcPr>
-          <w:p>
-            <w:pPr>
-              <w:spacing w:after="0" w:line="252"/>
-            </w:pPr>
-            <w:r>
-              <w:rPr>
-                <w:rFonts w:ascii="Arial" w:cs="Arial" w:eastAsia="Arial" w:hAnsi="Arial"/>
-                <w:b/>
-                <w:bCs/>
-                <w:caps/>
-                <w:color w:val="6B7A74"/>
-                <w:spacing w:val="14"/>
-                <w:sz w:val="16"/>
-                <w:szCs w:val="16"/>
-              </w:rPr>
-              <w:t xml:space="preserve">Niveau de preuve</w:t>
-            </w:r>
-          </w:p>
-        </w:tc>
-        <w:tc>
-          <w:tcPr>
-            <w:tcW w:type="dxa" w:w="7538"/>
-            <w:tcBorders>
-              <w:top w:val="single" w:color="D3DCD8" w:sz="4"/>
-              <w:left w:val="single" w:color="D3DCD8" w:sz="4"/>
-              <w:bottom w:val="single" w:color="D3DCD8" w:sz="4"/>
-              <w:right w:val="single" w:color="D3DCD8" w:sz="4"/>
-            </w:tcBorders>
-            <w:tcMar>
-              <w:top w:type="dxa" w:w="80"/>
-              <w:left w:type="dxa" w:w="120"/>
-              <w:bottom w:type="dxa" w:w="80"/>
-              <w:right w:type="dxa" w:w="120"/>
-            </w:tcMar>
-          </w:tcPr>
-          <w:p>
-            <w:pPr>
-              <w:spacing w:after="0" w:line="252"/>
-            </w:pPr>
-            <w:r>
-              <w:rPr>
-                <w:rFonts w:ascii="Arial" w:cs="Arial" w:eastAsia="Arial" w:hAnsi="Arial"/>
-                <w:b/>
-                <w:bCs/>
-                <w:color w:val="6B7A74"/>
-                <w:sz w:val="17"/>
-                <w:szCs w:val="17"/>
-              </w:rPr>
-              <w:t xml:space="preserve">Lu dans le code</w:t>
-            </w:r>
-          </w:p>
-        </w:tc>
-      </w:tr>
-      <w:tr>
-        <w:tc>
-          <w:tcPr>
-            <w:tcW w:type="dxa" w:w="2100"/>
-            <w:tcBorders>
-              <w:top w:val="single" w:color="D3DCD8" w:sz="4"/>
-              <w:left w:val="single" w:color="D3DCD8" w:sz="4"/>
-              <w:bottom w:val="single" w:color="D3DCD8" w:sz="4"/>
-              <w:right w:val="single" w:color="D3DCD8" w:sz="4"/>
-            </w:tcBorders>
-            <w:shd w:fill="EDF2F0" w:color="auto" w:val="clear"/>
-            <w:tcMar>
-              <w:top w:type="dxa" w:w="80"/>
-              <w:left w:type="dxa" w:w="120"/>
-              <w:bottom w:type="dxa" w:w="80"/>
-              <w:right w:type="dxa" w:w="120"/>
-            </w:tcMar>
-          </w:tcPr>
-          <w:p>
-            <w:pPr>
-              <w:spacing w:after="0" w:line="252"/>
-            </w:pPr>
-            <w:r>
-              <w:rPr>
-                <w:rFonts w:ascii="Arial" w:cs="Arial" w:eastAsia="Arial" w:hAnsi="Arial"/>
-                <w:b/>
-                <w:bCs/>
-                <w:caps/>
-                <w:color w:val="6B7A74"/>
-                <w:spacing w:val="14"/>
-                <w:sz w:val="16"/>
-                <w:szCs w:val="16"/>
-              </w:rPr>
-              <w:t xml:space="preserve">Signification</w:t>
-            </w:r>
-          </w:p>
-        </w:tc>
-        <w:tc>
-          <w:tcPr>
-            <w:tcW w:type="dxa" w:w="7538"/>
-            <w:tcBorders>
-              <w:top w:val="single" w:color="D3DCD8" w:sz="4"/>
-              <w:left w:val="single" w:color="D3DCD8" w:sz="4"/>
-              <w:bottom w:val="single" w:color="D3DCD8" w:sz="4"/>
-              <w:right w:val="single" w:color="D3DCD8" w:sz="4"/>
-            </w:tcBorders>
-            <w:tcMar>
-              <w:top w:type="dxa" w:w="80"/>
-              <w:left w:type="dxa" w:w="120"/>
-              <w:bottom w:type="dxa" w:w="80"/>
-              <w:right w:type="dxa" w:w="120"/>
-            </w:tcMar>
-          </w:tcPr>
-          <w:p>
-            <w:pPr>
-              <w:spacing w:after="0" w:line="252"/>
-            </w:pPr>
-            <w:r>
-              <w:rPr>
-                <w:rFonts w:ascii="Arial" w:cs="Arial" w:eastAsia="Arial" w:hAnsi="Arial"/>
-                <w:color w:val="3C4A45"/>
-                <w:sz w:val="19"/>
-                <w:szCs w:val="19"/>
-              </w:rPr>
-              <w:t xml:space="preserve">Un filtre site s'applique déjà à tout le rapport, et un sélecteur site est en plus présent sur chacune des 8 pages.</w:t>
-            </w:r>
-          </w:p>
-        </w:tc>
-      </w:tr>
-      <w:tr>
-        <w:tc>
-          <w:tcPr>
-            <w:tcW w:type="dxa" w:w="2100"/>
-            <w:tcBorders>
-              <w:top w:val="single" w:color="D3DCD8" w:sz="4"/>
-              <w:left w:val="single" w:color="D3DCD8" w:sz="4"/>
-              <w:bottom w:val="single" w:color="D3DCD8" w:sz="4"/>
-              <w:right w:val="single" w:color="D3DCD8" w:sz="4"/>
-            </w:tcBorders>
-            <w:shd w:fill="EDF2F0" w:color="auto" w:val="clear"/>
-            <w:tcMar>
-              <w:top w:type="dxa" w:w="80"/>
-              <w:left w:type="dxa" w:w="120"/>
-              <w:bottom w:type="dxa" w:w="80"/>
-              <w:right w:type="dxa" w:w="120"/>
-            </w:tcMar>
-          </w:tcPr>
-          <w:p>
-            <w:pPr>
-              <w:spacing w:after="0" w:line="252"/>
-            </w:pPr>
-            <w:r>
-              <w:rPr>
-                <w:rFonts w:ascii="Arial" w:cs="Arial" w:eastAsia="Arial" w:hAnsi="Arial"/>
-                <w:b/>
-                <w:bCs/>
-                <w:caps/>
-                <w:color w:val="6B7A74"/>
-                <w:spacing w:val="14"/>
-                <w:sz w:val="16"/>
-                <w:szCs w:val="16"/>
-              </w:rPr>
-              <w:t xml:space="preserve">Point d’attention</w:t>
-            </w:r>
-          </w:p>
-        </w:tc>
-        <w:tc>
-          <w:tcPr>
-            <w:tcW w:type="dxa" w:w="7538"/>
-            <w:tcBorders>
-              <w:top w:val="single" w:color="D3DCD8" w:sz="4"/>
-              <w:left w:val="single" w:color="D3DCD8" w:sz="4"/>
-              <w:bottom w:val="single" w:color="D3DCD8" w:sz="4"/>
-              <w:right w:val="single" w:color="D3DCD8" w:sz="4"/>
-            </w:tcBorders>
-            <w:tcMar>
-              <w:top w:type="dxa" w:w="80"/>
-              <w:left w:type="dxa" w:w="120"/>
-              <w:bottom w:type="dxa" w:w="80"/>
-              <w:right w:type="dxa" w:w="120"/>
-            </w:tcMar>
-          </w:tcPr>
-          <w:p>
-            <w:pPr>
-              <w:spacing w:after="0" w:line="252"/>
-            </w:pPr>
-            <w:r>
-              <w:rPr>
-                <w:rFonts w:ascii="Arial" w:cs="Arial" w:eastAsia="Arial" w:hAnsi="Arial"/>
-                <w:b w:val="false"/>
-                <w:bCs w:val="false"/>
-                <w:color w:val="3C4A45"/>
-                <w:sz w:val="19"/>
-                <w:szCs w:val="19"/>
-              </w:rPr>
-              <w:t xml:space="preserve">Sans conséquence sur les chiffres, mais redondant à l'écran.</w:t>
-            </w:r>
-          </w:p>
-        </w:tc>
-      </w:tr>
-      <w:tr>
-        <w:tc>
-          <w:tcPr>
-            <w:tcW w:type="dxa" w:w="2100"/>
-            <w:tcBorders>
-              <w:top w:val="single" w:color="D3DCD8" w:sz="4"/>
-              <w:left w:val="single" w:color="D3DCD8" w:sz="4"/>
-              <w:bottom w:val="single" w:color="D3DCD8" w:sz="4"/>
-              <w:right w:val="single" w:color="D3DCD8" w:sz="4"/>
-            </w:tcBorders>
-            <w:shd w:fill="FFF8E1" w:color="auto" w:val="clear"/>
-            <w:tcMar>
-              <w:top w:type="dxa" w:w="80"/>
-              <w:left w:type="dxa" w:w="120"/>
-              <w:bottom w:type="dxa" w:w="80"/>
-              <w:right w:type="dxa" w:w="120"/>
-            </w:tcMar>
-          </w:tcPr>
-          <w:p>
-            <w:pPr>
-              <w:spacing w:after="0" w:line="252"/>
-            </w:pPr>
-            <w:r>
-              <w:rPr>
-                <w:rFonts w:ascii="Arial" w:cs="Arial" w:eastAsia="Arial" w:hAnsi="Arial"/>
-                <w:b/>
-                <w:bCs/>
-                <w:caps/>
-                <w:color w:val="6B7A74"/>
-                <w:spacing w:val="14"/>
-                <w:sz w:val="16"/>
-                <w:szCs w:val="16"/>
-              </w:rPr>
-              <w:t xml:space="preserve">Décision</w:t>
-            </w:r>
-          </w:p>
-        </w:tc>
-        <w:tc>
-          <w:tcPr>
-            <w:tcW w:type="dxa" w:w="7538"/>
-            <w:tcBorders>
-              <w:top w:val="single" w:color="D3DCD8" w:sz="4"/>
-              <w:left w:val="single" w:color="D3DCD8" w:sz="4"/>
-              <w:bottom w:val="single" w:color="D3DCD8" w:sz="4"/>
-              <w:right w:val="single" w:color="D3DCD8" w:sz="4"/>
-            </w:tcBorders>
-            <w:shd w:fill="FFF8E1" w:color="auto" w:val="clear"/>
-            <w:tcMar>
-              <w:top w:type="dxa" w:w="80"/>
-              <w:left w:type="dxa" w:w="120"/>
-              <w:bottom w:type="dxa" w:w="80"/>
-              <w:right w:type="dxa" w:w="120"/>
-            </w:tcMar>
-          </w:tcPr>
-          <w:p>
-            <w:pPr>
-              <w:spacing w:after="0" w:line="252"/>
-            </w:pPr>
-            <w:r>
-              <w:rPr>
-                <w:rFonts w:ascii="Arial" w:cs="Arial" w:eastAsia="Arial" w:hAnsi="Arial"/>
-                <w:color w:val="3C4A45"/>
-                <w:sz w:val="19"/>
-                <w:szCs w:val="19"/>
-              </w:rPr>
-              <w:t xml:space="preserve"/>
-            </w:r>
-          </w:p>
-        </w:tc>
-      </w:tr>
-      <w:tr>
-        <w:tc>
-          <w:tcPr>
-            <w:tcW w:type="dxa" w:w="2100"/>
-            <w:tcBorders>
-              <w:top w:val="single" w:color="D3DCD8" w:sz="4"/>
-              <w:left w:val="single" w:color="D3DCD8" w:sz="4"/>
-              <w:bottom w:val="single" w:color="D3DCD8" w:sz="4"/>
-              <w:right w:val="single" w:color="D3DCD8" w:sz="4"/>
-            </w:tcBorders>
-            <w:shd w:fill="FFF8E1" w:color="auto" w:val="clear"/>
-            <w:tcMar>
-              <w:top w:type="dxa" w:w="80"/>
-              <w:left w:type="dxa" w:w="120"/>
-              <w:bottom w:type="dxa" w:w="80"/>
-              <w:right w:type="dxa" w:w="120"/>
-            </w:tcMar>
-          </w:tcPr>
-          <w:p>
-            <w:pPr>
-              <w:spacing w:after="0" w:line="252"/>
-            </w:pPr>
-            <w:r>
-              <w:rPr>
-                <w:rFonts w:ascii="Arial" w:cs="Arial" w:eastAsia="Arial" w:hAnsi="Arial"/>
-                <w:b/>
-                <w:bCs/>
-                <w:caps/>
-                <w:color w:val="6B7A74"/>
-                <w:spacing w:val="14"/>
-                <w:sz w:val="16"/>
-                <w:szCs w:val="16"/>
-              </w:rPr>
-              <w:t xml:space="preserve">Commentaire</w:t>
-            </w:r>
-          </w:p>
-        </w:tc>
-        <w:tc>
-          <w:tcPr>
-            <w:tcW w:type="dxa" w:w="7538"/>
-            <w:tcBorders>
-              <w:top w:val="single" w:color="D3DCD8" w:sz="4"/>
-              <w:left w:val="single" w:color="D3DCD8" w:sz="4"/>
-              <w:bottom w:val="single" w:color="D3DCD8" w:sz="4"/>
-              <w:right w:val="single" w:color="D3DCD8" w:sz="4"/>
-            </w:tcBorders>
-            <w:shd w:fill="FFF8E1" w:color="auto" w:val="clear"/>
-            <w:tcMar>
-              <w:top w:type="dxa" w:w="80"/>
-              <w:left w:type="dxa" w:w="120"/>
-              <w:bottom w:type="dxa" w:w="80"/>
-              <w:right w:type="dxa" w:w="120"/>
-            </w:tcMar>
-          </w:tcPr>
-          <w:p>
-            <w:pPr>
-              <w:spacing w:after="0" w:line="252"/>
-            </w:pPr>
-            <w:r>
-              <w:rPr>
-                <w:rFonts w:ascii="Arial" w:cs="Arial" w:eastAsia="Arial" w:hAnsi="Arial"/>
-                <w:color w:val="3C4A45"/>
-                <w:sz w:val="19"/>
-                <w:szCs w:val="19"/>
-              </w:rPr>
-              <w:t xml:space="preserve"/>
-            </w:r>
-          </w:p>
-        </w:tc>
-      </w:tr>
-    </w:tbl>
-    <w:p>
-      <w:pPr>
-        <w:spacing w:after="200"/>
-      </w:pPr>
-      <w:r>
-        <w:rPr>
-          <w:rFonts w:ascii="Arial" w:cs="Arial" w:eastAsia="Arial" w:hAnsi="Arial"/>
-          <w:color w:val="3C4A45"/>
-          <w:sz w:val="19"/>
-          <w:szCs w:val="19"/>
-        </w:rPr>
-        <w:t xml:space="preserve"/>
-      </w:r>
-    </w:p>
-    <w:tbl>
-      <w:tblPr>
-        <w:tblW w:type="dxa" w:w="9638"/>
-        <w:tblBorders>
-          <w:top w:val="single" w:color="auto" w:sz="4"/>
-          <w:left w:val="single" w:color="auto" w:sz="4"/>
-          <w:bottom w:val="single" w:color="auto" w:sz="4"/>
-          <w:right w:val="single" w:color="auto" w:sz="4"/>
-          <w:insideH w:val="single" w:color="auto" w:sz="4"/>
-          <w:insideV w:val="single" w:color="auto" w:sz="4"/>
-        </w:tblBorders>
-      </w:tblPr>
-      <w:tblGrid>
-        <w:gridCol w:w="2100"/>
-        <w:gridCol w:w="7538"/>
-      </w:tblGrid>
-      <w:tr>
-        <w:tc>
-          <w:tcPr>
-            <w:tcW w:type="dxa" w:w="9638"/>
-            <w:gridSpan w:val="2"/>
-            <w:tcBorders>
-              <w:top w:val="single" w:color="D3DCD8" w:sz="4"/>
-              <w:left w:val="single" w:color="D3DCD8" w:sz="4"/>
-              <w:bottom w:val="single" w:color="D3DCD8" w:sz="4"/>
-              <w:right w:val="single" w:color="D3DCD8" w:sz="4"/>
-            </w:tcBorders>
-            <w:shd w:fill="F6EFE2" w:color="auto" w:val="clear"/>
-            <w:tcMar>
-              <w:top w:type="dxa" w:w="80"/>
-              <w:left w:type="dxa" w:w="120"/>
-              <w:bottom w:type="dxa" w:w="80"/>
-              <w:right w:type="dxa" w:w="120"/>
-            </w:tcMar>
-          </w:tcPr>
-          <w:p>
-            <w:pPr>
-              <w:spacing w:after="0" w:line="252"/>
-            </w:pPr>
-            <w:r>
-              <w:rPr>
-                <w:rFonts w:ascii="Consolas" w:cs="Consolas" w:eastAsia="Consolas" w:hAnsi="Consolas"/>
-                <w:b/>
-                <w:bCs/>
-                <w:color w:val="8A5D0B"/>
-                <w:sz w:val="20"/>
-                <w:szCs w:val="20"/>
-              </w:rPr>
-              <w:t xml:space="preserve">E4   </w:t>
-            </w:r>
-            <w:r>
-              <w:rPr>
-                <w:rFonts w:ascii="Arial" w:cs="Arial" w:eastAsia="Arial" w:hAnsi="Arial"/>
-                <w:b/>
-                <w:bCs/>
-                <w:color w:val="16211D"/>
-                <w:sz w:val="21"/>
-                <w:szCs w:val="21"/>
-              </w:rPr>
-              <w:t xml:space="preserve">Des indicateurs d'évolution comparent des périodes glissantes</w:t>
-            </w:r>
-          </w:p>
-        </w:tc>
-      </w:tr>
-      <w:tr>
-        <w:tc>
-          <w:tcPr>
-            <w:tcW w:type="dxa" w:w="2100"/>
-            <w:tcBorders>
-              <w:top w:val="single" w:color="D3DCD8" w:sz="4"/>
-              <w:left w:val="single" w:color="D3DCD8" w:sz="4"/>
-              <w:bottom w:val="single" w:color="D3DCD8" w:sz="4"/>
-              <w:right w:val="single" w:color="D3DCD8" w:sz="4"/>
-            </w:tcBorders>
-            <w:shd w:fill="EDF2F0" w:color="auto" w:val="clear"/>
-            <w:tcMar>
-              <w:top w:type="dxa" w:w="80"/>
-              <w:left w:type="dxa" w:w="120"/>
-              <w:bottom w:type="dxa" w:w="80"/>
-              <w:right w:type="dxa" w:w="120"/>
-            </w:tcMar>
-          </w:tcPr>
-          <w:p>
-            <w:pPr>
-              <w:spacing w:after="0" w:line="252"/>
-            </w:pPr>
-            <w:r>
-              <w:rPr>
-                <w:rFonts w:ascii="Arial" w:cs="Arial" w:eastAsia="Arial" w:hAnsi="Arial"/>
-                <w:b/>
-                <w:bCs/>
-                <w:caps/>
-                <w:color w:val="6B7A74"/>
-                <w:spacing w:val="14"/>
-                <w:sz w:val="16"/>
-                <w:szCs w:val="16"/>
-              </w:rPr>
-              <w:t xml:space="preserve">Niveau de preuve</w:t>
-            </w:r>
-          </w:p>
-        </w:tc>
-        <w:tc>
-          <w:tcPr>
-            <w:tcW w:type="dxa" w:w="7538"/>
-            <w:tcBorders>
-              <w:top w:val="single" w:color="D3DCD8" w:sz="4"/>
-              <w:left w:val="single" w:color="D3DCD8" w:sz="4"/>
-              <w:bottom w:val="single" w:color="D3DCD8" w:sz="4"/>
-              <w:right w:val="single" w:color="D3DCD8" w:sz="4"/>
-            </w:tcBorders>
-            <w:tcMar>
-              <w:top w:type="dxa" w:w="80"/>
-              <w:left w:type="dxa" w:w="120"/>
-              <w:bottom w:type="dxa" w:w="80"/>
-              <w:right w:type="dxa" w:w="120"/>
-            </w:tcMar>
-          </w:tcPr>
-          <w:p>
-            <w:pPr>
-              <w:spacing w:after="0" w:line="252"/>
-            </w:pPr>
-            <w:r>
-              <w:rPr>
-                <w:rFonts w:ascii="Arial" w:cs="Arial" w:eastAsia="Arial" w:hAnsi="Arial"/>
-                <w:b/>
-                <w:bCs/>
-                <w:color w:val="8A5D0B"/>
-                <w:sz w:val="17"/>
-                <w:szCs w:val="17"/>
-              </w:rPr>
-              <w:t xml:space="preserve">Déduit — non testé</w:t>
-            </w:r>
-          </w:p>
-        </w:tc>
-      </w:tr>
-      <w:tr>
-        <w:tc>
-          <w:tcPr>
-            <w:tcW w:type="dxa" w:w="2100"/>
-            <w:tcBorders>
-              <w:top w:val="single" w:color="D3DCD8" w:sz="4"/>
-              <w:left w:val="single" w:color="D3DCD8" w:sz="4"/>
-              <w:bottom w:val="single" w:color="D3DCD8" w:sz="4"/>
-              <w:right w:val="single" w:color="D3DCD8" w:sz="4"/>
-            </w:tcBorders>
-            <w:shd w:fill="EDF2F0" w:color="auto" w:val="clear"/>
-            <w:tcMar>
-              <w:top w:type="dxa" w:w="80"/>
-              <w:left w:type="dxa" w:w="120"/>
-              <w:bottom w:type="dxa" w:w="80"/>
-              <w:right w:type="dxa" w:w="120"/>
-            </w:tcMar>
-          </w:tcPr>
-          <w:p>
-            <w:pPr>
-              <w:spacing w:after="0" w:line="252"/>
-            </w:pPr>
-            <w:r>
-              <w:rPr>
-                <w:rFonts w:ascii="Arial" w:cs="Arial" w:eastAsia="Arial" w:hAnsi="Arial"/>
-                <w:b/>
-                <w:bCs/>
-                <w:caps/>
-                <w:color w:val="6B7A74"/>
-                <w:spacing w:val="14"/>
-                <w:sz w:val="16"/>
-                <w:szCs w:val="16"/>
-              </w:rPr>
-              <w:t xml:space="preserve">Signification</w:t>
-            </w:r>
-          </w:p>
-        </w:tc>
-        <w:tc>
-          <w:tcPr>
-            <w:tcW w:type="dxa" w:w="7538"/>
-            <w:tcBorders>
-              <w:top w:val="single" w:color="D3DCD8" w:sz="4"/>
-              <w:left w:val="single" w:color="D3DCD8" w:sz="4"/>
-              <w:bottom w:val="single" w:color="D3DCD8" w:sz="4"/>
-              <w:right w:val="single" w:color="D3DCD8" w:sz="4"/>
-            </w:tcBorders>
-            <w:tcMar>
-              <w:top w:type="dxa" w:w="80"/>
-              <w:left w:type="dxa" w:w="120"/>
-              <w:bottom w:type="dxa" w:w="80"/>
-              <w:right w:type="dxa" w:w="120"/>
-            </w:tcMar>
-          </w:tcPr>
-          <w:p>
-            <w:pPr>
-              <w:spacing w:after="0" w:line="252"/>
-            </w:pPr>
-            <w:r>
-              <w:rPr>
-                <w:rFonts w:ascii="Arial" w:cs="Arial" w:eastAsia="Arial" w:hAnsi="Arial"/>
-                <w:color w:val="3C4A45"/>
-                <w:sz w:val="19"/>
-                <w:szCs w:val="19"/>
-              </w:rPr>
-              <w:t xml:space="preserve">Le rapport propose des évolutions sur 24 h, 7 jours et 30 jours, ainsi que des comparaisons de semaine et de mois glissants.</w:t>
-            </w:r>
-          </w:p>
-        </w:tc>
-      </w:tr>
-      <w:tr>
-        <w:tc>
-          <w:tcPr>
-            <w:tcW w:type="dxa" w:w="2100"/>
-            <w:tcBorders>
-              <w:top w:val="single" w:color="D3DCD8" w:sz="4"/>
-              <w:left w:val="single" w:color="D3DCD8" w:sz="4"/>
-              <w:bottom w:val="single" w:color="D3DCD8" w:sz="4"/>
-              <w:right w:val="single" w:color="D3DCD8" w:sz="4"/>
-            </w:tcBorders>
-            <w:shd w:fill="EDF2F0" w:color="auto" w:val="clear"/>
-            <w:tcMar>
-              <w:top w:type="dxa" w:w="80"/>
-              <w:left w:type="dxa" w:w="120"/>
-              <w:bottom w:type="dxa" w:w="80"/>
-              <w:right w:type="dxa" w:w="120"/>
-            </w:tcMar>
-          </w:tcPr>
-          <w:p>
-            <w:pPr>
-              <w:spacing w:after="0" w:line="252"/>
-            </w:pPr>
-            <w:r>
-              <w:rPr>
-                <w:rFonts w:ascii="Arial" w:cs="Arial" w:eastAsia="Arial" w:hAnsi="Arial"/>
-                <w:b/>
-                <w:bCs/>
-                <w:caps/>
-                <w:color w:val="6B7A74"/>
-                <w:spacing w:val="14"/>
-                <w:sz w:val="16"/>
-                <w:szCs w:val="16"/>
-              </w:rPr>
-              <w:t xml:space="preserve">Point d’attention</w:t>
-            </w:r>
-          </w:p>
-        </w:tc>
-        <w:tc>
-          <w:tcPr>
-            <w:tcW w:type="dxa" w:w="7538"/>
-            <w:tcBorders>
-              <w:top w:val="single" w:color="D3DCD8" w:sz="4"/>
-              <w:left w:val="single" w:color="D3DCD8" w:sz="4"/>
-              <w:bottom w:val="single" w:color="D3DCD8" w:sz="4"/>
-              <w:right w:val="single" w:color="D3DCD8" w:sz="4"/>
-            </w:tcBorders>
-            <w:tcMar>
-              <w:top w:type="dxa" w:w="80"/>
-              <w:left w:type="dxa" w:w="120"/>
-              <w:bottom w:type="dxa" w:w="80"/>
-              <w:right w:type="dxa" w:w="120"/>
-            </w:tcMar>
-          </w:tcPr>
-          <w:p>
-            <w:pPr>
-              <w:spacing w:after="0" w:line="252"/>
-            </w:pPr>
-            <w:r>
-              <w:rPr>
-                <w:rFonts w:ascii="Arial" w:cs="Arial" w:eastAsia="Arial" w:hAnsi="Arial"/>
-                <w:b w:val="false"/>
-                <w:bCs w:val="false"/>
-                <w:color w:val="3C4A45"/>
-                <w:sz w:val="19"/>
-                <w:szCs w:val="19"/>
-              </w:rPr>
-              <w:t xml:space="preserve">DÉDUIT, NON TESTÉ : si la période sélectionnée n'inclut pas les dernières 24 h, l'indicateur correspondant devrait afficher zéro. À vérifier en ouvrant le rapport.</w:t>
+              <w:t xml:space="preserve">À valider en atelier : cette hétérogénéité est-elle voulue ?</w:t>
             </w:r>
           </w:p>
         </w:tc>
@@ -14239,7 +10531,7 @@
           <w:sz w:val="19"/>
           <w:szCs w:val="19"/>
         </w:rPr>
-        <w:t xml:space="preserve">Sept sujets où le rapport applique aujourd’hui un choix qui n’a peut-être jamais été validé par le métier.</w:t>
+        <w:t xml:space="preserve">Cinq sujets où le rapport applique aujourd’hui un choix qui n’a peut-être jamais été validé par le métier.</w:t>
       </w:r>
     </w:p>
     <w:tbl>
@@ -15519,365 +11811,6 @@
                 <w:szCs w:val="19"/>
               </w:rPr>
               <w:t xml:space="preserve">L'échéance est cohérente pour de la supervision. La date de création serait plus comparable aux autres rapports.</w:t>
-            </w:r>
-          </w:p>
-        </w:tc>
-      </w:tr>
-      <w:tr>
-        <w:tc>
-          <w:tcPr>
-            <w:tcW w:type="dxa" w:w="2100"/>
-            <w:tcBorders>
-              <w:top w:val="single" w:color="D3DCD8" w:sz="4"/>
-              <w:left w:val="single" w:color="D3DCD8" w:sz="4"/>
-              <w:bottom w:val="single" w:color="D3DCD8" w:sz="4"/>
-              <w:right w:val="single" w:color="D3DCD8" w:sz="4"/>
-            </w:tcBorders>
-            <w:shd w:fill="FFF8E1" w:color="auto" w:val="clear"/>
-            <w:tcMar>
-              <w:top w:type="dxa" w:w="80"/>
-              <w:left w:type="dxa" w:w="120"/>
-              <w:bottom w:type="dxa" w:w="80"/>
-              <w:right w:type="dxa" w:w="120"/>
-            </w:tcMar>
-          </w:tcPr>
-          <w:p>
-            <w:pPr>
-              <w:spacing w:after="0" w:line="252"/>
-            </w:pPr>
-            <w:r>
-              <w:rPr>
-                <w:rFonts w:ascii="Arial" w:cs="Arial" w:eastAsia="Arial" w:hAnsi="Arial"/>
-                <w:b/>
-                <w:bCs/>
-                <w:caps/>
-                <w:color w:val="6B7A74"/>
-                <w:spacing w:val="14"/>
-                <w:sz w:val="16"/>
-                <w:szCs w:val="16"/>
-              </w:rPr>
-              <w:t xml:space="preserve">Décision</w:t>
-            </w:r>
-          </w:p>
-        </w:tc>
-        <w:tc>
-          <w:tcPr>
-            <w:tcW w:type="dxa" w:w="7538"/>
-            <w:tcBorders>
-              <w:top w:val="single" w:color="D3DCD8" w:sz="4"/>
-              <w:left w:val="single" w:color="D3DCD8" w:sz="4"/>
-              <w:bottom w:val="single" w:color="D3DCD8" w:sz="4"/>
-              <w:right w:val="single" w:color="D3DCD8" w:sz="4"/>
-            </w:tcBorders>
-            <w:shd w:fill="FFF8E1" w:color="auto" w:val="clear"/>
-            <w:tcMar>
-              <w:top w:type="dxa" w:w="80"/>
-              <w:left w:type="dxa" w:w="120"/>
-              <w:bottom w:type="dxa" w:w="80"/>
-              <w:right w:type="dxa" w:w="120"/>
-            </w:tcMar>
-          </w:tcPr>
-          <w:p>
-            <w:pPr>
-              <w:spacing w:after="0" w:line="252"/>
-            </w:pPr>
-            <w:r>
-              <w:rPr>
-                <w:rFonts w:ascii="Arial" w:cs="Arial" w:eastAsia="Arial" w:hAnsi="Arial"/>
-                <w:color w:val="3C4A45"/>
-                <w:sz w:val="19"/>
-                <w:szCs w:val="19"/>
-              </w:rPr>
-              <w:t xml:space="preserve"/>
-            </w:r>
-          </w:p>
-        </w:tc>
-      </w:tr>
-      <w:tr>
-        <w:tc>
-          <w:tcPr>
-            <w:tcW w:type="dxa" w:w="2100"/>
-            <w:tcBorders>
-              <w:top w:val="single" w:color="D3DCD8" w:sz="4"/>
-              <w:left w:val="single" w:color="D3DCD8" w:sz="4"/>
-              <w:bottom w:val="single" w:color="D3DCD8" w:sz="4"/>
-              <w:right w:val="single" w:color="D3DCD8" w:sz="4"/>
-            </w:tcBorders>
-            <w:shd w:fill="FFF8E1" w:color="auto" w:val="clear"/>
-            <w:tcMar>
-              <w:top w:type="dxa" w:w="80"/>
-              <w:left w:type="dxa" w:w="120"/>
-              <w:bottom w:type="dxa" w:w="80"/>
-              <w:right w:type="dxa" w:w="120"/>
-            </w:tcMar>
-          </w:tcPr>
-          <w:p>
-            <w:pPr>
-              <w:spacing w:after="0" w:line="252"/>
-            </w:pPr>
-            <w:r>
-              <w:rPr>
-                <w:rFonts w:ascii="Arial" w:cs="Arial" w:eastAsia="Arial" w:hAnsi="Arial"/>
-                <w:b/>
-                <w:bCs/>
-                <w:caps/>
-                <w:color w:val="6B7A74"/>
-                <w:spacing w:val="14"/>
-                <w:sz w:val="16"/>
-                <w:szCs w:val="16"/>
-              </w:rPr>
-              <w:t xml:space="preserve">Responsable / échéance</w:t>
-            </w:r>
-          </w:p>
-        </w:tc>
-        <w:tc>
-          <w:tcPr>
-            <w:tcW w:type="dxa" w:w="7538"/>
-            <w:tcBorders>
-              <w:top w:val="single" w:color="D3DCD8" w:sz="4"/>
-              <w:left w:val="single" w:color="D3DCD8" w:sz="4"/>
-              <w:bottom w:val="single" w:color="D3DCD8" w:sz="4"/>
-              <w:right w:val="single" w:color="D3DCD8" w:sz="4"/>
-            </w:tcBorders>
-            <w:shd w:fill="FFF8E1" w:color="auto" w:val="clear"/>
-            <w:tcMar>
-              <w:top w:type="dxa" w:w="80"/>
-              <w:left w:type="dxa" w:w="120"/>
-              <w:bottom w:type="dxa" w:w="80"/>
-              <w:right w:type="dxa" w:w="120"/>
-            </w:tcMar>
-          </w:tcPr>
-          <w:p>
-            <w:pPr>
-              <w:spacing w:after="0" w:line="252"/>
-            </w:pPr>
-            <w:r>
-              <w:rPr>
-                <w:rFonts w:ascii="Arial" w:cs="Arial" w:eastAsia="Arial" w:hAnsi="Arial"/>
-                <w:color w:val="3C4A45"/>
-                <w:sz w:val="19"/>
-                <w:szCs w:val="19"/>
-              </w:rPr>
-              <w:t xml:space="preserve"/>
-            </w:r>
-          </w:p>
-        </w:tc>
-      </w:tr>
-    </w:tbl>
-    <w:p>
-      <w:pPr>
-        <w:spacing w:after="200"/>
-      </w:pPr>
-      <w:r>
-        <w:rPr>
-          <w:rFonts w:ascii="Arial" w:cs="Arial" w:eastAsia="Arial" w:hAnsi="Arial"/>
-          <w:color w:val="3C4A45"/>
-          <w:sz w:val="19"/>
-          <w:szCs w:val="19"/>
-        </w:rPr>
-        <w:t xml:space="preserve"/>
-      </w:r>
-    </w:p>
-    <w:tbl>
-      <w:tblPr>
-        <w:tblW w:type="dxa" w:w="9638"/>
-        <w:tblBorders>
-          <w:top w:val="single" w:color="auto" w:sz="4"/>
-          <w:left w:val="single" w:color="auto" w:sz="4"/>
-          <w:bottom w:val="single" w:color="auto" w:sz="4"/>
-          <w:right w:val="single" w:color="auto" w:sz="4"/>
-          <w:insideH w:val="single" w:color="auto" w:sz="4"/>
-          <w:insideV w:val="single" w:color="auto" w:sz="4"/>
-        </w:tblBorders>
-      </w:tblPr>
-      <w:tblGrid>
-        <w:gridCol w:w="2100"/>
-        <w:gridCol w:w="7538"/>
-      </w:tblGrid>
-      <w:tr>
-        <w:tc>
-          <w:tcPr>
-            <w:tcW w:type="dxa" w:w="9638"/>
-            <w:gridSpan w:val="2"/>
-            <w:tcBorders>
-              <w:top w:val="single" w:color="D3DCD8" w:sz="4"/>
-              <w:left w:val="single" w:color="D3DCD8" w:sz="4"/>
-              <w:bottom w:val="single" w:color="D3DCD8" w:sz="4"/>
-              <w:right w:val="single" w:color="D3DCD8" w:sz="4"/>
-            </w:tcBorders>
-            <w:shd w:fill="F6EFE2" w:color="auto" w:val="clear"/>
-            <w:tcMar>
-              <w:top w:type="dxa" w:w="80"/>
-              <w:left w:type="dxa" w:w="120"/>
-              <w:bottom w:type="dxa" w:w="80"/>
-              <w:right w:type="dxa" w:w="120"/>
-            </w:tcMar>
-          </w:tcPr>
-          <w:p>
-            <w:pPr>
-              <w:spacing w:after="0" w:line="252"/>
-            </w:pPr>
-            <w:r>
-              <w:rPr>
-                <w:rFonts w:ascii="Consolas" w:cs="Consolas" w:eastAsia="Consolas" w:hAnsi="Consolas"/>
-                <w:b/>
-                <w:bCs/>
-                <w:color w:val="8A5D0B"/>
-                <w:sz w:val="20"/>
-                <w:szCs w:val="20"/>
-              </w:rPr>
-              <w:t xml:space="preserve">A1   </w:t>
-            </w:r>
-            <w:r>
-              <w:rPr>
-                <w:rFonts w:ascii="Arial" w:cs="Arial" w:eastAsia="Arial" w:hAnsi="Arial"/>
-                <w:b/>
-                <w:bCs/>
-                <w:color w:val="16211D"/>
-                <w:sz w:val="21"/>
-                <w:szCs w:val="21"/>
-              </w:rPr>
-              <w:t xml:space="preserve">Comment gérer l'arrivée d'un nouveau site ?</w:t>
-            </w:r>
-          </w:p>
-        </w:tc>
-      </w:tr>
-      <w:tr>
-        <w:tc>
-          <w:tcPr>
-            <w:tcW w:type="dxa" w:w="2100"/>
-            <w:tcBorders>
-              <w:top w:val="single" w:color="D3DCD8" w:sz="4"/>
-              <w:left w:val="single" w:color="D3DCD8" w:sz="4"/>
-              <w:bottom w:val="single" w:color="D3DCD8" w:sz="4"/>
-              <w:right w:val="single" w:color="D3DCD8" w:sz="4"/>
-            </w:tcBorders>
-            <w:shd w:fill="EDF2F0" w:color="auto" w:val="clear"/>
-            <w:tcMar>
-              <w:top w:type="dxa" w:w="80"/>
-              <w:left w:type="dxa" w:w="120"/>
-              <w:bottom w:type="dxa" w:w="80"/>
-              <w:right w:type="dxa" w:w="120"/>
-            </w:tcMar>
-          </w:tcPr>
-          <w:p>
-            <w:pPr>
-              <w:spacing w:after="0" w:line="252"/>
-            </w:pPr>
-            <w:r>
-              <w:rPr>
-                <w:rFonts w:ascii="Arial" w:cs="Arial" w:eastAsia="Arial" w:hAnsi="Arial"/>
-                <w:b/>
-                <w:bCs/>
-                <w:caps/>
-                <w:color w:val="6B7A74"/>
-                <w:spacing w:val="14"/>
-                <w:sz w:val="16"/>
-                <w:szCs w:val="16"/>
-              </w:rPr>
-              <w:t xml:space="preserve">Enjeu</w:t>
-            </w:r>
-          </w:p>
-        </w:tc>
-        <w:tc>
-          <w:tcPr>
-            <w:tcW w:type="dxa" w:w="7538"/>
-            <w:tcBorders>
-              <w:top w:val="single" w:color="D3DCD8" w:sz="4"/>
-              <w:left w:val="single" w:color="D3DCD8" w:sz="4"/>
-              <w:bottom w:val="single" w:color="D3DCD8" w:sz="4"/>
-              <w:right w:val="single" w:color="D3DCD8" w:sz="4"/>
-            </w:tcBorders>
-            <w:tcMar>
-              <w:top w:type="dxa" w:w="80"/>
-              <w:left w:type="dxa" w:w="120"/>
-              <w:bottom w:type="dxa" w:w="80"/>
-              <w:right w:type="dxa" w:w="120"/>
-            </w:tcMar>
-          </w:tcPr>
-          <w:p>
-            <w:pPr>
-              <w:spacing w:after="0" w:line="252"/>
-            </w:pPr>
-            <w:r>
-              <w:rPr>
-                <w:rFonts w:ascii="Arial" w:cs="Arial" w:eastAsia="Arial" w:hAnsi="Arial"/>
-                <w:b/>
-                <w:bCs/>
-                <w:color w:val="3C4A45"/>
-                <w:sz w:val="19"/>
-                <w:szCs w:val="19"/>
-              </w:rPr>
-              <w:t xml:space="preserve">Moyen</w:t>
-            </w:r>
-          </w:p>
-        </w:tc>
-      </w:tr>
-      <w:tr>
-        <w:tc>
-          <w:tcPr>
-            <w:tcW w:type="dxa" w:w="2100"/>
-            <w:tcBorders>
-              <w:top w:val="single" w:color="D3DCD8" w:sz="4"/>
-              <w:left w:val="single" w:color="D3DCD8" w:sz="4"/>
-              <w:bottom w:val="single" w:color="D3DCD8" w:sz="4"/>
-              <w:right w:val="single" w:color="D3DCD8" w:sz="4"/>
-            </w:tcBorders>
-            <w:shd w:fill="EDF2F0" w:color="auto" w:val="clear"/>
-            <w:tcMar>
-              <w:top w:type="dxa" w:w="80"/>
-              <w:left w:type="dxa" w:w="120"/>
-              <w:bottom w:type="dxa" w:w="80"/>
-              <w:right w:type="dxa" w:w="120"/>
-            </w:tcMar>
-          </w:tcPr>
-          <w:p>
-            <w:pPr>
-              <w:spacing w:after="0" w:line="252"/>
-            </w:pPr>
-            <w:r>
-              <w:rPr>
-                <w:rFonts w:ascii="Arial" w:cs="Arial" w:eastAsia="Arial" w:hAnsi="Arial"/>
-                <w:b/>
-                <w:bCs/>
-                <w:caps/>
-                <w:color w:val="6B7A74"/>
-                <w:spacing w:val="14"/>
-                <w:sz w:val="16"/>
-                <w:szCs w:val="16"/>
-              </w:rPr>
-              <w:t xml:space="preserve">Pourquoi</w:t>
-            </w:r>
-          </w:p>
-        </w:tc>
-        <w:tc>
-          <w:tcPr>
-            <w:tcW w:type="dxa" w:w="7538"/>
-            <w:tcBorders>
-              <w:top w:val="single" w:color="D3DCD8" w:sz="4"/>
-              <w:left w:val="single" w:color="D3DCD8" w:sz="4"/>
-              <w:bottom w:val="single" w:color="D3DCD8" w:sz="4"/>
-              <w:right w:val="single" w:color="D3DCD8" w:sz="4"/>
-            </w:tcBorders>
-            <w:tcMar>
-              <w:top w:type="dxa" w:w="80"/>
-              <w:left w:type="dxa" w:w="120"/>
-              <w:bottom w:type="dxa" w:w="80"/>
-              <w:right w:type="dxa" w:w="120"/>
-            </w:tcMar>
-          </w:tcPr>
-          <w:p>
-            <w:pPr>
-              <w:spacing w:after="0" w:line="252"/>
-            </w:pPr>
-            <w:r>
-              <w:rPr>
-                <w:rFonts w:ascii="Arial" w:cs="Arial" w:eastAsia="Arial" w:hAnsi="Arial"/>
-                <w:color w:val="3C4A45"/>
-                <w:sz w:val="19"/>
-                <w:szCs w:val="19"/>
-              </w:rPr>
-              <w:t xml:space="preserve">Le périmètre est figé dans le code à cinq endroits. Un oubli rend le site invisible sans aucun signal.</w:t>
             </w:r>
           </w:p>
         </w:tc>
